--- a/docs/8.TestPlan.docx
+++ b/docs/8.TestPlan.docx
@@ -404,7 +404,23 @@
           <w:sz w:val="26"/>
           <w:szCs w:val="26"/>
         </w:rPr>
-        <w:t>GVHD: Nguyễn Quốc Long</w:t>
+        <w:t xml:space="preserve">GVHD: </w:t>
+      </w:r>
+      <w:r>
+        <w:rPr>
+          <w:rFonts w:ascii="Times New Roman" w:eastAsia="Calibri" w:hAnsi="Times New Roman" w:cs="Times New Roman"/>
+          <w:sz w:val="26"/>
+          <w:szCs w:val="26"/>
+        </w:rPr>
+        <w:t xml:space="preserve">  </w:t>
+      </w:r>
+      <w:r>
+        <w:rPr>
+          <w:rFonts w:ascii="Times New Roman" w:eastAsia="Calibri" w:hAnsi="Times New Roman" w:cs="Times New Roman"/>
+          <w:sz w:val="26"/>
+          <w:szCs w:val="26"/>
+        </w:rPr>
+        <w:t>Nguyễn Quốc Long</w:t>
       </w:r>
     </w:p>
     <w:p>
@@ -808,18 +824,7 @@
           <w:szCs w:val="32"/>
         </w:rPr>
         <w:lastRenderedPageBreak/>
-        <w:t>T</w:t>
-      </w:r>
-      <w:bookmarkStart w:id="0" w:name="_GoBack"/>
-      <w:bookmarkEnd w:id="0"/>
-      <w:r>
-        <w:rPr>
-          <w:rFonts w:ascii="Times New Roman" w:hAnsi="Times New Roman" w:cs="Times New Roman"/>
-          <w:b/>
-          <w:sz w:val="32"/>
-          <w:szCs w:val="32"/>
-        </w:rPr>
-        <w:t>HÔNG TIN DỰ ÁN</w:t>
+        <w:t>THÔNG TIN DỰ ÁN</w:t>
       </w:r>
     </w:p>
     <w:tbl>
@@ -830,15 +835,15 @@
         <w:tblLook w:val="04A0" w:firstRow="1" w:lastRow="0" w:firstColumn="1" w:lastColumn="0" w:noHBand="0" w:noVBand="1"/>
       </w:tblPr>
       <w:tblGrid>
-        <w:gridCol w:w="1011"/>
-        <w:gridCol w:w="1583"/>
+        <w:gridCol w:w="967"/>
+        <w:gridCol w:w="1652"/>
         <w:gridCol w:w="4811"/>
-        <w:gridCol w:w="1549"/>
+        <w:gridCol w:w="1524"/>
       </w:tblGrid>
       <w:tr>
         <w:tc>
           <w:tcPr>
-            <w:tcW w:w="1052" w:type="dxa"/>
+            <w:tcW w:w="1011" w:type="dxa"/>
             <w:shd w:val="clear" w:color="auto" w:fill="DBE5F1" w:themeFill="accent1" w:themeFillTint="33"/>
           </w:tcPr>
           <w:p>
@@ -864,7 +869,7 @@
         </w:tc>
         <w:tc>
           <w:tcPr>
-            <w:tcW w:w="7902" w:type="dxa"/>
+            <w:tcW w:w="7943" w:type="dxa"/>
             <w:gridSpan w:val="3"/>
           </w:tcPr>
           <w:p>
@@ -890,7 +895,7 @@
       <w:tr>
         <w:tc>
           <w:tcPr>
-            <w:tcW w:w="1052" w:type="dxa"/>
+            <w:tcW w:w="1011" w:type="dxa"/>
             <w:shd w:val="clear" w:color="auto" w:fill="DBE5F1" w:themeFill="accent1" w:themeFillTint="33"/>
           </w:tcPr>
           <w:p>
@@ -916,7 +921,7 @@
         </w:tc>
         <w:tc>
           <w:tcPr>
-            <w:tcW w:w="7902" w:type="dxa"/>
+            <w:tcW w:w="7943" w:type="dxa"/>
             <w:gridSpan w:val="3"/>
           </w:tcPr>
           <w:p>
@@ -942,7 +947,7 @@
       <w:tr>
         <w:tc>
           <w:tcPr>
-            <w:tcW w:w="1052" w:type="dxa"/>
+            <w:tcW w:w="1011" w:type="dxa"/>
             <w:shd w:val="clear" w:color="auto" w:fill="DBE5F1" w:themeFill="accent1" w:themeFillTint="33"/>
           </w:tcPr>
           <w:p>
@@ -968,7 +973,7 @@
         </w:tc>
         <w:tc>
           <w:tcPr>
-            <w:tcW w:w="1715" w:type="dxa"/>
+            <w:tcW w:w="2026" w:type="dxa"/>
           </w:tcPr>
           <w:p>
             <w:pPr>
@@ -991,7 +996,7 @@
         </w:tc>
         <w:tc>
           <w:tcPr>
-            <w:tcW w:w="4615" w:type="dxa"/>
+            <w:tcW w:w="4368" w:type="dxa"/>
           </w:tcPr>
           <w:p>
             <w:pPr>
@@ -1016,7 +1021,7 @@
         </w:tc>
         <w:tc>
           <w:tcPr>
-            <w:tcW w:w="1572" w:type="dxa"/>
+            <w:tcW w:w="1549" w:type="dxa"/>
           </w:tcPr>
           <w:p>
             <w:pPr>
@@ -1041,7 +1046,7 @@
       <w:tr>
         <w:tc>
           <w:tcPr>
-            <w:tcW w:w="1052" w:type="dxa"/>
+            <w:tcW w:w="1011" w:type="dxa"/>
             <w:shd w:val="clear" w:color="auto" w:fill="DBE5F1" w:themeFill="accent1" w:themeFillTint="33"/>
           </w:tcPr>
           <w:p>
@@ -1067,7 +1072,7 @@
         </w:tc>
         <w:tc>
           <w:tcPr>
-            <w:tcW w:w="7902" w:type="dxa"/>
+            <w:tcW w:w="7943" w:type="dxa"/>
             <w:gridSpan w:val="3"/>
           </w:tcPr>
           <w:p>
@@ -1093,7 +1098,7 @@
       <w:tr>
         <w:tc>
           <w:tcPr>
-            <w:tcW w:w="1052" w:type="dxa"/>
+            <w:tcW w:w="1011" w:type="dxa"/>
             <w:shd w:val="clear" w:color="auto" w:fill="DBE5F1" w:themeFill="accent1" w:themeFillTint="33"/>
           </w:tcPr>
           <w:p>
@@ -1119,7 +1124,7 @@
         </w:tc>
         <w:tc>
           <w:tcPr>
-            <w:tcW w:w="7902" w:type="dxa"/>
+            <w:tcW w:w="7943" w:type="dxa"/>
             <w:gridSpan w:val="3"/>
           </w:tcPr>
           <w:p>
@@ -1137,7 +1142,7 @@
                 <w:sz w:val="26"/>
                 <w:szCs w:val="26"/>
               </w:rPr>
-              <w:t>ThS. ……………</w:t>
+              <w:t>ThS.Nguyễn Quốc Long</w:t>
             </w:r>
           </w:p>
           <w:p>
@@ -1157,23 +1162,15 @@
               </w:rPr>
               <w:t xml:space="preserve">Email: </w:t>
             </w:r>
-            <w:hyperlink r:id="rId9" w:history="1">
-              <w:r>
-                <w:rPr>
-                  <w:rStyle w:val="Hyperlink"/>
-                  <w:rFonts w:ascii="Times New Roman" w:hAnsi="Times New Roman" w:cs="Times New Roman"/>
-                  <w:sz w:val="26"/>
-                  <w:szCs w:val="26"/>
-                </w:rPr>
-                <w:t>…</w:t>
-              </w:r>
-              <w:r>
-                <w:rPr>
-                  <w:rStyle w:val="Hyperlink"/>
-                </w:rPr>
-                <w:t>……………….</w:t>
-              </w:r>
-            </w:hyperlink>
+            <w:r>
+              <w:rPr>
+                <w:rFonts w:ascii="Times New Roman" w:hAnsi="Times New Roman" w:cs="Times New Roman"/>
+                <w:bCs/>
+                <w:sz w:val="26"/>
+                <w:szCs w:val="26"/>
+              </w:rPr>
+              <w:t>quoclongdng@gmail.com</w:t>
+            </w:r>
           </w:p>
           <w:p>
             <w:pPr>
@@ -1198,7 +1195,7 @@
       <w:tr>
         <w:tc>
           <w:tcPr>
-            <w:tcW w:w="1052" w:type="dxa"/>
+            <w:tcW w:w="1011" w:type="dxa"/>
             <w:shd w:val="clear" w:color="auto" w:fill="DBE5F1" w:themeFill="accent1" w:themeFillTint="33"/>
           </w:tcPr>
           <w:p>
@@ -1224,7 +1221,7 @@
         </w:tc>
         <w:tc>
           <w:tcPr>
-            <w:tcW w:w="7902" w:type="dxa"/>
+            <w:tcW w:w="7943" w:type="dxa"/>
             <w:gridSpan w:val="3"/>
           </w:tcPr>
           <w:p>
@@ -1262,23 +1259,15 @@
               </w:rPr>
               <w:t xml:space="preserve">Email: </w:t>
             </w:r>
-            <w:hyperlink r:id="rId10" w:history="1">
-              <w:r>
-                <w:rPr>
-                  <w:rStyle w:val="Hyperlink"/>
-                  <w:rFonts w:ascii="Times New Roman" w:hAnsi="Times New Roman" w:cs="Times New Roman"/>
-                  <w:sz w:val="26"/>
-                  <w:szCs w:val="26"/>
-                </w:rPr>
-                <w:t>…</w:t>
-              </w:r>
-              <w:r>
-                <w:rPr>
-                  <w:rStyle w:val="Hyperlink"/>
-                </w:rPr>
-                <w:t>……………….</w:t>
-              </w:r>
-            </w:hyperlink>
+            <w:r>
+              <w:rPr>
+                <w:rFonts w:ascii="Times New Roman" w:hAnsi="Times New Roman" w:cs="Times New Roman"/>
+                <w:bCs/>
+                <w:sz w:val="26"/>
+                <w:szCs w:val="26"/>
+              </w:rPr>
+              <w:t>quoclongdng@gmail.com</w:t>
+            </w:r>
           </w:p>
           <w:p>
             <w:pPr>
@@ -1303,7 +1292,7 @@
       <w:tr>
         <w:tc>
           <w:tcPr>
-            <w:tcW w:w="1052" w:type="dxa"/>
+            <w:tcW w:w="1011" w:type="dxa"/>
             <w:shd w:val="clear" w:color="auto" w:fill="DBE5F1" w:themeFill="accent1" w:themeFillTint="33"/>
           </w:tcPr>
           <w:p>
@@ -1329,7 +1318,7 @@
         </w:tc>
         <w:tc>
           <w:tcPr>
-            <w:tcW w:w="1715" w:type="dxa"/>
+            <w:tcW w:w="2026" w:type="dxa"/>
           </w:tcPr>
           <w:p>
             <w:pPr>
@@ -1340,12 +1329,15 @@
                 <w:szCs w:val="26"/>
               </w:rPr>
             </w:pPr>
-          </w:p>
-        </w:tc>
-        <w:tc>
-          <w:tcPr>
-            <w:tcW w:w="4615" w:type="dxa"/>
-          </w:tcPr>
+            <w:r>
+              <w:rPr>
+                <w:rFonts w:ascii="Times New Roman" w:hAnsi="Times New Roman" w:cs="Times New Roman"/>
+                <w:sz w:val="26"/>
+                <w:szCs w:val="26"/>
+              </w:rPr>
+              <w:t>ThS.Nguyễn Quốc Long</w:t>
+            </w:r>
+          </w:p>
           <w:p>
             <w:pPr>
               <w:spacing w:line="360" w:lineRule="auto"/>
@@ -1359,7 +1351,31 @@
         </w:tc>
         <w:tc>
           <w:tcPr>
-            <w:tcW w:w="1572" w:type="dxa"/>
+            <w:tcW w:w="4368" w:type="dxa"/>
+          </w:tcPr>
+          <w:p>
+            <w:pPr>
+              <w:spacing w:line="360" w:lineRule="auto"/>
+              <w:rPr>
+                <w:rFonts w:ascii="Times New Roman" w:hAnsi="Times New Roman" w:cs="Times New Roman"/>
+                <w:sz w:val="26"/>
+                <w:szCs w:val="26"/>
+              </w:rPr>
+            </w:pPr>
+            <w:r>
+              <w:rPr>
+                <w:rFonts w:ascii="Times New Roman" w:hAnsi="Times New Roman" w:cs="Times New Roman"/>
+                <w:bCs/>
+                <w:sz w:val="26"/>
+                <w:szCs w:val="26"/>
+              </w:rPr>
+              <w:t>quoclongdng@gmail.com</w:t>
+            </w:r>
+          </w:p>
+        </w:tc>
+        <w:tc>
+          <w:tcPr>
+            <w:tcW w:w="1549" w:type="dxa"/>
           </w:tcPr>
           <w:p>
             <w:pPr>
@@ -1376,7 +1392,7 @@
       <w:tr>
         <w:tc>
           <w:tcPr>
-            <w:tcW w:w="1052" w:type="dxa"/>
+            <w:tcW w:w="1011" w:type="dxa"/>
             <w:vMerge w:val="restart"/>
             <w:shd w:val="clear" w:color="auto" w:fill="DBE5F1" w:themeFill="accent1" w:themeFillTint="33"/>
           </w:tcPr>
@@ -1403,7 +1419,7 @@
         </w:tc>
         <w:tc>
           <w:tcPr>
-            <w:tcW w:w="1715" w:type="dxa"/>
+            <w:tcW w:w="2026" w:type="dxa"/>
           </w:tcPr>
           <w:p>
             <w:pPr>
@@ -1426,7 +1442,7 @@
         </w:tc>
         <w:tc>
           <w:tcPr>
-            <w:tcW w:w="4615" w:type="dxa"/>
+            <w:tcW w:w="4368" w:type="dxa"/>
           </w:tcPr>
           <w:p>
             <w:pPr>
@@ -1468,7 +1484,7 @@
         </w:tc>
         <w:tc>
           <w:tcPr>
-            <w:tcW w:w="1572" w:type="dxa"/>
+            <w:tcW w:w="1549" w:type="dxa"/>
           </w:tcPr>
           <w:p>
             <w:pPr>
@@ -1493,7 +1509,7 @@
       <w:tr>
         <w:tc>
           <w:tcPr>
-            <w:tcW w:w="1052" w:type="dxa"/>
+            <w:tcW w:w="1011" w:type="dxa"/>
             <w:vMerge/>
             <w:shd w:val="clear" w:color="auto" w:fill="DBE5F1" w:themeFill="accent1" w:themeFillTint="33"/>
           </w:tcPr>
@@ -1511,7 +1527,7 @@
         </w:tc>
         <w:tc>
           <w:tcPr>
-            <w:tcW w:w="1715" w:type="dxa"/>
+            <w:tcW w:w="2026" w:type="dxa"/>
           </w:tcPr>
           <w:p>
             <w:pPr>
@@ -1534,7 +1550,7 @@
         </w:tc>
         <w:tc>
           <w:tcPr>
-            <w:tcW w:w="4615" w:type="dxa"/>
+            <w:tcW w:w="4368" w:type="dxa"/>
           </w:tcPr>
           <w:p>
             <w:pPr>
@@ -1557,7 +1573,7 @@
         </w:tc>
         <w:tc>
           <w:tcPr>
-            <w:tcW w:w="1572" w:type="dxa"/>
+            <w:tcW w:w="1549" w:type="dxa"/>
           </w:tcPr>
           <w:p>
             <w:pPr>
@@ -1583,7 +1599,7 @@
       <w:tr>
         <w:tc>
           <w:tcPr>
-            <w:tcW w:w="1052" w:type="dxa"/>
+            <w:tcW w:w="1011" w:type="dxa"/>
             <w:vMerge/>
             <w:shd w:val="clear" w:color="auto" w:fill="DBE5F1" w:themeFill="accent1" w:themeFillTint="33"/>
           </w:tcPr>
@@ -1601,7 +1617,7 @@
         </w:tc>
         <w:tc>
           <w:tcPr>
-            <w:tcW w:w="1715" w:type="dxa"/>
+            <w:tcW w:w="2026" w:type="dxa"/>
           </w:tcPr>
           <w:p>
             <w:pPr>
@@ -1624,7 +1640,7 @@
         </w:tc>
         <w:tc>
           <w:tcPr>
-            <w:tcW w:w="4615" w:type="dxa"/>
+            <w:tcW w:w="4368" w:type="dxa"/>
           </w:tcPr>
           <w:p>
             <w:pPr>
@@ -1647,7 +1663,7 @@
         </w:tc>
         <w:tc>
           <w:tcPr>
-            <w:tcW w:w="1572" w:type="dxa"/>
+            <w:tcW w:w="1549" w:type="dxa"/>
           </w:tcPr>
           <w:p>
             <w:pPr>
@@ -1673,7 +1689,7 @@
       <w:tr>
         <w:tc>
           <w:tcPr>
-            <w:tcW w:w="1052" w:type="dxa"/>
+            <w:tcW w:w="1011" w:type="dxa"/>
             <w:vMerge/>
             <w:shd w:val="clear" w:color="auto" w:fill="DBE5F1" w:themeFill="accent1" w:themeFillTint="33"/>
           </w:tcPr>
@@ -1691,7 +1707,7 @@
         </w:tc>
         <w:tc>
           <w:tcPr>
-            <w:tcW w:w="1715" w:type="dxa"/>
+            <w:tcW w:w="2026" w:type="dxa"/>
           </w:tcPr>
           <w:p>
             <w:pPr>
@@ -1714,7 +1730,7 @@
         </w:tc>
         <w:tc>
           <w:tcPr>
-            <w:tcW w:w="4615" w:type="dxa"/>
+            <w:tcW w:w="4368" w:type="dxa"/>
           </w:tcPr>
           <w:p>
             <w:pPr>
@@ -1755,7 +1771,7 @@
         </w:tc>
         <w:tc>
           <w:tcPr>
-            <w:tcW w:w="1572" w:type="dxa"/>
+            <w:tcW w:w="1549" w:type="dxa"/>
           </w:tcPr>
           <w:p>
             <w:pPr>
@@ -1781,7 +1797,7 @@
       <w:tr>
         <w:tc>
           <w:tcPr>
-            <w:tcW w:w="1052" w:type="dxa"/>
+            <w:tcW w:w="1011" w:type="dxa"/>
             <w:shd w:val="clear" w:color="auto" w:fill="DBE5F1" w:themeFill="accent1" w:themeFillTint="33"/>
           </w:tcPr>
           <w:p>
@@ -1798,7 +1814,7 @@
         </w:tc>
         <w:tc>
           <w:tcPr>
-            <w:tcW w:w="1715" w:type="dxa"/>
+            <w:tcW w:w="2026" w:type="dxa"/>
           </w:tcPr>
           <w:p>
             <w:pPr>
@@ -1821,7 +1837,7 @@
         </w:tc>
         <w:tc>
           <w:tcPr>
-            <w:tcW w:w="4615" w:type="dxa"/>
+            <w:tcW w:w="4368" w:type="dxa"/>
           </w:tcPr>
           <w:p>
             <w:pPr>
@@ -1844,7 +1860,7 @@
         </w:tc>
         <w:tc>
           <w:tcPr>
-            <w:tcW w:w="1572" w:type="dxa"/>
+            <w:tcW w:w="1549" w:type="dxa"/>
           </w:tcPr>
           <w:p>
             <w:pPr>
@@ -2510,10 +2526,10 @@
         <w:tblLook w:val="04A0" w:firstRow="1" w:lastRow="0" w:firstColumn="1" w:lastColumn="0" w:noHBand="0" w:noVBand="1"/>
       </w:tblPr>
       <w:tblGrid>
-        <w:gridCol w:w="2144"/>
-        <w:gridCol w:w="3030"/>
-        <w:gridCol w:w="1549"/>
-        <w:gridCol w:w="2339"/>
+        <w:gridCol w:w="2142"/>
+        <w:gridCol w:w="3036"/>
+        <w:gridCol w:w="1547"/>
+        <w:gridCol w:w="2337"/>
       </w:tblGrid>
       <w:tr>
         <w:trPr>
@@ -2557,6 +2573,24 @@
             <w:pPr>
               <w:spacing w:line="360" w:lineRule="auto"/>
               <w:rPr>
+                <w:rFonts w:ascii="Times New Roman" w:hAnsi="Times New Roman" w:cs="Times New Roman"/>
+                <w:sz w:val="26"/>
+                <w:szCs w:val="26"/>
+              </w:rPr>
+            </w:pPr>
+            <w:r>
+              <w:rPr>
+                <w:rFonts w:ascii="Times New Roman" w:hAnsi="Times New Roman" w:cs="Times New Roman"/>
+                <w:sz w:val="26"/>
+                <w:szCs w:val="26"/>
+              </w:rPr>
+              <w:t>ThS.Nguyễn Quốc Long</w:t>
+            </w:r>
+          </w:p>
+          <w:p>
+            <w:pPr>
+              <w:spacing w:line="360" w:lineRule="auto"/>
+              <w:rPr>
                 <w:rFonts w:ascii="Times New Roman" w:eastAsia="Calibri" w:hAnsi="Times New Roman" w:cs="Times New Roman"/>
                 <w:sz w:val="26"/>
                 <w:szCs w:val="26"/>
@@ -2905,10 +2939,11 @@
               <w:rPr>
                 <w:rFonts w:ascii="Times New Roman" w:eastAsia="Calibri" w:hAnsi="Times New Roman" w:cs="Times New Roman"/>
                 <w:b/>
-                <w:sz w:val="26"/>
-                <w:szCs w:val="26"/>
-              </w:rPr>
-              <w:t>Quản lý dự án</w:t>
+                <w:bCs/>
+                <w:sz w:val="26"/>
+                <w:szCs w:val="26"/>
+              </w:rPr>
+              <w:t>Đội sản xuất</w:t>
             </w:r>
           </w:p>
         </w:tc>
@@ -2926,6 +2961,14 @@
                 <w:szCs w:val="26"/>
               </w:rPr>
             </w:pPr>
+            <w:r>
+              <w:rPr>
+                <w:rFonts w:ascii="Times New Roman" w:eastAsia="Calibri" w:hAnsi="Times New Roman" w:cs="Times New Roman"/>
+                <w:sz w:val="26"/>
+                <w:szCs w:val="26"/>
+              </w:rPr>
+              <w:t>Huỳnh Ngọc Vinh</w:t>
+            </w:r>
           </w:p>
         </w:tc>
         <w:tc>
@@ -3108,6 +3151,14 @@
                 <w:szCs w:val="26"/>
               </w:rPr>
             </w:pPr>
+            <w:r>
+              <w:rPr>
+                <w:rFonts w:ascii="Times New Roman" w:eastAsia="Calibri" w:hAnsi="Times New Roman" w:cs="Times New Roman"/>
+                <w:sz w:val="26"/>
+                <w:szCs w:val="26"/>
+              </w:rPr>
+              <w:t>Đỗ Phi Bình</w:t>
+            </w:r>
           </w:p>
         </w:tc>
         <w:tc>
@@ -3279,6 +3330,14 @@
                 <w:szCs w:val="26"/>
               </w:rPr>
             </w:pPr>
+            <w:r>
+              <w:rPr>
+                <w:rFonts w:ascii="Times New Roman" w:eastAsia="Calibri" w:hAnsi="Times New Roman" w:cs="Times New Roman"/>
+                <w:sz w:val="26"/>
+                <w:szCs w:val="26"/>
+              </w:rPr>
+              <w:t>Võ Thị Thu Hiền</w:t>
+            </w:r>
           </w:p>
         </w:tc>
         <w:tc>
@@ -3450,6 +3509,14 @@
                 <w:szCs w:val="26"/>
               </w:rPr>
             </w:pPr>
+            <w:r>
+              <w:rPr>
+                <w:rFonts w:ascii="Times New Roman" w:eastAsia="Calibri" w:hAnsi="Times New Roman" w:cs="Times New Roman"/>
+                <w:sz w:val="26"/>
+                <w:szCs w:val="26"/>
+              </w:rPr>
+              <w:t>Nguyễn Anh Vũ</w:t>
+            </w:r>
           </w:p>
         </w:tc>
         <w:tc>
@@ -3621,6 +3688,14 @@
                 <w:szCs w:val="26"/>
               </w:rPr>
             </w:pPr>
+            <w:r>
+              <w:rPr>
+                <w:rFonts w:ascii="Times New Roman" w:eastAsia="Calibri" w:hAnsi="Times New Roman" w:cs="Times New Roman"/>
+                <w:sz w:val="26"/>
+                <w:szCs w:val="26"/>
+              </w:rPr>
+              <w:t>Nguyễn Thị Thúy Vương</w:t>
+            </w:r>
           </w:p>
         </w:tc>
         <w:tc>
@@ -4441,7 +4516,7 @@
                 <w:sz w:val="26"/>
                 <w:szCs w:val="26"/>
               </w:rPr>
-              <w:t>6</w:t>
+              <w:t>7</w:t>
             </w:r>
             <w:r>
               <w:rPr>
@@ -5016,7 +5091,7 @@
                 <w:sz w:val="26"/>
                 <w:szCs w:val="26"/>
               </w:rPr>
-              <w:t>7</w:t>
+              <w:t>8</w:t>
             </w:r>
             <w:r>
               <w:rPr>
@@ -5936,7 +6011,7 @@
                 <w:sz w:val="26"/>
                 <w:szCs w:val="26"/>
               </w:rPr>
-              <w:t>14</w:t>
+              <w:t>13</w:t>
             </w:r>
             <w:r>
               <w:rPr>
@@ -6051,7 +6126,7 @@
                 <w:sz w:val="26"/>
                 <w:szCs w:val="26"/>
               </w:rPr>
-              <w:t>14</w:t>
+              <w:t>13</w:t>
             </w:r>
             <w:r>
               <w:rPr>
@@ -6166,7 +6241,7 @@
                 <w:sz w:val="26"/>
                 <w:szCs w:val="26"/>
               </w:rPr>
-              <w:t>14</w:t>
+              <w:t>13</w:t>
             </w:r>
             <w:r>
               <w:rPr>
@@ -6281,7 +6356,7 @@
                 <w:sz w:val="26"/>
                 <w:szCs w:val="26"/>
               </w:rPr>
-              <w:t>15</w:t>
+              <w:t>13</w:t>
             </w:r>
             <w:r>
               <w:rPr>
@@ -6351,7 +6426,7 @@
           <w:szCs w:val="26"/>
         </w:rPr>
       </w:pPr>
-      <w:bookmarkStart w:id="1" w:name="_Toc71815134"/>
+      <w:bookmarkStart w:id="0" w:name="_Toc71815134"/>
       <w:r>
         <w:rPr>
           <w:rFonts w:ascii="Times New Roman" w:hAnsi="Times New Roman" w:cs="Times New Roman"/>
@@ -6362,7 +6437,7 @@
         <w:lastRenderedPageBreak/>
         <w:t>GIỚI THIỆU</w:t>
       </w:r>
-      <w:bookmarkEnd w:id="1"/>
+      <w:bookmarkEnd w:id="0"/>
     </w:p>
     <w:p>
       <w:pPr>
@@ -6380,7 +6455,7 @@
           <w:szCs w:val="26"/>
         </w:rPr>
       </w:pPr>
-      <w:bookmarkStart w:id="2" w:name="_Toc71815135"/>
+      <w:bookmarkStart w:id="1" w:name="_Toc71815135"/>
       <w:r>
         <w:rPr>
           <w:rFonts w:ascii="Times New Roman" w:hAnsi="Times New Roman" w:cs="Times New Roman"/>
@@ -6390,7 +6465,7 @@
         </w:rPr>
         <w:t>Mục tiêu</w:t>
       </w:r>
-      <w:bookmarkEnd w:id="2"/>
+      <w:bookmarkEnd w:id="1"/>
     </w:p>
     <w:p>
       <w:pPr>
@@ -6408,12 +6483,19 @@
           <w:sz w:val="26"/>
           <w:szCs w:val="26"/>
         </w:rPr>
-        <w:t xml:space="preserve">Mục tiêu của tài liệu </w:t>
+        <w:t xml:space="preserve">Mục tiêu của tài </w:t>
       </w:r>
       <w:r>
         <w:rPr>
           <w:rFonts w:ascii="Times New Roman" w:eastAsia="Times New Roman" w:hAnsi="Times New Roman" w:cs="Times New Roman"/>
-          <w:b/>
+          <w:sz w:val="26"/>
+          <w:szCs w:val="26"/>
+        </w:rPr>
+        <w:t xml:space="preserve">liệu </w:t>
+      </w:r>
+      <w:r>
+        <w:rPr>
+          <w:rFonts w:ascii="Times New Roman" w:eastAsia="Times New Roman" w:hAnsi="Times New Roman" w:cs="Times New Roman"/>
           <w:bCs/>
           <w:sz w:val="26"/>
           <w:szCs w:val="26"/>
@@ -6431,7 +6513,6 @@
       <w:r>
         <w:rPr>
           <w:rFonts w:ascii="Times New Roman" w:eastAsia="Times New Roman" w:hAnsi="Times New Roman" w:cs="Times New Roman"/>
-          <w:b/>
           <w:bCs/>
           <w:sz w:val="26"/>
           <w:szCs w:val="26"/>
@@ -6667,7 +6748,7 @@
           <w:szCs w:val="26"/>
         </w:rPr>
       </w:pPr>
-      <w:bookmarkStart w:id="3" w:name="_Toc71815136"/>
+      <w:bookmarkStart w:id="2" w:name="_Toc71815136"/>
       <w:r>
         <w:rPr>
           <w:rFonts w:ascii="Times New Roman" w:hAnsi="Times New Roman" w:cs="Times New Roman"/>
@@ -6677,7 +6758,7 @@
         </w:rPr>
         <w:t>Phạm vi tài liệu</w:t>
       </w:r>
-      <w:bookmarkEnd w:id="3"/>
+      <w:bookmarkEnd w:id="2"/>
     </w:p>
     <w:p>
       <w:pPr>
@@ -7233,7 +7314,7 @@
           <w:szCs w:val="26"/>
         </w:rPr>
       </w:pPr>
-      <w:bookmarkStart w:id="4" w:name="_Toc71815137"/>
+      <w:bookmarkStart w:id="3" w:name="_Toc71815137"/>
       <w:r>
         <w:rPr>
           <w:rFonts w:ascii="Times New Roman" w:hAnsi="Times New Roman" w:cs="Times New Roman"/>
@@ -7243,7 +7324,7 @@
         </w:rPr>
         <w:t>Thuật ngữ tài liệu viết tắt</w:t>
       </w:r>
-      <w:bookmarkEnd w:id="4"/>
+      <w:bookmarkEnd w:id="3"/>
     </w:p>
     <w:tbl>
       <w:tblPr>
@@ -7265,6 +7346,7 @@
           </w:tcPr>
           <w:p>
             <w:pPr>
+              <w:spacing w:before="120"/>
               <w:jc w:val="right"/>
               <w:rPr>
                 <w:rFonts w:ascii="Times New Roman" w:eastAsia="Times New Roman" w:hAnsi="Times New Roman" w:cs="Times New Roman"/>
@@ -7294,6 +7376,7 @@
           </w:tcPr>
           <w:p>
             <w:pPr>
+              <w:spacing w:before="120"/>
               <w:jc w:val="center"/>
               <w:rPr>
                 <w:rFonts w:ascii="Times New Roman" w:eastAsia="Times New Roman" w:hAnsi="Times New Roman" w:cs="Times New Roman"/>
@@ -7323,6 +7406,7 @@
           </w:tcPr>
           <w:p>
             <w:pPr>
+              <w:spacing w:before="120"/>
               <w:jc w:val="center"/>
               <w:rPr>
                 <w:rFonts w:ascii="Times New Roman" w:eastAsia="Times New Roman" w:hAnsi="Times New Roman" w:cs="Times New Roman"/>
@@ -7353,6 +7437,7 @@
           </w:tcPr>
           <w:p>
             <w:pPr>
+              <w:spacing w:before="120"/>
               <w:jc w:val="center"/>
               <w:rPr>
                 <w:rFonts w:ascii="Times New Roman" w:eastAsia="Times New Roman" w:hAnsi="Times New Roman" w:cs="Times New Roman"/>
@@ -7377,6 +7462,7 @@
           </w:tcPr>
           <w:p>
             <w:pPr>
+              <w:spacing w:before="120"/>
               <w:rPr>
                 <w:rFonts w:ascii="Times New Roman" w:eastAsia="Times New Roman" w:hAnsi="Times New Roman" w:cs="Times New Roman"/>
                 <w:sz w:val="26"/>
@@ -7402,6 +7488,7 @@
           </w:tcPr>
           <w:p>
             <w:pPr>
+              <w:spacing w:before="120"/>
               <w:rPr>
                 <w:rFonts w:ascii="Times New Roman" w:eastAsia="Times New Roman" w:hAnsi="Times New Roman" w:cs="Times New Roman"/>
                 <w:sz w:val="26"/>
@@ -7427,6 +7514,7 @@
           </w:tcPr>
           <w:p>
             <w:pPr>
+              <w:spacing w:before="120"/>
               <w:jc w:val="center"/>
               <w:rPr>
                 <w:rFonts w:ascii="Times New Roman" w:eastAsia="Times New Roman" w:hAnsi="Times New Roman" w:cs="Times New Roman"/>
@@ -7451,6 +7539,7 @@
           </w:tcPr>
           <w:p>
             <w:pPr>
+              <w:spacing w:before="120"/>
               <w:rPr>
                 <w:rFonts w:ascii="Times New Roman" w:eastAsia="Times New Roman" w:hAnsi="Times New Roman" w:cs="Times New Roman"/>
                 <w:sz w:val="26"/>
@@ -7476,6 +7565,7 @@
           </w:tcPr>
           <w:p>
             <w:pPr>
+              <w:spacing w:before="120"/>
               <w:rPr>
                 <w:rFonts w:ascii="Times New Roman" w:eastAsia="Times New Roman" w:hAnsi="Times New Roman" w:cs="Times New Roman"/>
                 <w:sz w:val="26"/>
@@ -7501,6 +7591,7 @@
           </w:tcPr>
           <w:p>
             <w:pPr>
+              <w:spacing w:before="120"/>
               <w:jc w:val="center"/>
               <w:rPr>
                 <w:rFonts w:ascii="Times New Roman" w:eastAsia="Times New Roman" w:hAnsi="Times New Roman" w:cs="Times New Roman"/>
@@ -7525,6 +7616,7 @@
           </w:tcPr>
           <w:p>
             <w:pPr>
+              <w:spacing w:before="120"/>
               <w:rPr>
                 <w:rFonts w:ascii="Times New Roman" w:eastAsia="Times New Roman" w:hAnsi="Times New Roman" w:cs="Times New Roman"/>
                 <w:sz w:val="26"/>
@@ -7550,6 +7642,7 @@
           </w:tcPr>
           <w:p>
             <w:pPr>
+              <w:spacing w:before="120"/>
               <w:rPr>
                 <w:rFonts w:ascii="Times New Roman" w:eastAsia="Times New Roman" w:hAnsi="Times New Roman" w:cs="Times New Roman"/>
                 <w:sz w:val="26"/>
@@ -7575,6 +7668,7 @@
           </w:tcPr>
           <w:p>
             <w:pPr>
+              <w:spacing w:before="120"/>
               <w:jc w:val="center"/>
               <w:rPr>
                 <w:rFonts w:ascii="Times New Roman" w:eastAsia="Times New Roman" w:hAnsi="Times New Roman" w:cs="Times New Roman"/>
@@ -7599,6 +7693,7 @@
           </w:tcPr>
           <w:p>
             <w:pPr>
+              <w:spacing w:before="120"/>
               <w:rPr>
                 <w:rFonts w:ascii="Times New Roman" w:eastAsia="Times New Roman" w:hAnsi="Times New Roman" w:cs="Times New Roman"/>
                 <w:sz w:val="26"/>
@@ -7624,6 +7719,7 @@
           </w:tcPr>
           <w:p>
             <w:pPr>
+              <w:spacing w:before="120"/>
               <w:rPr>
                 <w:rFonts w:ascii="Times New Roman" w:eastAsia="Times New Roman" w:hAnsi="Times New Roman" w:cs="Times New Roman"/>
                 <w:sz w:val="26"/>
@@ -7649,6 +7745,7 @@
           </w:tcPr>
           <w:p>
             <w:pPr>
+              <w:spacing w:before="120"/>
               <w:jc w:val="center"/>
               <w:rPr>
                 <w:rFonts w:ascii="Times New Roman" w:eastAsia="Times New Roman" w:hAnsi="Times New Roman" w:cs="Times New Roman"/>
@@ -7673,6 +7770,7 @@
           </w:tcPr>
           <w:p>
             <w:pPr>
+              <w:spacing w:before="120"/>
               <w:rPr>
                 <w:rFonts w:ascii="Times New Roman" w:eastAsia="Times New Roman" w:hAnsi="Times New Roman" w:cs="Times New Roman"/>
                 <w:sz w:val="26"/>
@@ -7698,6 +7796,7 @@
           </w:tcPr>
           <w:p>
             <w:pPr>
+              <w:spacing w:before="120"/>
               <w:rPr>
                 <w:rFonts w:ascii="Times New Roman" w:eastAsia="Times New Roman" w:hAnsi="Times New Roman" w:cs="Times New Roman"/>
                 <w:sz w:val="26"/>
@@ -7723,6 +7822,7 @@
           </w:tcPr>
           <w:p>
             <w:pPr>
+              <w:spacing w:before="120"/>
               <w:jc w:val="center"/>
               <w:rPr>
                 <w:rFonts w:ascii="Times New Roman" w:eastAsia="Times New Roman" w:hAnsi="Times New Roman" w:cs="Times New Roman"/>
@@ -7747,6 +7847,7 @@
           </w:tcPr>
           <w:p>
             <w:pPr>
+              <w:spacing w:before="120"/>
               <w:rPr>
                 <w:rFonts w:ascii="Times New Roman" w:eastAsia="Times New Roman" w:hAnsi="Times New Roman" w:cs="Times New Roman"/>
                 <w:sz w:val="26"/>
@@ -7772,6 +7873,7 @@
           </w:tcPr>
           <w:p>
             <w:pPr>
+              <w:spacing w:before="120"/>
               <w:rPr>
                 <w:rFonts w:ascii="Times New Roman" w:eastAsia="Times New Roman" w:hAnsi="Times New Roman" w:cs="Times New Roman"/>
                 <w:sz w:val="26"/>
@@ -7797,6 +7899,7 @@
           </w:tcPr>
           <w:p>
             <w:pPr>
+              <w:spacing w:before="120"/>
               <w:jc w:val="center"/>
               <w:rPr>
                 <w:rFonts w:ascii="Times New Roman" w:eastAsia="Times New Roman" w:hAnsi="Times New Roman" w:cs="Times New Roman"/>
@@ -7821,6 +7924,7 @@
           </w:tcPr>
           <w:p>
             <w:pPr>
+              <w:spacing w:before="120"/>
               <w:rPr>
                 <w:rFonts w:ascii="Times New Roman" w:eastAsia="Times New Roman" w:hAnsi="Times New Roman" w:cs="Times New Roman"/>
                 <w:sz w:val="26"/>
@@ -7846,6 +7950,7 @@
           </w:tcPr>
           <w:p>
             <w:pPr>
+              <w:spacing w:before="120"/>
               <w:rPr>
                 <w:rFonts w:ascii="Times New Roman" w:eastAsia="Times New Roman" w:hAnsi="Times New Roman" w:cs="Times New Roman"/>
                 <w:sz w:val="26"/>
@@ -7871,6 +7976,7 @@
           </w:tcPr>
           <w:p>
             <w:pPr>
+              <w:spacing w:before="120"/>
               <w:jc w:val="center"/>
               <w:rPr>
                 <w:rFonts w:ascii="Times New Roman" w:eastAsia="Times New Roman" w:hAnsi="Times New Roman" w:cs="Times New Roman"/>
@@ -7895,6 +8001,7 @@
           </w:tcPr>
           <w:p>
             <w:pPr>
+              <w:spacing w:before="120"/>
               <w:rPr>
                 <w:rFonts w:ascii="Times New Roman" w:eastAsia="Times New Roman" w:hAnsi="Times New Roman" w:cs="Times New Roman"/>
                 <w:sz w:val="26"/>
@@ -7920,6 +8027,7 @@
           </w:tcPr>
           <w:p>
             <w:pPr>
+              <w:spacing w:before="120"/>
               <w:rPr>
                 <w:rFonts w:ascii="Times New Roman" w:eastAsia="Times New Roman" w:hAnsi="Times New Roman" w:cs="Times New Roman"/>
                 <w:sz w:val="26"/>
@@ -7945,6 +8053,7 @@
           </w:tcPr>
           <w:p>
             <w:pPr>
+              <w:spacing w:before="120"/>
               <w:jc w:val="center"/>
               <w:rPr>
                 <w:rFonts w:ascii="Times New Roman" w:eastAsia="Times New Roman" w:hAnsi="Times New Roman" w:cs="Times New Roman"/>
@@ -7969,6 +8078,7 @@
           </w:tcPr>
           <w:p>
             <w:pPr>
+              <w:spacing w:before="120"/>
               <w:rPr>
                 <w:rFonts w:ascii="Times New Roman" w:eastAsia="Times New Roman" w:hAnsi="Times New Roman" w:cs="Times New Roman"/>
                 <w:sz w:val="26"/>
@@ -7994,6 +8104,7 @@
           </w:tcPr>
           <w:p>
             <w:pPr>
+              <w:spacing w:before="120"/>
               <w:rPr>
                 <w:rFonts w:ascii="Times New Roman" w:eastAsia="Times New Roman" w:hAnsi="Times New Roman" w:cs="Times New Roman"/>
                 <w:sz w:val="26"/>
@@ -8019,6 +8130,7 @@
           </w:tcPr>
           <w:p>
             <w:pPr>
+              <w:spacing w:before="120"/>
               <w:jc w:val="center"/>
               <w:rPr>
                 <w:rFonts w:ascii="Times New Roman" w:eastAsia="Times New Roman" w:hAnsi="Times New Roman" w:cs="Times New Roman"/>
@@ -8043,6 +8155,7 @@
           </w:tcPr>
           <w:p>
             <w:pPr>
+              <w:spacing w:before="120"/>
               <w:rPr>
                 <w:rFonts w:ascii="Times New Roman" w:eastAsia="Times New Roman" w:hAnsi="Times New Roman" w:cs="Times New Roman"/>
                 <w:sz w:val="26"/>
@@ -8068,6 +8181,7 @@
           </w:tcPr>
           <w:p>
             <w:pPr>
+              <w:spacing w:before="120"/>
               <w:rPr>
                 <w:rFonts w:ascii="Times New Roman" w:eastAsia="Times New Roman" w:hAnsi="Times New Roman" w:cs="Times New Roman"/>
                 <w:sz w:val="26"/>
@@ -8093,6 +8207,7 @@
           </w:tcPr>
           <w:p>
             <w:pPr>
+              <w:spacing w:before="120"/>
               <w:jc w:val="center"/>
               <w:rPr>
                 <w:rFonts w:ascii="Times New Roman" w:eastAsia="Times New Roman" w:hAnsi="Times New Roman" w:cs="Times New Roman"/>
@@ -8117,6 +8232,7 @@
           </w:tcPr>
           <w:p>
             <w:pPr>
+              <w:spacing w:before="120"/>
               <w:rPr>
                 <w:rFonts w:ascii="Times New Roman" w:eastAsia="Times New Roman" w:hAnsi="Times New Roman" w:cs="Times New Roman"/>
                 <w:sz w:val="26"/>
@@ -8142,6 +8258,7 @@
           </w:tcPr>
           <w:p>
             <w:pPr>
+              <w:spacing w:before="120"/>
               <w:rPr>
                 <w:rFonts w:ascii="Times New Roman" w:eastAsia="Times New Roman" w:hAnsi="Times New Roman" w:cs="Times New Roman"/>
                 <w:sz w:val="26"/>
@@ -8167,6 +8284,7 @@
           </w:tcPr>
           <w:p>
             <w:pPr>
+              <w:spacing w:before="120"/>
               <w:jc w:val="center"/>
               <w:rPr>
                 <w:rFonts w:ascii="Times New Roman" w:eastAsia="Times New Roman" w:hAnsi="Times New Roman" w:cs="Times New Roman"/>
@@ -8191,6 +8309,7 @@
           </w:tcPr>
           <w:p>
             <w:pPr>
+              <w:spacing w:before="120"/>
               <w:rPr>
                 <w:rFonts w:ascii="Times New Roman" w:eastAsia="Times New Roman" w:hAnsi="Times New Roman" w:cs="Times New Roman"/>
                 <w:sz w:val="26"/>
@@ -8216,6 +8335,7 @@
           </w:tcPr>
           <w:p>
             <w:pPr>
+              <w:spacing w:before="120"/>
               <w:rPr>
                 <w:rFonts w:ascii="Times New Roman" w:eastAsia="Times New Roman" w:hAnsi="Times New Roman" w:cs="Times New Roman"/>
                 <w:sz w:val="26"/>
@@ -8241,6 +8361,7 @@
           </w:tcPr>
           <w:p>
             <w:pPr>
+              <w:spacing w:before="120"/>
               <w:jc w:val="center"/>
               <w:rPr>
                 <w:rFonts w:ascii="Times New Roman" w:eastAsia="Times New Roman" w:hAnsi="Times New Roman" w:cs="Times New Roman"/>
@@ -8265,6 +8386,7 @@
           </w:tcPr>
           <w:p>
             <w:pPr>
+              <w:spacing w:before="120"/>
               <w:rPr>
                 <w:rFonts w:ascii="Times New Roman" w:eastAsia="Times New Roman" w:hAnsi="Times New Roman" w:cs="Times New Roman"/>
                 <w:sz w:val="26"/>
@@ -8290,6 +8412,7 @@
           </w:tcPr>
           <w:p>
             <w:pPr>
+              <w:spacing w:before="120"/>
               <w:rPr>
                 <w:rFonts w:ascii="Times New Roman" w:eastAsia="Times New Roman" w:hAnsi="Times New Roman" w:cs="Times New Roman"/>
                 <w:sz w:val="26"/>
@@ -8315,6 +8438,7 @@
           </w:tcPr>
           <w:p>
             <w:pPr>
+              <w:spacing w:before="120"/>
               <w:jc w:val="center"/>
               <w:rPr>
                 <w:rFonts w:ascii="Times New Roman" w:eastAsia="Times New Roman" w:hAnsi="Times New Roman" w:cs="Times New Roman"/>
@@ -8339,6 +8463,7 @@
           </w:tcPr>
           <w:p>
             <w:pPr>
+              <w:spacing w:before="120"/>
               <w:rPr>
                 <w:rFonts w:ascii="Times New Roman" w:eastAsia="Times New Roman" w:hAnsi="Times New Roman" w:cs="Times New Roman"/>
                 <w:sz w:val="26"/>
@@ -8364,6 +8489,7 @@
           </w:tcPr>
           <w:p>
             <w:pPr>
+              <w:spacing w:before="120"/>
               <w:rPr>
                 <w:rFonts w:ascii="Times New Roman" w:eastAsia="Times New Roman" w:hAnsi="Times New Roman" w:cs="Times New Roman"/>
                 <w:sz w:val="26"/>
@@ -8389,6 +8515,7 @@
           </w:tcPr>
           <w:p>
             <w:pPr>
+              <w:spacing w:before="120"/>
               <w:jc w:val="center"/>
               <w:rPr>
                 <w:rFonts w:ascii="Times New Roman" w:eastAsia="Times New Roman" w:hAnsi="Times New Roman" w:cs="Times New Roman"/>
@@ -8413,6 +8540,7 @@
           </w:tcPr>
           <w:p>
             <w:pPr>
+              <w:spacing w:before="120"/>
               <w:rPr>
                 <w:rFonts w:ascii="Times New Roman" w:eastAsia="Times New Roman" w:hAnsi="Times New Roman" w:cs="Times New Roman"/>
                 <w:sz w:val="26"/>
@@ -8438,6 +8566,7 @@
           </w:tcPr>
           <w:p>
             <w:pPr>
+              <w:spacing w:before="120"/>
               <w:rPr>
                 <w:rFonts w:ascii="Times New Roman" w:eastAsia="Times New Roman" w:hAnsi="Times New Roman" w:cs="Times New Roman"/>
                 <w:sz w:val="26"/>
@@ -8463,6 +8592,7 @@
           </w:tcPr>
           <w:p>
             <w:pPr>
+              <w:spacing w:before="120"/>
               <w:jc w:val="center"/>
               <w:rPr>
                 <w:rFonts w:ascii="Times New Roman" w:eastAsia="Times New Roman" w:hAnsi="Times New Roman" w:cs="Times New Roman"/>
@@ -8487,6 +8617,7 @@
           </w:tcPr>
           <w:p>
             <w:pPr>
+              <w:spacing w:before="120"/>
               <w:rPr>
                 <w:rFonts w:ascii="Times New Roman" w:eastAsia="Times New Roman" w:hAnsi="Times New Roman" w:cs="Times New Roman"/>
                 <w:sz w:val="26"/>
@@ -8512,6 +8643,7 @@
           </w:tcPr>
           <w:p>
             <w:pPr>
+              <w:spacing w:before="120"/>
               <w:rPr>
                 <w:rFonts w:ascii="Times New Roman" w:eastAsia="Times New Roman" w:hAnsi="Times New Roman" w:cs="Times New Roman"/>
                 <w:sz w:val="26"/>
@@ -8537,6 +8669,7 @@
           </w:tcPr>
           <w:p>
             <w:pPr>
+              <w:spacing w:before="120"/>
               <w:jc w:val="center"/>
               <w:rPr>
                 <w:rFonts w:ascii="Times New Roman" w:eastAsia="Times New Roman" w:hAnsi="Times New Roman" w:cs="Times New Roman"/>
@@ -8561,6 +8694,7 @@
           </w:tcPr>
           <w:p>
             <w:pPr>
+              <w:spacing w:before="120"/>
               <w:rPr>
                 <w:rFonts w:ascii="Times New Roman" w:eastAsia="Times New Roman" w:hAnsi="Times New Roman" w:cs="Times New Roman"/>
                 <w:sz w:val="26"/>
@@ -8586,6 +8720,7 @@
           </w:tcPr>
           <w:p>
             <w:pPr>
+              <w:spacing w:before="120"/>
               <w:rPr>
                 <w:rFonts w:ascii="Times New Roman" w:eastAsia="Times New Roman" w:hAnsi="Times New Roman" w:cs="Times New Roman"/>
                 <w:sz w:val="26"/>
@@ -8611,6 +8746,7 @@
           </w:tcPr>
           <w:p>
             <w:pPr>
+              <w:spacing w:before="120"/>
               <w:jc w:val="center"/>
               <w:rPr>
                 <w:rFonts w:ascii="Times New Roman" w:eastAsia="Times New Roman" w:hAnsi="Times New Roman" w:cs="Times New Roman"/>
@@ -8635,6 +8771,7 @@
           </w:tcPr>
           <w:p>
             <w:pPr>
+              <w:spacing w:before="120"/>
               <w:rPr>
                 <w:rFonts w:ascii="Times New Roman" w:eastAsia="Times New Roman" w:hAnsi="Times New Roman" w:cs="Times New Roman"/>
                 <w:sz w:val="26"/>
@@ -8660,6 +8797,7 @@
           </w:tcPr>
           <w:p>
             <w:pPr>
+              <w:spacing w:before="120"/>
               <w:rPr>
                 <w:rFonts w:ascii="Times New Roman" w:eastAsia="Times New Roman" w:hAnsi="Times New Roman" w:cs="Times New Roman"/>
                 <w:sz w:val="26"/>
@@ -8685,6 +8823,7 @@
           </w:tcPr>
           <w:p>
             <w:pPr>
+              <w:spacing w:before="120"/>
               <w:jc w:val="center"/>
               <w:rPr>
                 <w:rFonts w:ascii="Times New Roman" w:eastAsia="Times New Roman" w:hAnsi="Times New Roman" w:cs="Times New Roman"/>
@@ -8709,6 +8848,7 @@
           </w:tcPr>
           <w:p>
             <w:pPr>
+              <w:spacing w:before="120"/>
               <w:rPr>
                 <w:rFonts w:ascii="Times New Roman" w:eastAsia="Times New Roman" w:hAnsi="Times New Roman" w:cs="Times New Roman"/>
                 <w:sz w:val="26"/>
@@ -8734,6 +8874,7 @@
           </w:tcPr>
           <w:p>
             <w:pPr>
+              <w:spacing w:before="120"/>
               <w:rPr>
                 <w:rFonts w:ascii="Times New Roman" w:eastAsia="Times New Roman" w:hAnsi="Times New Roman" w:cs="Times New Roman"/>
                 <w:sz w:val="26"/>
@@ -8759,6 +8900,7 @@
           </w:tcPr>
           <w:p>
             <w:pPr>
+              <w:spacing w:before="120"/>
               <w:jc w:val="center"/>
               <w:rPr>
                 <w:rFonts w:ascii="Times New Roman" w:eastAsia="Times New Roman" w:hAnsi="Times New Roman" w:cs="Times New Roman"/>
@@ -8783,6 +8925,7 @@
           </w:tcPr>
           <w:p>
             <w:pPr>
+              <w:spacing w:before="120"/>
               <w:rPr>
                 <w:rFonts w:ascii="Times New Roman" w:eastAsia="Times New Roman" w:hAnsi="Times New Roman" w:cs="Times New Roman"/>
                 <w:sz w:val="26"/>
@@ -8808,6 +8951,7 @@
           </w:tcPr>
           <w:p>
             <w:pPr>
+              <w:spacing w:before="120"/>
               <w:rPr>
                 <w:rFonts w:ascii="Times New Roman" w:eastAsia="Times New Roman" w:hAnsi="Times New Roman" w:cs="Times New Roman"/>
                 <w:sz w:val="26"/>
@@ -8833,6 +8977,7 @@
           </w:tcPr>
           <w:p>
             <w:pPr>
+              <w:spacing w:before="120"/>
               <w:jc w:val="center"/>
               <w:rPr>
                 <w:rFonts w:ascii="Times New Roman" w:eastAsia="Times New Roman" w:hAnsi="Times New Roman" w:cs="Times New Roman"/>
@@ -8846,6 +8991,7 @@
                 <w:sz w:val="26"/>
                 <w:szCs w:val="26"/>
               </w:rPr>
+              <w:lastRenderedPageBreak/>
               <w:t>21</w:t>
             </w:r>
           </w:p>
@@ -8857,6 +9003,7 @@
           </w:tcPr>
           <w:p>
             <w:pPr>
+              <w:spacing w:before="120"/>
               <w:rPr>
                 <w:rFonts w:ascii="Times New Roman" w:eastAsia="Times New Roman" w:hAnsi="Times New Roman" w:cs="Times New Roman"/>
                 <w:sz w:val="26"/>
@@ -8882,6 +9029,7 @@
           </w:tcPr>
           <w:p>
             <w:pPr>
+              <w:spacing w:before="120"/>
               <w:rPr>
                 <w:rFonts w:ascii="Times New Roman" w:eastAsia="Times New Roman" w:hAnsi="Times New Roman" w:cs="Times New Roman"/>
                 <w:sz w:val="26"/>
@@ -8929,7 +9077,7 @@
           <w:szCs w:val="26"/>
         </w:rPr>
       </w:pPr>
-      <w:bookmarkStart w:id="5" w:name="_Toc71815138"/>
+      <w:bookmarkStart w:id="4" w:name="_Toc71815138"/>
       <w:r>
         <w:rPr>
           <w:rFonts w:ascii="Times New Roman" w:hAnsi="Times New Roman" w:cs="Times New Roman"/>
@@ -8939,7 +9087,7 @@
         </w:rPr>
         <w:t>Tài liệu tham khảo</w:t>
       </w:r>
-      <w:bookmarkEnd w:id="5"/>
+      <w:bookmarkEnd w:id="4"/>
     </w:p>
     <w:p>
       <w:pPr>
@@ -9053,7 +9201,7 @@
           <w:szCs w:val="26"/>
         </w:rPr>
       </w:pPr>
-      <w:bookmarkStart w:id="6" w:name="_Toc71815139"/>
+      <w:bookmarkStart w:id="5" w:name="_Toc71815139"/>
       <w:r>
         <w:rPr>
           <w:rFonts w:ascii="Times New Roman" w:hAnsi="Times New Roman" w:cs="Times New Roman"/>
@@ -9061,10 +9209,9 @@
           <w:sz w:val="26"/>
           <w:szCs w:val="26"/>
         </w:rPr>
-        <w:lastRenderedPageBreak/>
         <w:t>Các mức kiểm thử</w:t>
       </w:r>
-      <w:bookmarkEnd w:id="6"/>
+      <w:bookmarkEnd w:id="5"/>
     </w:p>
     <w:p>
       <w:pPr>
@@ -9178,7 +9325,7 @@
           <w:szCs w:val="26"/>
         </w:rPr>
       </w:pPr>
-      <w:bookmarkStart w:id="7" w:name="_Toc71815140"/>
+      <w:bookmarkStart w:id="6" w:name="_Toc71815140"/>
       <w:r>
         <w:rPr>
           <w:rFonts w:ascii="Times New Roman" w:hAnsi="Times New Roman" w:cs="Times New Roman"/>
@@ -9188,7 +9335,7 @@
         </w:rPr>
         <w:t>CHI TIẾT</w:t>
       </w:r>
-      <w:bookmarkEnd w:id="7"/>
+      <w:bookmarkEnd w:id="6"/>
     </w:p>
     <w:p>
       <w:pPr>
@@ -9206,7 +9353,7 @@
           <w:szCs w:val="26"/>
         </w:rPr>
       </w:pPr>
-      <w:bookmarkStart w:id="8" w:name="_Toc71815141"/>
+      <w:bookmarkStart w:id="7" w:name="_Toc71815141"/>
       <w:r>
         <w:rPr>
           <w:rFonts w:ascii="Times New Roman" w:hAnsi="Times New Roman" w:cs="Times New Roman"/>
@@ -9216,7 +9363,7 @@
         </w:rPr>
         <w:t>Các chức năng kiểm thử trong sprint 1</w:t>
       </w:r>
-      <w:bookmarkEnd w:id="8"/>
+      <w:bookmarkEnd w:id="7"/>
     </w:p>
     <w:p>
       <w:pPr>
@@ -9436,7 +9583,7 @@
           <w:szCs w:val="26"/>
         </w:rPr>
       </w:pPr>
-      <w:bookmarkStart w:id="9" w:name="_Toc71815142"/>
+      <w:bookmarkStart w:id="8" w:name="_Toc71815142"/>
       <w:r>
         <w:rPr>
           <w:rFonts w:ascii="Times New Roman" w:hAnsi="Times New Roman" w:cs="Times New Roman"/>
@@ -9446,7 +9593,7 @@
         </w:rPr>
         <w:t>Các chức năng kiểm thử trong sprint 2</w:t>
       </w:r>
-      <w:bookmarkEnd w:id="9"/>
+      <w:bookmarkEnd w:id="8"/>
     </w:p>
     <w:p>
       <w:pPr>
@@ -9672,7 +9819,7 @@
           <w:szCs w:val="26"/>
         </w:rPr>
       </w:pPr>
-      <w:bookmarkStart w:id="10" w:name="_Toc71815143"/>
+      <w:bookmarkStart w:id="9" w:name="_Toc71815143"/>
       <w:r>
         <w:rPr>
           <w:rFonts w:ascii="Times New Roman" w:hAnsi="Times New Roman" w:cs="Times New Roman"/>
@@ -9680,9 +9827,10 @@
           <w:sz w:val="26"/>
           <w:szCs w:val="26"/>
         </w:rPr>
+        <w:lastRenderedPageBreak/>
         <w:t>Các chức năng kiểm thử trong sprint 3</w:t>
       </w:r>
-      <w:bookmarkEnd w:id="10"/>
+      <w:bookmarkEnd w:id="9"/>
     </w:p>
     <w:p>
       <w:pPr>
@@ -9897,7 +10045,6 @@
           <w:sz w:val="26"/>
           <w:szCs w:val="26"/>
         </w:rPr>
-        <w:lastRenderedPageBreak/>
         <w:t>Thêm tin tuyển dụng</w:t>
       </w:r>
       <w:r>
@@ -10085,7 +10232,7 @@
           <w:szCs w:val="26"/>
         </w:rPr>
       </w:pPr>
-      <w:bookmarkStart w:id="11" w:name="_Toc71815144"/>
+      <w:bookmarkStart w:id="10" w:name="_Toc71815144"/>
       <w:r>
         <w:rPr>
           <w:rFonts w:ascii="Times New Roman" w:hAnsi="Times New Roman" w:cs="Times New Roman"/>
@@ -10095,7 +10242,7 @@
         </w:rPr>
         <w:t>Các chức năng không được kiểm thử</w:t>
       </w:r>
-      <w:bookmarkEnd w:id="11"/>
+      <w:bookmarkEnd w:id="10"/>
     </w:p>
     <w:p>
       <w:pPr>
@@ -10138,7 +10285,7 @@
           <w:szCs w:val="26"/>
         </w:rPr>
       </w:pPr>
-      <w:bookmarkStart w:id="12" w:name="_Toc71815145"/>
+      <w:bookmarkStart w:id="11" w:name="_Toc71815145"/>
       <w:r>
         <w:rPr>
           <w:rFonts w:ascii="Times New Roman" w:hAnsi="Times New Roman" w:cs="Times New Roman"/>
@@ -10157,7 +10304,7 @@
         </w:rPr>
         <w:t>ệu</w:t>
       </w:r>
-      <w:bookmarkEnd w:id="12"/>
+      <w:bookmarkEnd w:id="11"/>
     </w:p>
     <w:p>
       <w:pPr>
@@ -10259,7 +10406,7 @@
           <w:szCs w:val="26"/>
         </w:rPr>
       </w:pPr>
-      <w:bookmarkStart w:id="13" w:name="_Toc71815146"/>
+      <w:bookmarkStart w:id="12" w:name="_Toc71815146"/>
       <w:r>
         <w:rPr>
           <w:rFonts w:ascii="Times New Roman" w:hAnsi="Times New Roman" w:cs="Times New Roman"/>
@@ -10270,7 +10417,7 @@
         <w:lastRenderedPageBreak/>
         <w:t>Lịch trình kiểm thử</w:t>
       </w:r>
-      <w:bookmarkEnd w:id="13"/>
+      <w:bookmarkEnd w:id="12"/>
     </w:p>
     <w:p>
       <w:pPr>
@@ -10288,7 +10435,7 @@
           <w:szCs w:val="26"/>
         </w:rPr>
       </w:pPr>
-      <w:bookmarkStart w:id="14" w:name="_Toc71815147"/>
+      <w:bookmarkStart w:id="13" w:name="_Toc71815147"/>
       <w:r>
         <w:rPr>
           <w:rFonts w:ascii="Times New Roman" w:hAnsi="Times New Roman" w:cs="Times New Roman"/>
@@ -10298,7 +10445,7 @@
         </w:rPr>
         <w:t>Sprint 1</w:t>
       </w:r>
-      <w:bookmarkEnd w:id="14"/>
+      <w:bookmarkEnd w:id="13"/>
     </w:p>
     <w:tbl>
       <w:tblPr>
@@ -10319,6 +10466,7 @@
           <w:tcPr>
             <w:tcW w:w="0" w:type="auto"/>
             <w:shd w:val="clear" w:color="auto" w:fill="8DB3E2" w:themeFill="text2" w:themeFillTint="66"/>
+            <w:vAlign w:val="center"/>
             <w:hideMark/>
           </w:tcPr>
           <w:p>
@@ -10348,6 +10496,7 @@
           <w:tcPr>
             <w:tcW w:w="0" w:type="auto"/>
             <w:shd w:val="clear" w:color="auto" w:fill="8DB3E2" w:themeFill="text2" w:themeFillTint="66"/>
+            <w:vAlign w:val="center"/>
             <w:hideMark/>
           </w:tcPr>
           <w:p>
@@ -10377,6 +10526,7 @@
           <w:tcPr>
             <w:tcW w:w="0" w:type="auto"/>
             <w:shd w:val="clear" w:color="auto" w:fill="8DB3E2" w:themeFill="text2" w:themeFillTint="66"/>
+            <w:vAlign w:val="center"/>
             <w:hideMark/>
           </w:tcPr>
           <w:p>
@@ -10406,6 +10556,7 @@
           <w:tcPr>
             <w:tcW w:w="0" w:type="auto"/>
             <w:shd w:val="clear" w:color="auto" w:fill="8DB3E2" w:themeFill="text2" w:themeFillTint="66"/>
+            <w:vAlign w:val="center"/>
             <w:hideMark/>
           </w:tcPr>
           <w:p>
@@ -10435,11 +10586,12 @@
           <w:tcPr>
             <w:tcW w:w="0" w:type="auto"/>
             <w:shd w:val="clear" w:color="auto" w:fill="8DB3E2" w:themeFill="text2" w:themeFillTint="66"/>
-            <w:hideMark/>
-          </w:tcPr>
-          <w:p>
-            <w:pPr>
-              <w:jc w:val="right"/>
+            <w:vAlign w:val="center"/>
+            <w:hideMark/>
+          </w:tcPr>
+          <w:p>
+            <w:pPr>
+              <w:jc w:val="center"/>
               <w:rPr>
                 <w:rFonts w:ascii="Times New Roman" w:eastAsia="Times New Roman" w:hAnsi="Times New Roman" w:cs="Times New Roman"/>
                 <w:b/>
@@ -10464,6 +10616,7 @@
           <w:tcPr>
             <w:tcW w:w="0" w:type="auto"/>
             <w:shd w:val="clear" w:color="auto" w:fill="8DB3E2" w:themeFill="text2" w:themeFillTint="66"/>
+            <w:vAlign w:val="center"/>
             <w:hideMark/>
           </w:tcPr>
           <w:p>
@@ -11061,7 +11214,15 @@
                 <w:sz w:val="26"/>
                 <w:szCs w:val="26"/>
               </w:rPr>
-              <w:t xml:space="preserve">Thành viên </w:t>
+              <w:t>Thu Hiền</w:t>
+            </w:r>
+            <w:r>
+              <w:rPr>
+                <w:rFonts w:ascii="Times New Roman" w:eastAsia="Times New Roman" w:hAnsi="Times New Roman" w:cs="Times New Roman"/>
+                <w:sz w:val="26"/>
+                <w:szCs w:val="26"/>
+              </w:rPr>
+              <w:t xml:space="preserve"> </w:t>
             </w:r>
           </w:p>
         </w:tc>
@@ -11194,7 +11355,7 @@
                 <w:sz w:val="26"/>
                 <w:szCs w:val="26"/>
               </w:rPr>
-              <w:t>Thành viên 2</w:t>
+              <w:t>Phi Bình</w:t>
             </w:r>
           </w:p>
         </w:tc>
@@ -11327,7 +11488,7 @@
                 <w:sz w:val="26"/>
                 <w:szCs w:val="26"/>
               </w:rPr>
-              <w:t>Thành viên 1</w:t>
+              <w:t>Phi Bình</w:t>
             </w:r>
           </w:p>
         </w:tc>
@@ -11460,7 +11621,7 @@
                 <w:sz w:val="26"/>
                 <w:szCs w:val="26"/>
               </w:rPr>
-              <w:t>Thành viên 3</w:t>
+              <w:t>Thu Hiền</w:t>
             </w:r>
           </w:p>
         </w:tc>
@@ -11593,7 +11754,7 @@
                 <w:sz w:val="26"/>
                 <w:szCs w:val="26"/>
               </w:rPr>
-              <w:t>Thành viên 3</w:t>
+              <w:t>Phi Bình</w:t>
             </w:r>
           </w:p>
         </w:tc>
@@ -11726,7 +11887,7 @@
                 <w:sz w:val="26"/>
                 <w:szCs w:val="26"/>
               </w:rPr>
-              <w:t>Thành viên 4</w:t>
+              <w:t>Thu Hiền</w:t>
             </w:r>
           </w:p>
         </w:tc>
@@ -11859,7 +12020,7 @@
                 <w:sz w:val="26"/>
                 <w:szCs w:val="26"/>
               </w:rPr>
-              <w:t>Thành viên 4</w:t>
+              <w:t>Phi Bình</w:t>
             </w:r>
           </w:p>
         </w:tc>
@@ -12137,7 +12298,7 @@
                 <w:sz w:val="26"/>
                 <w:szCs w:val="26"/>
               </w:rPr>
-              <w:t>Thành viên 1</w:t>
+              <w:t>Thúy Vương</w:t>
             </w:r>
           </w:p>
         </w:tc>
@@ -12270,7 +12431,7 @@
                 <w:sz w:val="26"/>
                 <w:szCs w:val="26"/>
               </w:rPr>
-              <w:t>Thành viên 2</w:t>
+              <w:t>Thu Hiền</w:t>
             </w:r>
           </w:p>
         </w:tc>
@@ -12403,7 +12564,7 @@
                 <w:sz w:val="26"/>
                 <w:szCs w:val="26"/>
               </w:rPr>
-              <w:t>Thành viên 1</w:t>
+              <w:t>Thu Hiền</w:t>
             </w:r>
           </w:p>
         </w:tc>
@@ -12536,7 +12697,7 @@
                 <w:sz w:val="26"/>
                 <w:szCs w:val="26"/>
               </w:rPr>
-              <w:t>Thành viên 3</w:t>
+              <w:t>Thu Hiền</w:t>
             </w:r>
           </w:p>
         </w:tc>
@@ -12669,7 +12830,7 @@
                 <w:sz w:val="26"/>
                 <w:szCs w:val="26"/>
               </w:rPr>
-              <w:t>Thành viên 3</w:t>
+              <w:t>Thúy Vương</w:t>
             </w:r>
           </w:p>
         </w:tc>
@@ -12802,7 +12963,7 @@
                 <w:sz w:val="26"/>
                 <w:szCs w:val="26"/>
               </w:rPr>
-              <w:t>Thành viên 4</w:t>
+              <w:t>Thúy Vương</w:t>
             </w:r>
           </w:p>
         </w:tc>
@@ -12935,7 +13096,7 @@
                 <w:sz w:val="26"/>
                 <w:szCs w:val="26"/>
               </w:rPr>
-              <w:t>Thành viên 4</w:t>
+              <w:t>Thu Hiền</w:t>
             </w:r>
           </w:p>
         </w:tc>
@@ -13911,7 +14072,7 @@
           <w:szCs w:val="26"/>
         </w:rPr>
       </w:pPr>
-      <w:bookmarkStart w:id="15" w:name="_Toc71815148"/>
+      <w:bookmarkStart w:id="14" w:name="_Toc71815148"/>
       <w:r>
         <w:rPr>
           <w:rFonts w:ascii="Times New Roman" w:hAnsi="Times New Roman" w:cs="Times New Roman"/>
@@ -13921,7 +14082,7 @@
         </w:rPr>
         <w:t>Sprint 2</w:t>
       </w:r>
-      <w:bookmarkEnd w:id="15"/>
+      <w:bookmarkEnd w:id="14"/>
     </w:p>
     <w:tbl>
       <w:tblPr>
@@ -13942,6 +14103,7 @@
           <w:tcPr>
             <w:tcW w:w="0" w:type="auto"/>
             <w:shd w:val="clear" w:color="auto" w:fill="8DB3E2" w:themeFill="text2" w:themeFillTint="66"/>
+            <w:vAlign w:val="center"/>
             <w:hideMark/>
           </w:tcPr>
           <w:p>
@@ -13971,6 +14133,7 @@
           <w:tcPr>
             <w:tcW w:w="0" w:type="auto"/>
             <w:shd w:val="clear" w:color="auto" w:fill="8DB3E2" w:themeFill="text2" w:themeFillTint="66"/>
+            <w:vAlign w:val="center"/>
             <w:hideMark/>
           </w:tcPr>
           <w:p>
@@ -14000,6 +14163,7 @@
           <w:tcPr>
             <w:tcW w:w="0" w:type="auto"/>
             <w:shd w:val="clear" w:color="auto" w:fill="8DB3E2" w:themeFill="text2" w:themeFillTint="66"/>
+            <w:vAlign w:val="center"/>
             <w:hideMark/>
           </w:tcPr>
           <w:p>
@@ -14029,6 +14193,7 @@
           <w:tcPr>
             <w:tcW w:w="0" w:type="auto"/>
             <w:shd w:val="clear" w:color="auto" w:fill="8DB3E2" w:themeFill="text2" w:themeFillTint="66"/>
+            <w:vAlign w:val="center"/>
             <w:hideMark/>
           </w:tcPr>
           <w:p>
@@ -14058,11 +14223,12 @@
           <w:tcPr>
             <w:tcW w:w="0" w:type="auto"/>
             <w:shd w:val="clear" w:color="auto" w:fill="8DB3E2" w:themeFill="text2" w:themeFillTint="66"/>
-            <w:hideMark/>
-          </w:tcPr>
-          <w:p>
-            <w:pPr>
-              <w:jc w:val="right"/>
+            <w:vAlign w:val="center"/>
+            <w:hideMark/>
+          </w:tcPr>
+          <w:p>
+            <w:pPr>
+              <w:jc w:val="center"/>
               <w:rPr>
                 <w:rFonts w:ascii="Times New Roman" w:eastAsia="Times New Roman" w:hAnsi="Times New Roman" w:cs="Times New Roman"/>
                 <w:b/>
@@ -14087,6 +14253,7 @@
           <w:tcPr>
             <w:tcW w:w="0" w:type="auto"/>
             <w:shd w:val="clear" w:color="auto" w:fill="8DB3E2" w:themeFill="text2" w:themeFillTint="66"/>
+            <w:vAlign w:val="center"/>
             <w:hideMark/>
           </w:tcPr>
           <w:p>
@@ -17536,7 +17703,7 @@
           <w:szCs w:val="26"/>
         </w:rPr>
       </w:pPr>
-      <w:bookmarkStart w:id="16" w:name="_Toc71815149"/>
+      <w:bookmarkStart w:id="15" w:name="_Toc71815149"/>
       <w:r>
         <w:rPr>
           <w:rFonts w:ascii="Times New Roman" w:hAnsi="Times New Roman" w:cs="Times New Roman"/>
@@ -17546,27 +17713,28 @@
         </w:rPr>
         <w:t>Sprint 3</w:t>
       </w:r>
-      <w:bookmarkEnd w:id="16"/>
+      <w:bookmarkEnd w:id="15"/>
     </w:p>
     <w:tbl>
       <w:tblPr>
         <w:tblStyle w:val="TableGrid"/>
-        <w:tblW w:w="0" w:type="auto"/>
+        <w:tblW w:w="5000" w:type="pct"/>
         <w:tblLook w:val="04A0" w:firstRow="1" w:lastRow="0" w:firstColumn="1" w:lastColumn="0" w:noHBand="0" w:noVBand="1"/>
       </w:tblPr>
       <w:tblGrid>
-        <w:gridCol w:w="708"/>
+        <w:gridCol w:w="709"/>
         <w:gridCol w:w="3030"/>
         <w:gridCol w:w="1493"/>
         <w:gridCol w:w="1510"/>
         <w:gridCol w:w="1091"/>
-        <w:gridCol w:w="1230"/>
+        <w:gridCol w:w="1229"/>
       </w:tblGrid>
       <w:tr>
         <w:tc>
           <w:tcPr>
-            <w:tcW w:w="0" w:type="auto"/>
-            <w:shd w:val="clear" w:color="auto" w:fill="8DB3E2" w:themeFill="text2" w:themeFillTint="66"/>
+            <w:tcW w:w="391" w:type="pct"/>
+            <w:shd w:val="clear" w:color="auto" w:fill="B8CCE4" w:themeFill="accent1" w:themeFillTint="66"/>
+            <w:vAlign w:val="center"/>
             <w:hideMark/>
           </w:tcPr>
           <w:p>
@@ -17594,8 +17762,9 @@
         </w:tc>
         <w:tc>
           <w:tcPr>
-            <w:tcW w:w="0" w:type="auto"/>
-            <w:shd w:val="clear" w:color="auto" w:fill="8DB3E2" w:themeFill="text2" w:themeFillTint="66"/>
+            <w:tcW w:w="1672" w:type="pct"/>
+            <w:shd w:val="clear" w:color="auto" w:fill="B8CCE4" w:themeFill="accent1" w:themeFillTint="66"/>
+            <w:vAlign w:val="center"/>
             <w:hideMark/>
           </w:tcPr>
           <w:p>
@@ -17623,8 +17792,9 @@
         </w:tc>
         <w:tc>
           <w:tcPr>
-            <w:tcW w:w="0" w:type="auto"/>
-            <w:shd w:val="clear" w:color="auto" w:fill="8DB3E2" w:themeFill="text2" w:themeFillTint="66"/>
+            <w:tcW w:w="824" w:type="pct"/>
+            <w:shd w:val="clear" w:color="auto" w:fill="B8CCE4" w:themeFill="accent1" w:themeFillTint="66"/>
+            <w:vAlign w:val="center"/>
             <w:hideMark/>
           </w:tcPr>
           <w:p>
@@ -17652,8 +17822,9 @@
         </w:tc>
         <w:tc>
           <w:tcPr>
-            <w:tcW w:w="0" w:type="auto"/>
-            <w:shd w:val="clear" w:color="auto" w:fill="8DB3E2" w:themeFill="text2" w:themeFillTint="66"/>
+            <w:tcW w:w="833" w:type="pct"/>
+            <w:shd w:val="clear" w:color="auto" w:fill="B8CCE4" w:themeFill="accent1" w:themeFillTint="66"/>
+            <w:vAlign w:val="center"/>
             <w:hideMark/>
           </w:tcPr>
           <w:p>
@@ -17681,13 +17852,14 @@
         </w:tc>
         <w:tc>
           <w:tcPr>
-            <w:tcW w:w="0" w:type="auto"/>
-            <w:shd w:val="clear" w:color="auto" w:fill="8DB3E2" w:themeFill="text2" w:themeFillTint="66"/>
-            <w:hideMark/>
-          </w:tcPr>
-          <w:p>
-            <w:pPr>
-              <w:jc w:val="right"/>
+            <w:tcW w:w="602" w:type="pct"/>
+            <w:shd w:val="clear" w:color="auto" w:fill="B8CCE4" w:themeFill="accent1" w:themeFillTint="66"/>
+            <w:vAlign w:val="center"/>
+            <w:hideMark/>
+          </w:tcPr>
+          <w:p>
+            <w:pPr>
+              <w:jc w:val="center"/>
               <w:rPr>
                 <w:rFonts w:ascii="Times New Roman" w:eastAsia="Times New Roman" w:hAnsi="Times New Roman" w:cs="Times New Roman"/>
                 <w:b/>
@@ -17710,8 +17882,9 @@
         </w:tc>
         <w:tc>
           <w:tcPr>
-            <w:tcW w:w="0" w:type="auto"/>
-            <w:shd w:val="clear" w:color="auto" w:fill="8DB3E2" w:themeFill="text2" w:themeFillTint="66"/>
+            <w:tcW w:w="679" w:type="pct"/>
+            <w:shd w:val="clear" w:color="auto" w:fill="B8CCE4" w:themeFill="accent1" w:themeFillTint="66"/>
+            <w:vAlign w:val="center"/>
             <w:hideMark/>
           </w:tcPr>
           <w:p>
@@ -17741,7 +17914,7 @@
       <w:tr>
         <w:tc>
           <w:tcPr>
-            <w:tcW w:w="0" w:type="auto"/>
+            <w:tcW w:w="391" w:type="pct"/>
             <w:hideMark/>
           </w:tcPr>
           <w:p>
@@ -17766,7 +17939,7 @@
         </w:tc>
         <w:tc>
           <w:tcPr>
-            <w:tcW w:w="0" w:type="auto"/>
+            <w:tcW w:w="1672" w:type="pct"/>
             <w:hideMark/>
           </w:tcPr>
           <w:p>
@@ -17791,7 +17964,7 @@
         </w:tc>
         <w:tc>
           <w:tcPr>
-            <w:tcW w:w="0" w:type="auto"/>
+            <w:tcW w:w="824" w:type="pct"/>
             <w:hideMark/>
           </w:tcPr>
           <w:p>
@@ -17810,13 +17983,13 @@
                 <w:sz w:val="26"/>
                 <w:szCs w:val="26"/>
               </w:rPr>
-              <w:t>05/10/2026</w:t>
-            </w:r>
-          </w:p>
-        </w:tc>
-        <w:tc>
-          <w:tcPr>
-            <w:tcW w:w="0" w:type="auto"/>
+              <w:t>21/09/2026</w:t>
+            </w:r>
+          </w:p>
+        </w:tc>
+        <w:tc>
+          <w:tcPr>
+            <w:tcW w:w="833" w:type="pct"/>
             <w:hideMark/>
           </w:tcPr>
           <w:p>
@@ -17835,13 +18008,13 @@
                 <w:sz w:val="26"/>
                 <w:szCs w:val="26"/>
               </w:rPr>
-              <w:t>16/10/2026</w:t>
-            </w:r>
-          </w:p>
-        </w:tc>
-        <w:tc>
-          <w:tcPr>
-            <w:tcW w:w="0" w:type="auto"/>
+              <w:t>30/09/2026</w:t>
+            </w:r>
+          </w:p>
+        </w:tc>
+        <w:tc>
+          <w:tcPr>
+            <w:tcW w:w="602" w:type="pct"/>
             <w:hideMark/>
           </w:tcPr>
           <w:p>
@@ -17867,7 +18040,7 @@
         </w:tc>
         <w:tc>
           <w:tcPr>
-            <w:tcW w:w="0" w:type="auto"/>
+            <w:tcW w:w="679" w:type="pct"/>
             <w:hideMark/>
           </w:tcPr>
           <w:p>
@@ -17894,7 +18067,7 @@
       <w:tr>
         <w:tc>
           <w:tcPr>
-            <w:tcW w:w="0" w:type="auto"/>
+            <w:tcW w:w="391" w:type="pct"/>
             <w:hideMark/>
           </w:tcPr>
           <w:p>
@@ -17919,7 +18092,7 @@
         </w:tc>
         <w:tc>
           <w:tcPr>
-            <w:tcW w:w="0" w:type="auto"/>
+            <w:tcW w:w="1672" w:type="pct"/>
             <w:hideMark/>
           </w:tcPr>
           <w:p>
@@ -17944,53 +18117,53 @@
         </w:tc>
         <w:tc>
           <w:tcPr>
-            <w:tcW w:w="0" w:type="auto"/>
-            <w:hideMark/>
-          </w:tcPr>
-          <w:p>
-            <w:pPr>
-              <w:rPr>
-                <w:rFonts w:ascii="Times New Roman" w:eastAsia="Times New Roman" w:hAnsi="Times New Roman" w:cs="Times New Roman"/>
-                <w:sz w:val="26"/>
-                <w:szCs w:val="26"/>
-              </w:rPr>
-            </w:pPr>
-            <w:r>
-              <w:rPr>
-                <w:rFonts w:ascii="Times New Roman" w:eastAsia="Times New Roman" w:hAnsi="Times New Roman" w:cs="Times New Roman"/>
-                <w:sz w:val="26"/>
-                <w:szCs w:val="26"/>
-              </w:rPr>
-              <w:t>05/10/2026</w:t>
-            </w:r>
-          </w:p>
-        </w:tc>
-        <w:tc>
-          <w:tcPr>
-            <w:tcW w:w="0" w:type="auto"/>
-            <w:hideMark/>
-          </w:tcPr>
-          <w:p>
-            <w:pPr>
-              <w:rPr>
-                <w:rFonts w:ascii="Times New Roman" w:eastAsia="Times New Roman" w:hAnsi="Times New Roman" w:cs="Times New Roman"/>
-                <w:sz w:val="26"/>
-                <w:szCs w:val="26"/>
-              </w:rPr>
-            </w:pPr>
-            <w:r>
-              <w:rPr>
-                <w:rFonts w:ascii="Times New Roman" w:eastAsia="Times New Roman" w:hAnsi="Times New Roman" w:cs="Times New Roman"/>
-                <w:sz w:val="26"/>
-                <w:szCs w:val="26"/>
-              </w:rPr>
-              <w:t>05/10/2026</w:t>
-            </w:r>
-          </w:p>
-        </w:tc>
-        <w:tc>
-          <w:tcPr>
-            <w:tcW w:w="0" w:type="auto"/>
+            <w:tcW w:w="824" w:type="pct"/>
+            <w:hideMark/>
+          </w:tcPr>
+          <w:p>
+            <w:pPr>
+              <w:rPr>
+                <w:rFonts w:ascii="Times New Roman" w:eastAsia="Times New Roman" w:hAnsi="Times New Roman" w:cs="Times New Roman"/>
+                <w:sz w:val="26"/>
+                <w:szCs w:val="26"/>
+              </w:rPr>
+            </w:pPr>
+            <w:r>
+              <w:rPr>
+                <w:rFonts w:ascii="Times New Roman" w:eastAsia="Times New Roman" w:hAnsi="Times New Roman" w:cs="Times New Roman"/>
+                <w:sz w:val="26"/>
+                <w:szCs w:val="26"/>
+              </w:rPr>
+              <w:t>21/09/2026</w:t>
+            </w:r>
+          </w:p>
+        </w:tc>
+        <w:tc>
+          <w:tcPr>
+            <w:tcW w:w="833" w:type="pct"/>
+            <w:hideMark/>
+          </w:tcPr>
+          <w:p>
+            <w:pPr>
+              <w:rPr>
+                <w:rFonts w:ascii="Times New Roman" w:eastAsia="Times New Roman" w:hAnsi="Times New Roman" w:cs="Times New Roman"/>
+                <w:sz w:val="26"/>
+                <w:szCs w:val="26"/>
+              </w:rPr>
+            </w:pPr>
+            <w:r>
+              <w:rPr>
+                <w:rFonts w:ascii="Times New Roman" w:eastAsia="Times New Roman" w:hAnsi="Times New Roman" w:cs="Times New Roman"/>
+                <w:sz w:val="26"/>
+                <w:szCs w:val="26"/>
+              </w:rPr>
+              <w:t>21/09/2026</w:t>
+            </w:r>
+          </w:p>
+        </w:tc>
+        <w:tc>
+          <w:tcPr>
+            <w:tcW w:w="602" w:type="pct"/>
             <w:hideMark/>
           </w:tcPr>
           <w:p>
@@ -18014,7 +18187,7 @@
         </w:tc>
         <w:tc>
           <w:tcPr>
-            <w:tcW w:w="0" w:type="auto"/>
+            <w:tcW w:w="679" w:type="pct"/>
             <w:hideMark/>
           </w:tcPr>
           <w:p>
@@ -18039,7 +18212,7 @@
       <w:tr>
         <w:tc>
           <w:tcPr>
-            <w:tcW w:w="0" w:type="auto"/>
+            <w:tcW w:w="391" w:type="pct"/>
             <w:hideMark/>
           </w:tcPr>
           <w:p>
@@ -18064,7 +18237,7 @@
         </w:tc>
         <w:tc>
           <w:tcPr>
-            <w:tcW w:w="0" w:type="auto"/>
+            <w:tcW w:w="1672" w:type="pct"/>
             <w:hideMark/>
           </w:tcPr>
           <w:p>
@@ -18089,53 +18262,53 @@
         </w:tc>
         <w:tc>
           <w:tcPr>
-            <w:tcW w:w="0" w:type="auto"/>
-            <w:hideMark/>
-          </w:tcPr>
-          <w:p>
-            <w:pPr>
-              <w:rPr>
-                <w:rFonts w:ascii="Times New Roman" w:eastAsia="Times New Roman" w:hAnsi="Times New Roman" w:cs="Times New Roman"/>
-                <w:sz w:val="26"/>
-                <w:szCs w:val="26"/>
-              </w:rPr>
-            </w:pPr>
-            <w:r>
-              <w:rPr>
-                <w:rFonts w:ascii="Times New Roman" w:eastAsia="Times New Roman" w:hAnsi="Times New Roman" w:cs="Times New Roman"/>
-                <w:sz w:val="26"/>
-                <w:szCs w:val="26"/>
-              </w:rPr>
-              <w:t>06/10/2026</w:t>
-            </w:r>
-          </w:p>
-        </w:tc>
-        <w:tc>
-          <w:tcPr>
-            <w:tcW w:w="0" w:type="auto"/>
-            <w:hideMark/>
-          </w:tcPr>
-          <w:p>
-            <w:pPr>
-              <w:rPr>
-                <w:rFonts w:ascii="Times New Roman" w:eastAsia="Times New Roman" w:hAnsi="Times New Roman" w:cs="Times New Roman"/>
-                <w:sz w:val="26"/>
-                <w:szCs w:val="26"/>
-              </w:rPr>
-            </w:pPr>
-            <w:r>
-              <w:rPr>
-                <w:rFonts w:ascii="Times New Roman" w:eastAsia="Times New Roman" w:hAnsi="Times New Roman" w:cs="Times New Roman"/>
-                <w:sz w:val="26"/>
-                <w:szCs w:val="26"/>
-              </w:rPr>
-              <w:t>08/10/2026</w:t>
-            </w:r>
-          </w:p>
-        </w:tc>
-        <w:tc>
-          <w:tcPr>
-            <w:tcW w:w="0" w:type="auto"/>
+            <w:tcW w:w="824" w:type="pct"/>
+            <w:hideMark/>
+          </w:tcPr>
+          <w:p>
+            <w:pPr>
+              <w:rPr>
+                <w:rFonts w:ascii="Times New Roman" w:eastAsia="Times New Roman" w:hAnsi="Times New Roman" w:cs="Times New Roman"/>
+                <w:sz w:val="26"/>
+                <w:szCs w:val="26"/>
+              </w:rPr>
+            </w:pPr>
+            <w:r>
+              <w:rPr>
+                <w:rFonts w:ascii="Times New Roman" w:eastAsia="Times New Roman" w:hAnsi="Times New Roman" w:cs="Times New Roman"/>
+                <w:sz w:val="26"/>
+                <w:szCs w:val="26"/>
+              </w:rPr>
+              <w:t>22/09/2026</w:t>
+            </w:r>
+          </w:p>
+        </w:tc>
+        <w:tc>
+          <w:tcPr>
+            <w:tcW w:w="833" w:type="pct"/>
+            <w:hideMark/>
+          </w:tcPr>
+          <w:p>
+            <w:pPr>
+              <w:rPr>
+                <w:rFonts w:ascii="Times New Roman" w:eastAsia="Times New Roman" w:hAnsi="Times New Roman" w:cs="Times New Roman"/>
+                <w:sz w:val="26"/>
+                <w:szCs w:val="26"/>
+              </w:rPr>
+            </w:pPr>
+            <w:r>
+              <w:rPr>
+                <w:rFonts w:ascii="Times New Roman" w:eastAsia="Times New Roman" w:hAnsi="Times New Roman" w:cs="Times New Roman"/>
+                <w:sz w:val="26"/>
+                <w:szCs w:val="26"/>
+              </w:rPr>
+              <w:t>24/09/2026</w:t>
+            </w:r>
+          </w:p>
+        </w:tc>
+        <w:tc>
+          <w:tcPr>
+            <w:tcW w:w="602" w:type="pct"/>
             <w:hideMark/>
           </w:tcPr>
           <w:p>
@@ -18159,7 +18332,7 @@
         </w:tc>
         <w:tc>
           <w:tcPr>
-            <w:tcW w:w="0" w:type="auto"/>
+            <w:tcW w:w="679" w:type="pct"/>
             <w:hideMark/>
           </w:tcPr>
           <w:p>
@@ -18184,22 +18357,22 @@
       <w:tr>
         <w:tc>
           <w:tcPr>
-            <w:tcW w:w="0" w:type="auto"/>
-            <w:hideMark/>
-          </w:tcPr>
-          <w:p>
-            <w:pPr>
-              <w:rPr>
-                <w:rFonts w:ascii="Times New Roman" w:eastAsia="Times New Roman" w:hAnsi="Times New Roman" w:cs="Times New Roman"/>
-                <w:sz w:val="26"/>
-                <w:szCs w:val="26"/>
-              </w:rPr>
-            </w:pPr>
-          </w:p>
-        </w:tc>
-        <w:tc>
-          <w:tcPr>
-            <w:tcW w:w="0" w:type="auto"/>
+            <w:tcW w:w="391" w:type="pct"/>
+            <w:hideMark/>
+          </w:tcPr>
+          <w:p>
+            <w:pPr>
+              <w:rPr>
+                <w:rFonts w:ascii="Times New Roman" w:eastAsia="Times New Roman" w:hAnsi="Times New Roman" w:cs="Times New Roman"/>
+                <w:sz w:val="26"/>
+                <w:szCs w:val="26"/>
+              </w:rPr>
+            </w:pPr>
+          </w:p>
+        </w:tc>
+        <w:tc>
+          <w:tcPr>
+            <w:tcW w:w="1672" w:type="pct"/>
             <w:hideMark/>
           </w:tcPr>
           <w:p>
@@ -18222,53 +18395,53 @@
         </w:tc>
         <w:tc>
           <w:tcPr>
-            <w:tcW w:w="0" w:type="auto"/>
-            <w:hideMark/>
-          </w:tcPr>
-          <w:p>
-            <w:pPr>
-              <w:rPr>
-                <w:rFonts w:ascii="Times New Roman" w:eastAsia="Times New Roman" w:hAnsi="Times New Roman" w:cs="Times New Roman"/>
-                <w:sz w:val="26"/>
-                <w:szCs w:val="26"/>
-              </w:rPr>
-            </w:pPr>
-            <w:r>
-              <w:rPr>
-                <w:rFonts w:ascii="Times New Roman" w:eastAsia="Times New Roman" w:hAnsi="Times New Roman" w:cs="Times New Roman"/>
-                <w:sz w:val="26"/>
-                <w:szCs w:val="26"/>
-              </w:rPr>
-              <w:t>06/10/2026</w:t>
-            </w:r>
-          </w:p>
-        </w:tc>
-        <w:tc>
-          <w:tcPr>
-            <w:tcW w:w="0" w:type="auto"/>
-            <w:hideMark/>
-          </w:tcPr>
-          <w:p>
-            <w:pPr>
-              <w:rPr>
-                <w:rFonts w:ascii="Times New Roman" w:eastAsia="Times New Roman" w:hAnsi="Times New Roman" w:cs="Times New Roman"/>
-                <w:sz w:val="26"/>
-                <w:szCs w:val="26"/>
-              </w:rPr>
-            </w:pPr>
-            <w:r>
-              <w:rPr>
-                <w:rFonts w:ascii="Times New Roman" w:eastAsia="Times New Roman" w:hAnsi="Times New Roman" w:cs="Times New Roman"/>
-                <w:sz w:val="26"/>
-                <w:szCs w:val="26"/>
-              </w:rPr>
-              <w:t>06/10/2026</w:t>
-            </w:r>
-          </w:p>
-        </w:tc>
-        <w:tc>
-          <w:tcPr>
-            <w:tcW w:w="0" w:type="auto"/>
+            <w:tcW w:w="824" w:type="pct"/>
+            <w:hideMark/>
+          </w:tcPr>
+          <w:p>
+            <w:pPr>
+              <w:rPr>
+                <w:rFonts w:ascii="Times New Roman" w:eastAsia="Times New Roman" w:hAnsi="Times New Roman" w:cs="Times New Roman"/>
+                <w:sz w:val="26"/>
+                <w:szCs w:val="26"/>
+              </w:rPr>
+            </w:pPr>
+            <w:r>
+              <w:rPr>
+                <w:rFonts w:ascii="Times New Roman" w:eastAsia="Times New Roman" w:hAnsi="Times New Roman" w:cs="Times New Roman"/>
+                <w:sz w:val="26"/>
+                <w:szCs w:val="26"/>
+              </w:rPr>
+              <w:t>22/09/2026</w:t>
+            </w:r>
+          </w:p>
+        </w:tc>
+        <w:tc>
+          <w:tcPr>
+            <w:tcW w:w="833" w:type="pct"/>
+            <w:hideMark/>
+          </w:tcPr>
+          <w:p>
+            <w:pPr>
+              <w:rPr>
+                <w:rFonts w:ascii="Times New Roman" w:eastAsia="Times New Roman" w:hAnsi="Times New Roman" w:cs="Times New Roman"/>
+                <w:sz w:val="26"/>
+                <w:szCs w:val="26"/>
+              </w:rPr>
+            </w:pPr>
+            <w:r>
+              <w:rPr>
+                <w:rFonts w:ascii="Times New Roman" w:eastAsia="Times New Roman" w:hAnsi="Times New Roman" w:cs="Times New Roman"/>
+                <w:sz w:val="26"/>
+                <w:szCs w:val="26"/>
+              </w:rPr>
+              <w:t>22/09/2026</w:t>
+            </w:r>
+          </w:p>
+        </w:tc>
+        <w:tc>
+          <w:tcPr>
+            <w:tcW w:w="602" w:type="pct"/>
             <w:hideMark/>
           </w:tcPr>
           <w:p>
@@ -18292,7 +18465,7 @@
         </w:tc>
         <w:tc>
           <w:tcPr>
-            <w:tcW w:w="0" w:type="auto"/>
+            <w:tcW w:w="679" w:type="pct"/>
             <w:hideMark/>
           </w:tcPr>
           <w:p>
@@ -18317,22 +18490,22 @@
       <w:tr>
         <w:tc>
           <w:tcPr>
-            <w:tcW w:w="0" w:type="auto"/>
-            <w:hideMark/>
-          </w:tcPr>
-          <w:p>
-            <w:pPr>
-              <w:rPr>
-                <w:rFonts w:ascii="Times New Roman" w:eastAsia="Times New Roman" w:hAnsi="Times New Roman" w:cs="Times New Roman"/>
-                <w:sz w:val="26"/>
-                <w:szCs w:val="26"/>
-              </w:rPr>
-            </w:pPr>
-          </w:p>
-        </w:tc>
-        <w:tc>
-          <w:tcPr>
-            <w:tcW w:w="0" w:type="auto"/>
+            <w:tcW w:w="391" w:type="pct"/>
+            <w:hideMark/>
+          </w:tcPr>
+          <w:p>
+            <w:pPr>
+              <w:rPr>
+                <w:rFonts w:ascii="Times New Roman" w:eastAsia="Times New Roman" w:hAnsi="Times New Roman" w:cs="Times New Roman"/>
+                <w:sz w:val="26"/>
+                <w:szCs w:val="26"/>
+              </w:rPr>
+            </w:pPr>
+          </w:p>
+        </w:tc>
+        <w:tc>
+          <w:tcPr>
+            <w:tcW w:w="1672" w:type="pct"/>
             <w:hideMark/>
           </w:tcPr>
           <w:p>
@@ -18355,53 +18528,53 @@
         </w:tc>
         <w:tc>
           <w:tcPr>
-            <w:tcW w:w="0" w:type="auto"/>
-            <w:hideMark/>
-          </w:tcPr>
-          <w:p>
-            <w:pPr>
-              <w:rPr>
-                <w:rFonts w:ascii="Times New Roman" w:eastAsia="Times New Roman" w:hAnsi="Times New Roman" w:cs="Times New Roman"/>
-                <w:sz w:val="26"/>
-                <w:szCs w:val="26"/>
-              </w:rPr>
-            </w:pPr>
-            <w:r>
-              <w:rPr>
-                <w:rFonts w:ascii="Times New Roman" w:eastAsia="Times New Roman" w:hAnsi="Times New Roman" w:cs="Times New Roman"/>
-                <w:sz w:val="26"/>
-                <w:szCs w:val="26"/>
-              </w:rPr>
-              <w:t>06/10/2026</w:t>
-            </w:r>
-          </w:p>
-        </w:tc>
-        <w:tc>
-          <w:tcPr>
-            <w:tcW w:w="0" w:type="auto"/>
-            <w:hideMark/>
-          </w:tcPr>
-          <w:p>
-            <w:pPr>
-              <w:rPr>
-                <w:rFonts w:ascii="Times New Roman" w:eastAsia="Times New Roman" w:hAnsi="Times New Roman" w:cs="Times New Roman"/>
-                <w:sz w:val="26"/>
-                <w:szCs w:val="26"/>
-              </w:rPr>
-            </w:pPr>
-            <w:r>
-              <w:rPr>
-                <w:rFonts w:ascii="Times New Roman" w:eastAsia="Times New Roman" w:hAnsi="Times New Roman" w:cs="Times New Roman"/>
-                <w:sz w:val="26"/>
-                <w:szCs w:val="26"/>
-              </w:rPr>
-              <w:t>06/10/2026</w:t>
-            </w:r>
-          </w:p>
-        </w:tc>
-        <w:tc>
-          <w:tcPr>
-            <w:tcW w:w="0" w:type="auto"/>
+            <w:tcW w:w="824" w:type="pct"/>
+            <w:hideMark/>
+          </w:tcPr>
+          <w:p>
+            <w:pPr>
+              <w:rPr>
+                <w:rFonts w:ascii="Times New Roman" w:eastAsia="Times New Roman" w:hAnsi="Times New Roman" w:cs="Times New Roman"/>
+                <w:sz w:val="26"/>
+                <w:szCs w:val="26"/>
+              </w:rPr>
+            </w:pPr>
+            <w:r>
+              <w:rPr>
+                <w:rFonts w:ascii="Times New Roman" w:eastAsia="Times New Roman" w:hAnsi="Times New Roman" w:cs="Times New Roman"/>
+                <w:sz w:val="26"/>
+                <w:szCs w:val="26"/>
+              </w:rPr>
+              <w:t>22/09/2026</w:t>
+            </w:r>
+          </w:p>
+        </w:tc>
+        <w:tc>
+          <w:tcPr>
+            <w:tcW w:w="833" w:type="pct"/>
+            <w:hideMark/>
+          </w:tcPr>
+          <w:p>
+            <w:pPr>
+              <w:rPr>
+                <w:rFonts w:ascii="Times New Roman" w:eastAsia="Times New Roman" w:hAnsi="Times New Roman" w:cs="Times New Roman"/>
+                <w:sz w:val="26"/>
+                <w:szCs w:val="26"/>
+              </w:rPr>
+            </w:pPr>
+            <w:r>
+              <w:rPr>
+                <w:rFonts w:ascii="Times New Roman" w:eastAsia="Times New Roman" w:hAnsi="Times New Roman" w:cs="Times New Roman"/>
+                <w:sz w:val="26"/>
+                <w:szCs w:val="26"/>
+              </w:rPr>
+              <w:t>22/09/2026</w:t>
+            </w:r>
+          </w:p>
+        </w:tc>
+        <w:tc>
+          <w:tcPr>
+            <w:tcW w:w="602" w:type="pct"/>
             <w:hideMark/>
           </w:tcPr>
           <w:p>
@@ -18425,7 +18598,7 @@
         </w:tc>
         <w:tc>
           <w:tcPr>
-            <w:tcW w:w="0" w:type="auto"/>
+            <w:tcW w:w="679" w:type="pct"/>
             <w:hideMark/>
           </w:tcPr>
           <w:p>
@@ -18450,22 +18623,22 @@
       <w:tr>
         <w:tc>
           <w:tcPr>
-            <w:tcW w:w="0" w:type="auto"/>
-            <w:hideMark/>
-          </w:tcPr>
-          <w:p>
-            <w:pPr>
-              <w:rPr>
-                <w:rFonts w:ascii="Times New Roman" w:eastAsia="Times New Roman" w:hAnsi="Times New Roman" w:cs="Times New Roman"/>
-                <w:sz w:val="26"/>
-                <w:szCs w:val="26"/>
-              </w:rPr>
-            </w:pPr>
-          </w:p>
-        </w:tc>
-        <w:tc>
-          <w:tcPr>
-            <w:tcW w:w="0" w:type="auto"/>
+            <w:tcW w:w="391" w:type="pct"/>
+            <w:hideMark/>
+          </w:tcPr>
+          <w:p>
+            <w:pPr>
+              <w:rPr>
+                <w:rFonts w:ascii="Times New Roman" w:eastAsia="Times New Roman" w:hAnsi="Times New Roman" w:cs="Times New Roman"/>
+                <w:sz w:val="26"/>
+                <w:szCs w:val="26"/>
+              </w:rPr>
+            </w:pPr>
+          </w:p>
+        </w:tc>
+        <w:tc>
+          <w:tcPr>
+            <w:tcW w:w="1672" w:type="pct"/>
             <w:hideMark/>
           </w:tcPr>
           <w:p>
@@ -18488,53 +18661,53 @@
         </w:tc>
         <w:tc>
           <w:tcPr>
-            <w:tcW w:w="0" w:type="auto"/>
-            <w:hideMark/>
-          </w:tcPr>
-          <w:p>
-            <w:pPr>
-              <w:rPr>
-                <w:rFonts w:ascii="Times New Roman" w:eastAsia="Times New Roman" w:hAnsi="Times New Roman" w:cs="Times New Roman"/>
-                <w:sz w:val="26"/>
-                <w:szCs w:val="26"/>
-              </w:rPr>
-            </w:pPr>
-            <w:r>
-              <w:rPr>
-                <w:rFonts w:ascii="Times New Roman" w:eastAsia="Times New Roman" w:hAnsi="Times New Roman" w:cs="Times New Roman"/>
-                <w:sz w:val="26"/>
-                <w:szCs w:val="26"/>
-              </w:rPr>
-              <w:t>07/10/2026</w:t>
-            </w:r>
-          </w:p>
-        </w:tc>
-        <w:tc>
-          <w:tcPr>
-            <w:tcW w:w="0" w:type="auto"/>
-            <w:hideMark/>
-          </w:tcPr>
-          <w:p>
-            <w:pPr>
-              <w:rPr>
-                <w:rFonts w:ascii="Times New Roman" w:eastAsia="Times New Roman" w:hAnsi="Times New Roman" w:cs="Times New Roman"/>
-                <w:sz w:val="26"/>
-                <w:szCs w:val="26"/>
-              </w:rPr>
-            </w:pPr>
-            <w:r>
-              <w:rPr>
-                <w:rFonts w:ascii="Times New Roman" w:eastAsia="Times New Roman" w:hAnsi="Times New Roman" w:cs="Times New Roman"/>
-                <w:sz w:val="26"/>
-                <w:szCs w:val="26"/>
-              </w:rPr>
-              <w:t>07/10/2026</w:t>
-            </w:r>
-          </w:p>
-        </w:tc>
-        <w:tc>
-          <w:tcPr>
-            <w:tcW w:w="0" w:type="auto"/>
+            <w:tcW w:w="824" w:type="pct"/>
+            <w:hideMark/>
+          </w:tcPr>
+          <w:p>
+            <w:pPr>
+              <w:rPr>
+                <w:rFonts w:ascii="Times New Roman" w:eastAsia="Times New Roman" w:hAnsi="Times New Roman" w:cs="Times New Roman"/>
+                <w:sz w:val="26"/>
+                <w:szCs w:val="26"/>
+              </w:rPr>
+            </w:pPr>
+            <w:r>
+              <w:rPr>
+                <w:rFonts w:ascii="Times New Roman" w:eastAsia="Times New Roman" w:hAnsi="Times New Roman" w:cs="Times New Roman"/>
+                <w:sz w:val="26"/>
+                <w:szCs w:val="26"/>
+              </w:rPr>
+              <w:t>23/09/2026</w:t>
+            </w:r>
+          </w:p>
+        </w:tc>
+        <w:tc>
+          <w:tcPr>
+            <w:tcW w:w="833" w:type="pct"/>
+            <w:hideMark/>
+          </w:tcPr>
+          <w:p>
+            <w:pPr>
+              <w:rPr>
+                <w:rFonts w:ascii="Times New Roman" w:eastAsia="Times New Roman" w:hAnsi="Times New Roman" w:cs="Times New Roman"/>
+                <w:sz w:val="26"/>
+                <w:szCs w:val="26"/>
+              </w:rPr>
+            </w:pPr>
+            <w:r>
+              <w:rPr>
+                <w:rFonts w:ascii="Times New Roman" w:eastAsia="Times New Roman" w:hAnsi="Times New Roman" w:cs="Times New Roman"/>
+                <w:sz w:val="26"/>
+                <w:szCs w:val="26"/>
+              </w:rPr>
+              <w:t>23/09/2026</w:t>
+            </w:r>
+          </w:p>
+        </w:tc>
+        <w:tc>
+          <w:tcPr>
+            <w:tcW w:w="602" w:type="pct"/>
             <w:hideMark/>
           </w:tcPr>
           <w:p>
@@ -18558,7 +18731,7 @@
         </w:tc>
         <w:tc>
           <w:tcPr>
-            <w:tcW w:w="0" w:type="auto"/>
+            <w:tcW w:w="679" w:type="pct"/>
             <w:hideMark/>
           </w:tcPr>
           <w:p>
@@ -18583,22 +18756,22 @@
       <w:tr>
         <w:tc>
           <w:tcPr>
-            <w:tcW w:w="0" w:type="auto"/>
-            <w:hideMark/>
-          </w:tcPr>
-          <w:p>
-            <w:pPr>
-              <w:rPr>
-                <w:rFonts w:ascii="Times New Roman" w:eastAsia="Times New Roman" w:hAnsi="Times New Roman" w:cs="Times New Roman"/>
-                <w:sz w:val="26"/>
-                <w:szCs w:val="26"/>
-              </w:rPr>
-            </w:pPr>
-          </w:p>
-        </w:tc>
-        <w:tc>
-          <w:tcPr>
-            <w:tcW w:w="0" w:type="auto"/>
+            <w:tcW w:w="391" w:type="pct"/>
+            <w:hideMark/>
+          </w:tcPr>
+          <w:p>
+            <w:pPr>
+              <w:rPr>
+                <w:rFonts w:ascii="Times New Roman" w:eastAsia="Times New Roman" w:hAnsi="Times New Roman" w:cs="Times New Roman"/>
+                <w:sz w:val="26"/>
+                <w:szCs w:val="26"/>
+              </w:rPr>
+            </w:pPr>
+          </w:p>
+        </w:tc>
+        <w:tc>
+          <w:tcPr>
+            <w:tcW w:w="1672" w:type="pct"/>
             <w:hideMark/>
           </w:tcPr>
           <w:p>
@@ -18621,53 +18794,53 @@
         </w:tc>
         <w:tc>
           <w:tcPr>
-            <w:tcW w:w="0" w:type="auto"/>
-            <w:hideMark/>
-          </w:tcPr>
-          <w:p>
-            <w:pPr>
-              <w:rPr>
-                <w:rFonts w:ascii="Times New Roman" w:eastAsia="Times New Roman" w:hAnsi="Times New Roman" w:cs="Times New Roman"/>
-                <w:sz w:val="26"/>
-                <w:szCs w:val="26"/>
-              </w:rPr>
-            </w:pPr>
-            <w:r>
-              <w:rPr>
-                <w:rFonts w:ascii="Times New Roman" w:eastAsia="Times New Roman" w:hAnsi="Times New Roman" w:cs="Times New Roman"/>
-                <w:sz w:val="26"/>
-                <w:szCs w:val="26"/>
-              </w:rPr>
-              <w:t>07/10/2026</w:t>
-            </w:r>
-          </w:p>
-        </w:tc>
-        <w:tc>
-          <w:tcPr>
-            <w:tcW w:w="0" w:type="auto"/>
-            <w:hideMark/>
-          </w:tcPr>
-          <w:p>
-            <w:pPr>
-              <w:rPr>
-                <w:rFonts w:ascii="Times New Roman" w:eastAsia="Times New Roman" w:hAnsi="Times New Roman" w:cs="Times New Roman"/>
-                <w:sz w:val="26"/>
-                <w:szCs w:val="26"/>
-              </w:rPr>
-            </w:pPr>
-            <w:r>
-              <w:rPr>
-                <w:rFonts w:ascii="Times New Roman" w:eastAsia="Times New Roman" w:hAnsi="Times New Roman" w:cs="Times New Roman"/>
-                <w:sz w:val="26"/>
-                <w:szCs w:val="26"/>
-              </w:rPr>
-              <w:t>07/10/2026</w:t>
-            </w:r>
-          </w:p>
-        </w:tc>
-        <w:tc>
-          <w:tcPr>
-            <w:tcW w:w="0" w:type="auto"/>
+            <w:tcW w:w="824" w:type="pct"/>
+            <w:hideMark/>
+          </w:tcPr>
+          <w:p>
+            <w:pPr>
+              <w:rPr>
+                <w:rFonts w:ascii="Times New Roman" w:eastAsia="Times New Roman" w:hAnsi="Times New Roman" w:cs="Times New Roman"/>
+                <w:sz w:val="26"/>
+                <w:szCs w:val="26"/>
+              </w:rPr>
+            </w:pPr>
+            <w:r>
+              <w:rPr>
+                <w:rFonts w:ascii="Times New Roman" w:eastAsia="Times New Roman" w:hAnsi="Times New Roman" w:cs="Times New Roman"/>
+                <w:sz w:val="26"/>
+                <w:szCs w:val="26"/>
+              </w:rPr>
+              <w:t>23/09/2026</w:t>
+            </w:r>
+          </w:p>
+        </w:tc>
+        <w:tc>
+          <w:tcPr>
+            <w:tcW w:w="833" w:type="pct"/>
+            <w:hideMark/>
+          </w:tcPr>
+          <w:p>
+            <w:pPr>
+              <w:rPr>
+                <w:rFonts w:ascii="Times New Roman" w:eastAsia="Times New Roman" w:hAnsi="Times New Roman" w:cs="Times New Roman"/>
+                <w:sz w:val="26"/>
+                <w:szCs w:val="26"/>
+              </w:rPr>
+            </w:pPr>
+            <w:r>
+              <w:rPr>
+                <w:rFonts w:ascii="Times New Roman" w:eastAsia="Times New Roman" w:hAnsi="Times New Roman" w:cs="Times New Roman"/>
+                <w:sz w:val="26"/>
+                <w:szCs w:val="26"/>
+              </w:rPr>
+              <w:t>23/09/2026</w:t>
+            </w:r>
+          </w:p>
+        </w:tc>
+        <w:tc>
+          <w:tcPr>
+            <w:tcW w:w="602" w:type="pct"/>
             <w:hideMark/>
           </w:tcPr>
           <w:p>
@@ -18691,7 +18864,7 @@
         </w:tc>
         <w:tc>
           <w:tcPr>
-            <w:tcW w:w="0" w:type="auto"/>
+            <w:tcW w:w="679" w:type="pct"/>
             <w:hideMark/>
           </w:tcPr>
           <w:p>
@@ -18716,22 +18889,22 @@
       <w:tr>
         <w:tc>
           <w:tcPr>
-            <w:tcW w:w="0" w:type="auto"/>
-            <w:hideMark/>
-          </w:tcPr>
-          <w:p>
-            <w:pPr>
-              <w:rPr>
-                <w:rFonts w:ascii="Times New Roman" w:eastAsia="Times New Roman" w:hAnsi="Times New Roman" w:cs="Times New Roman"/>
-                <w:sz w:val="26"/>
-                <w:szCs w:val="26"/>
-              </w:rPr>
-            </w:pPr>
-          </w:p>
-        </w:tc>
-        <w:tc>
-          <w:tcPr>
-            <w:tcW w:w="0" w:type="auto"/>
+            <w:tcW w:w="391" w:type="pct"/>
+            <w:hideMark/>
+          </w:tcPr>
+          <w:p>
+            <w:pPr>
+              <w:rPr>
+                <w:rFonts w:ascii="Times New Roman" w:eastAsia="Times New Roman" w:hAnsi="Times New Roman" w:cs="Times New Roman"/>
+                <w:sz w:val="26"/>
+                <w:szCs w:val="26"/>
+              </w:rPr>
+            </w:pPr>
+          </w:p>
+        </w:tc>
+        <w:tc>
+          <w:tcPr>
+            <w:tcW w:w="1672" w:type="pct"/>
             <w:hideMark/>
           </w:tcPr>
           <w:p>
@@ -18754,53 +18927,53 @@
         </w:tc>
         <w:tc>
           <w:tcPr>
-            <w:tcW w:w="0" w:type="auto"/>
-            <w:hideMark/>
-          </w:tcPr>
-          <w:p>
-            <w:pPr>
-              <w:rPr>
-                <w:rFonts w:ascii="Times New Roman" w:eastAsia="Times New Roman" w:hAnsi="Times New Roman" w:cs="Times New Roman"/>
-                <w:sz w:val="26"/>
-                <w:szCs w:val="26"/>
-              </w:rPr>
-            </w:pPr>
-            <w:r>
-              <w:rPr>
-                <w:rFonts w:ascii="Times New Roman" w:eastAsia="Times New Roman" w:hAnsi="Times New Roman" w:cs="Times New Roman"/>
-                <w:sz w:val="26"/>
-                <w:szCs w:val="26"/>
-              </w:rPr>
-              <w:t>07/10/2026</w:t>
-            </w:r>
-          </w:p>
-        </w:tc>
-        <w:tc>
-          <w:tcPr>
-            <w:tcW w:w="0" w:type="auto"/>
-            <w:hideMark/>
-          </w:tcPr>
-          <w:p>
-            <w:pPr>
-              <w:rPr>
-                <w:rFonts w:ascii="Times New Roman" w:eastAsia="Times New Roman" w:hAnsi="Times New Roman" w:cs="Times New Roman"/>
-                <w:sz w:val="26"/>
-                <w:szCs w:val="26"/>
-              </w:rPr>
-            </w:pPr>
-            <w:r>
-              <w:rPr>
-                <w:rFonts w:ascii="Times New Roman" w:eastAsia="Times New Roman" w:hAnsi="Times New Roman" w:cs="Times New Roman"/>
-                <w:sz w:val="26"/>
-                <w:szCs w:val="26"/>
-              </w:rPr>
-              <w:t>07/10/2026</w:t>
-            </w:r>
-          </w:p>
-        </w:tc>
-        <w:tc>
-          <w:tcPr>
-            <w:tcW w:w="0" w:type="auto"/>
+            <w:tcW w:w="824" w:type="pct"/>
+            <w:hideMark/>
+          </w:tcPr>
+          <w:p>
+            <w:pPr>
+              <w:rPr>
+                <w:rFonts w:ascii="Times New Roman" w:eastAsia="Times New Roman" w:hAnsi="Times New Roman" w:cs="Times New Roman"/>
+                <w:sz w:val="26"/>
+                <w:szCs w:val="26"/>
+              </w:rPr>
+            </w:pPr>
+            <w:r>
+              <w:rPr>
+                <w:rFonts w:ascii="Times New Roman" w:eastAsia="Times New Roman" w:hAnsi="Times New Roman" w:cs="Times New Roman"/>
+                <w:sz w:val="26"/>
+                <w:szCs w:val="26"/>
+              </w:rPr>
+              <w:t>23/09/2026</w:t>
+            </w:r>
+          </w:p>
+        </w:tc>
+        <w:tc>
+          <w:tcPr>
+            <w:tcW w:w="833" w:type="pct"/>
+            <w:hideMark/>
+          </w:tcPr>
+          <w:p>
+            <w:pPr>
+              <w:rPr>
+                <w:rFonts w:ascii="Times New Roman" w:eastAsia="Times New Roman" w:hAnsi="Times New Roman" w:cs="Times New Roman"/>
+                <w:sz w:val="26"/>
+                <w:szCs w:val="26"/>
+              </w:rPr>
+            </w:pPr>
+            <w:r>
+              <w:rPr>
+                <w:rFonts w:ascii="Times New Roman" w:eastAsia="Times New Roman" w:hAnsi="Times New Roman" w:cs="Times New Roman"/>
+                <w:sz w:val="26"/>
+                <w:szCs w:val="26"/>
+              </w:rPr>
+              <w:t>23/09/2026</w:t>
+            </w:r>
+          </w:p>
+        </w:tc>
+        <w:tc>
+          <w:tcPr>
+            <w:tcW w:w="602" w:type="pct"/>
             <w:hideMark/>
           </w:tcPr>
           <w:p>
@@ -18824,7 +18997,7 @@
         </w:tc>
         <w:tc>
           <w:tcPr>
-            <w:tcW w:w="0" w:type="auto"/>
+            <w:tcW w:w="679" w:type="pct"/>
             <w:hideMark/>
           </w:tcPr>
           <w:p>
@@ -18849,22 +19022,22 @@
       <w:tr>
         <w:tc>
           <w:tcPr>
-            <w:tcW w:w="0" w:type="auto"/>
-            <w:hideMark/>
-          </w:tcPr>
-          <w:p>
-            <w:pPr>
-              <w:rPr>
-                <w:rFonts w:ascii="Times New Roman" w:eastAsia="Times New Roman" w:hAnsi="Times New Roman" w:cs="Times New Roman"/>
-                <w:sz w:val="26"/>
-                <w:szCs w:val="26"/>
-              </w:rPr>
-            </w:pPr>
-          </w:p>
-        </w:tc>
-        <w:tc>
-          <w:tcPr>
-            <w:tcW w:w="0" w:type="auto"/>
+            <w:tcW w:w="391" w:type="pct"/>
+            <w:hideMark/>
+          </w:tcPr>
+          <w:p>
+            <w:pPr>
+              <w:rPr>
+                <w:rFonts w:ascii="Times New Roman" w:eastAsia="Times New Roman" w:hAnsi="Times New Roman" w:cs="Times New Roman"/>
+                <w:sz w:val="26"/>
+                <w:szCs w:val="26"/>
+              </w:rPr>
+            </w:pPr>
+          </w:p>
+        </w:tc>
+        <w:tc>
+          <w:tcPr>
+            <w:tcW w:w="1672" w:type="pct"/>
             <w:hideMark/>
           </w:tcPr>
           <w:p>
@@ -18887,53 +19060,53 @@
         </w:tc>
         <w:tc>
           <w:tcPr>
-            <w:tcW w:w="0" w:type="auto"/>
-            <w:hideMark/>
-          </w:tcPr>
-          <w:p>
-            <w:pPr>
-              <w:rPr>
-                <w:rFonts w:ascii="Times New Roman" w:eastAsia="Times New Roman" w:hAnsi="Times New Roman" w:cs="Times New Roman"/>
-                <w:sz w:val="26"/>
-                <w:szCs w:val="26"/>
-              </w:rPr>
-            </w:pPr>
-            <w:r>
-              <w:rPr>
-                <w:rFonts w:ascii="Times New Roman" w:eastAsia="Times New Roman" w:hAnsi="Times New Roman" w:cs="Times New Roman"/>
-                <w:sz w:val="26"/>
-                <w:szCs w:val="26"/>
-              </w:rPr>
-              <w:t>08/10/2026</w:t>
-            </w:r>
-          </w:p>
-        </w:tc>
-        <w:tc>
-          <w:tcPr>
-            <w:tcW w:w="0" w:type="auto"/>
-            <w:hideMark/>
-          </w:tcPr>
-          <w:p>
-            <w:pPr>
-              <w:rPr>
-                <w:rFonts w:ascii="Times New Roman" w:eastAsia="Times New Roman" w:hAnsi="Times New Roman" w:cs="Times New Roman"/>
-                <w:sz w:val="26"/>
-                <w:szCs w:val="26"/>
-              </w:rPr>
-            </w:pPr>
-            <w:r>
-              <w:rPr>
-                <w:rFonts w:ascii="Times New Roman" w:eastAsia="Times New Roman" w:hAnsi="Times New Roman" w:cs="Times New Roman"/>
-                <w:sz w:val="26"/>
-                <w:szCs w:val="26"/>
-              </w:rPr>
-              <w:t>08/10/2026</w:t>
-            </w:r>
-          </w:p>
-        </w:tc>
-        <w:tc>
-          <w:tcPr>
-            <w:tcW w:w="0" w:type="auto"/>
+            <w:tcW w:w="824" w:type="pct"/>
+            <w:hideMark/>
+          </w:tcPr>
+          <w:p>
+            <w:pPr>
+              <w:rPr>
+                <w:rFonts w:ascii="Times New Roman" w:eastAsia="Times New Roman" w:hAnsi="Times New Roman" w:cs="Times New Roman"/>
+                <w:sz w:val="26"/>
+                <w:szCs w:val="26"/>
+              </w:rPr>
+            </w:pPr>
+            <w:r>
+              <w:rPr>
+                <w:rFonts w:ascii="Times New Roman" w:eastAsia="Times New Roman" w:hAnsi="Times New Roman" w:cs="Times New Roman"/>
+                <w:sz w:val="26"/>
+                <w:szCs w:val="26"/>
+              </w:rPr>
+              <w:t>24/09/2026</w:t>
+            </w:r>
+          </w:p>
+        </w:tc>
+        <w:tc>
+          <w:tcPr>
+            <w:tcW w:w="833" w:type="pct"/>
+            <w:hideMark/>
+          </w:tcPr>
+          <w:p>
+            <w:pPr>
+              <w:rPr>
+                <w:rFonts w:ascii="Times New Roman" w:eastAsia="Times New Roman" w:hAnsi="Times New Roman" w:cs="Times New Roman"/>
+                <w:sz w:val="26"/>
+                <w:szCs w:val="26"/>
+              </w:rPr>
+            </w:pPr>
+            <w:r>
+              <w:rPr>
+                <w:rFonts w:ascii="Times New Roman" w:eastAsia="Times New Roman" w:hAnsi="Times New Roman" w:cs="Times New Roman"/>
+                <w:sz w:val="26"/>
+                <w:szCs w:val="26"/>
+              </w:rPr>
+              <w:t>24/09/2026</w:t>
+            </w:r>
+          </w:p>
+        </w:tc>
+        <w:tc>
+          <w:tcPr>
+            <w:tcW w:w="602" w:type="pct"/>
             <w:hideMark/>
           </w:tcPr>
           <w:p>
@@ -18957,7 +19130,7 @@
         </w:tc>
         <w:tc>
           <w:tcPr>
-            <w:tcW w:w="0" w:type="auto"/>
+            <w:tcW w:w="679" w:type="pct"/>
             <w:hideMark/>
           </w:tcPr>
           <w:p>
@@ -18982,22 +19155,22 @@
       <w:tr>
         <w:tc>
           <w:tcPr>
-            <w:tcW w:w="0" w:type="auto"/>
-            <w:hideMark/>
-          </w:tcPr>
-          <w:p>
-            <w:pPr>
-              <w:rPr>
-                <w:rFonts w:ascii="Times New Roman" w:eastAsia="Times New Roman" w:hAnsi="Times New Roman" w:cs="Times New Roman"/>
-                <w:sz w:val="26"/>
-                <w:szCs w:val="26"/>
-              </w:rPr>
-            </w:pPr>
-          </w:p>
-        </w:tc>
-        <w:tc>
-          <w:tcPr>
-            <w:tcW w:w="0" w:type="auto"/>
+            <w:tcW w:w="391" w:type="pct"/>
+            <w:hideMark/>
+          </w:tcPr>
+          <w:p>
+            <w:pPr>
+              <w:rPr>
+                <w:rFonts w:ascii="Times New Roman" w:eastAsia="Times New Roman" w:hAnsi="Times New Roman" w:cs="Times New Roman"/>
+                <w:sz w:val="26"/>
+                <w:szCs w:val="26"/>
+              </w:rPr>
+            </w:pPr>
+          </w:p>
+        </w:tc>
+        <w:tc>
+          <w:tcPr>
+            <w:tcW w:w="1672" w:type="pct"/>
             <w:hideMark/>
           </w:tcPr>
           <w:p>
@@ -19020,53 +19193,53 @@
         </w:tc>
         <w:tc>
           <w:tcPr>
-            <w:tcW w:w="0" w:type="auto"/>
-            <w:hideMark/>
-          </w:tcPr>
-          <w:p>
-            <w:pPr>
-              <w:rPr>
-                <w:rFonts w:ascii="Times New Roman" w:eastAsia="Times New Roman" w:hAnsi="Times New Roman" w:cs="Times New Roman"/>
-                <w:sz w:val="26"/>
-                <w:szCs w:val="26"/>
-              </w:rPr>
-            </w:pPr>
-            <w:r>
-              <w:rPr>
-                <w:rFonts w:ascii="Times New Roman" w:eastAsia="Times New Roman" w:hAnsi="Times New Roman" w:cs="Times New Roman"/>
-                <w:sz w:val="26"/>
-                <w:szCs w:val="26"/>
-              </w:rPr>
-              <w:t>08/10/2026</w:t>
-            </w:r>
-          </w:p>
-        </w:tc>
-        <w:tc>
-          <w:tcPr>
-            <w:tcW w:w="0" w:type="auto"/>
-            <w:hideMark/>
-          </w:tcPr>
-          <w:p>
-            <w:pPr>
-              <w:rPr>
-                <w:rFonts w:ascii="Times New Roman" w:eastAsia="Times New Roman" w:hAnsi="Times New Roman" w:cs="Times New Roman"/>
-                <w:sz w:val="26"/>
-                <w:szCs w:val="26"/>
-              </w:rPr>
-            </w:pPr>
-            <w:r>
-              <w:rPr>
-                <w:rFonts w:ascii="Times New Roman" w:eastAsia="Times New Roman" w:hAnsi="Times New Roman" w:cs="Times New Roman"/>
-                <w:sz w:val="26"/>
-                <w:szCs w:val="26"/>
-              </w:rPr>
-              <w:t>08/10/2026</w:t>
-            </w:r>
-          </w:p>
-        </w:tc>
-        <w:tc>
-          <w:tcPr>
-            <w:tcW w:w="0" w:type="auto"/>
+            <w:tcW w:w="824" w:type="pct"/>
+            <w:hideMark/>
+          </w:tcPr>
+          <w:p>
+            <w:pPr>
+              <w:rPr>
+                <w:rFonts w:ascii="Times New Roman" w:eastAsia="Times New Roman" w:hAnsi="Times New Roman" w:cs="Times New Roman"/>
+                <w:sz w:val="26"/>
+                <w:szCs w:val="26"/>
+              </w:rPr>
+            </w:pPr>
+            <w:r>
+              <w:rPr>
+                <w:rFonts w:ascii="Times New Roman" w:eastAsia="Times New Roman" w:hAnsi="Times New Roman" w:cs="Times New Roman"/>
+                <w:sz w:val="26"/>
+                <w:szCs w:val="26"/>
+              </w:rPr>
+              <w:t>24/09/2026</w:t>
+            </w:r>
+          </w:p>
+        </w:tc>
+        <w:tc>
+          <w:tcPr>
+            <w:tcW w:w="833" w:type="pct"/>
+            <w:hideMark/>
+          </w:tcPr>
+          <w:p>
+            <w:pPr>
+              <w:rPr>
+                <w:rFonts w:ascii="Times New Roman" w:eastAsia="Times New Roman" w:hAnsi="Times New Roman" w:cs="Times New Roman"/>
+                <w:sz w:val="26"/>
+                <w:szCs w:val="26"/>
+              </w:rPr>
+            </w:pPr>
+            <w:r>
+              <w:rPr>
+                <w:rFonts w:ascii="Times New Roman" w:eastAsia="Times New Roman" w:hAnsi="Times New Roman" w:cs="Times New Roman"/>
+                <w:sz w:val="26"/>
+                <w:szCs w:val="26"/>
+              </w:rPr>
+              <w:t>24/09/2026</w:t>
+            </w:r>
+          </w:p>
+        </w:tc>
+        <w:tc>
+          <w:tcPr>
+            <w:tcW w:w="602" w:type="pct"/>
             <w:hideMark/>
           </w:tcPr>
           <w:p>
@@ -19090,7 +19263,7 @@
         </w:tc>
         <w:tc>
           <w:tcPr>
-            <w:tcW w:w="0" w:type="auto"/>
+            <w:tcW w:w="679" w:type="pct"/>
             <w:hideMark/>
           </w:tcPr>
           <w:p>
@@ -19115,22 +19288,22 @@
       <w:tr>
         <w:tc>
           <w:tcPr>
-            <w:tcW w:w="0" w:type="auto"/>
-            <w:hideMark/>
-          </w:tcPr>
-          <w:p>
-            <w:pPr>
-              <w:rPr>
-                <w:rFonts w:ascii="Times New Roman" w:eastAsia="Times New Roman" w:hAnsi="Times New Roman" w:cs="Times New Roman"/>
-                <w:sz w:val="26"/>
-                <w:szCs w:val="26"/>
-              </w:rPr>
-            </w:pPr>
-          </w:p>
-        </w:tc>
-        <w:tc>
-          <w:tcPr>
-            <w:tcW w:w="0" w:type="auto"/>
+            <w:tcW w:w="391" w:type="pct"/>
+            <w:hideMark/>
+          </w:tcPr>
+          <w:p>
+            <w:pPr>
+              <w:rPr>
+                <w:rFonts w:ascii="Times New Roman" w:eastAsia="Times New Roman" w:hAnsi="Times New Roman" w:cs="Times New Roman"/>
+                <w:sz w:val="26"/>
+                <w:szCs w:val="26"/>
+              </w:rPr>
+            </w:pPr>
+          </w:p>
+        </w:tc>
+        <w:tc>
+          <w:tcPr>
+            <w:tcW w:w="1672" w:type="pct"/>
             <w:hideMark/>
           </w:tcPr>
           <w:p>
@@ -19153,53 +19326,53 @@
         </w:tc>
         <w:tc>
           <w:tcPr>
-            <w:tcW w:w="0" w:type="auto"/>
-            <w:hideMark/>
-          </w:tcPr>
-          <w:p>
-            <w:pPr>
-              <w:rPr>
-                <w:rFonts w:ascii="Times New Roman" w:eastAsia="Times New Roman" w:hAnsi="Times New Roman" w:cs="Times New Roman"/>
-                <w:sz w:val="26"/>
-                <w:szCs w:val="26"/>
-              </w:rPr>
-            </w:pPr>
-            <w:r>
-              <w:rPr>
-                <w:rFonts w:ascii="Times New Roman" w:eastAsia="Times New Roman" w:hAnsi="Times New Roman" w:cs="Times New Roman"/>
-                <w:sz w:val="26"/>
-                <w:szCs w:val="26"/>
-              </w:rPr>
-              <w:t>08/10/2026</w:t>
-            </w:r>
-          </w:p>
-        </w:tc>
-        <w:tc>
-          <w:tcPr>
-            <w:tcW w:w="0" w:type="auto"/>
-            <w:hideMark/>
-          </w:tcPr>
-          <w:p>
-            <w:pPr>
-              <w:rPr>
-                <w:rFonts w:ascii="Times New Roman" w:eastAsia="Times New Roman" w:hAnsi="Times New Roman" w:cs="Times New Roman"/>
-                <w:sz w:val="26"/>
-                <w:szCs w:val="26"/>
-              </w:rPr>
-            </w:pPr>
-            <w:r>
-              <w:rPr>
-                <w:rFonts w:ascii="Times New Roman" w:eastAsia="Times New Roman" w:hAnsi="Times New Roman" w:cs="Times New Roman"/>
-                <w:sz w:val="26"/>
-                <w:szCs w:val="26"/>
-              </w:rPr>
-              <w:t>08/10/2026</w:t>
-            </w:r>
-          </w:p>
-        </w:tc>
-        <w:tc>
-          <w:tcPr>
-            <w:tcW w:w="0" w:type="auto"/>
+            <w:tcW w:w="824" w:type="pct"/>
+            <w:hideMark/>
+          </w:tcPr>
+          <w:p>
+            <w:pPr>
+              <w:rPr>
+                <w:rFonts w:ascii="Times New Roman" w:eastAsia="Times New Roman" w:hAnsi="Times New Roman" w:cs="Times New Roman"/>
+                <w:sz w:val="26"/>
+                <w:szCs w:val="26"/>
+              </w:rPr>
+            </w:pPr>
+            <w:r>
+              <w:rPr>
+                <w:rFonts w:ascii="Times New Roman" w:eastAsia="Times New Roman" w:hAnsi="Times New Roman" w:cs="Times New Roman"/>
+                <w:sz w:val="26"/>
+                <w:szCs w:val="26"/>
+              </w:rPr>
+              <w:t>24/09/2026</w:t>
+            </w:r>
+          </w:p>
+        </w:tc>
+        <w:tc>
+          <w:tcPr>
+            <w:tcW w:w="833" w:type="pct"/>
+            <w:hideMark/>
+          </w:tcPr>
+          <w:p>
+            <w:pPr>
+              <w:rPr>
+                <w:rFonts w:ascii="Times New Roman" w:eastAsia="Times New Roman" w:hAnsi="Times New Roman" w:cs="Times New Roman"/>
+                <w:sz w:val="26"/>
+                <w:szCs w:val="26"/>
+              </w:rPr>
+            </w:pPr>
+            <w:r>
+              <w:rPr>
+                <w:rFonts w:ascii="Times New Roman" w:eastAsia="Times New Roman" w:hAnsi="Times New Roman" w:cs="Times New Roman"/>
+                <w:sz w:val="26"/>
+                <w:szCs w:val="26"/>
+              </w:rPr>
+              <w:t>24/09/2026</w:t>
+            </w:r>
+          </w:p>
+        </w:tc>
+        <w:tc>
+          <w:tcPr>
+            <w:tcW w:w="602" w:type="pct"/>
             <w:hideMark/>
           </w:tcPr>
           <w:p>
@@ -19223,7 +19396,7 @@
         </w:tc>
         <w:tc>
           <w:tcPr>
-            <w:tcW w:w="0" w:type="auto"/>
+            <w:tcW w:w="679" w:type="pct"/>
             <w:hideMark/>
           </w:tcPr>
           <w:p>
@@ -19248,7 +19421,7 @@
       <w:tr>
         <w:tc>
           <w:tcPr>
-            <w:tcW w:w="0" w:type="auto"/>
+            <w:tcW w:w="391" w:type="pct"/>
             <w:hideMark/>
           </w:tcPr>
           <w:p>
@@ -19273,7 +19446,7 @@
         </w:tc>
         <w:tc>
           <w:tcPr>
-            <w:tcW w:w="0" w:type="auto"/>
+            <w:tcW w:w="1672" w:type="pct"/>
             <w:hideMark/>
           </w:tcPr>
           <w:p>
@@ -19298,53 +19471,57 @@
         </w:tc>
         <w:tc>
           <w:tcPr>
-            <w:tcW w:w="0" w:type="auto"/>
-            <w:hideMark/>
-          </w:tcPr>
-          <w:p>
-            <w:pPr>
-              <w:rPr>
-                <w:rFonts w:ascii="Times New Roman" w:eastAsia="Times New Roman" w:hAnsi="Times New Roman" w:cs="Times New Roman"/>
-                <w:sz w:val="26"/>
-                <w:szCs w:val="26"/>
-              </w:rPr>
-            </w:pPr>
-            <w:r>
-              <w:rPr>
-                <w:rFonts w:ascii="Times New Roman" w:eastAsia="Times New Roman" w:hAnsi="Times New Roman" w:cs="Times New Roman"/>
-                <w:sz w:val="26"/>
-                <w:szCs w:val="26"/>
-              </w:rPr>
-              <w:t>12/10/2026</w:t>
-            </w:r>
-          </w:p>
-        </w:tc>
-        <w:tc>
-          <w:tcPr>
-            <w:tcW w:w="0" w:type="auto"/>
-            <w:hideMark/>
-          </w:tcPr>
-          <w:p>
-            <w:pPr>
-              <w:rPr>
-                <w:rFonts w:ascii="Times New Roman" w:eastAsia="Times New Roman" w:hAnsi="Times New Roman" w:cs="Times New Roman"/>
-                <w:sz w:val="26"/>
-                <w:szCs w:val="26"/>
-              </w:rPr>
-            </w:pPr>
-            <w:r>
-              <w:rPr>
-                <w:rFonts w:ascii="Times New Roman" w:eastAsia="Times New Roman" w:hAnsi="Times New Roman" w:cs="Times New Roman"/>
-                <w:sz w:val="26"/>
-                <w:szCs w:val="26"/>
-              </w:rPr>
-              <w:t>13/10/2026</w:t>
-            </w:r>
-          </w:p>
-        </w:tc>
-        <w:tc>
-          <w:tcPr>
-            <w:tcW w:w="0" w:type="auto"/>
+            <w:tcW w:w="824" w:type="pct"/>
+            <w:hideMark/>
+          </w:tcPr>
+          <w:p>
+            <w:pPr>
+              <w:rPr>
+                <w:rFonts w:ascii="Times New Roman" w:eastAsia="Times New Roman" w:hAnsi="Times New Roman" w:cs="Times New Roman"/>
+                <w:sz w:val="26"/>
+                <w:szCs w:val="26"/>
+              </w:rPr>
+            </w:pPr>
+            <w:r>
+              <w:rPr>
+                <w:rFonts w:ascii="Times New Roman" w:eastAsia="Times New Roman" w:hAnsi="Times New Roman" w:cs="Times New Roman"/>
+                <w:b/>
+                <w:bCs/>
+                <w:sz w:val="26"/>
+                <w:szCs w:val="26"/>
+              </w:rPr>
+              <w:t>28/09/2026</w:t>
+            </w:r>
+          </w:p>
+        </w:tc>
+        <w:tc>
+          <w:tcPr>
+            <w:tcW w:w="833" w:type="pct"/>
+            <w:hideMark/>
+          </w:tcPr>
+          <w:p>
+            <w:pPr>
+              <w:rPr>
+                <w:rFonts w:ascii="Times New Roman" w:eastAsia="Times New Roman" w:hAnsi="Times New Roman" w:cs="Times New Roman"/>
+                <w:sz w:val="26"/>
+                <w:szCs w:val="26"/>
+              </w:rPr>
+            </w:pPr>
+            <w:r>
+              <w:rPr>
+                <w:rFonts w:ascii="Times New Roman" w:eastAsia="Times New Roman" w:hAnsi="Times New Roman" w:cs="Times New Roman"/>
+                <w:b/>
+                <w:bCs/>
+                <w:sz w:val="26"/>
+                <w:szCs w:val="26"/>
+              </w:rPr>
+              <w:t>29/09/2026</w:t>
+            </w:r>
+          </w:p>
+        </w:tc>
+        <w:tc>
+          <w:tcPr>
+            <w:tcW w:w="602" w:type="pct"/>
             <w:hideMark/>
           </w:tcPr>
           <w:p>
@@ -19359,6 +19536,8 @@
             <w:r>
               <w:rPr>
                 <w:rFonts w:ascii="Times New Roman" w:eastAsia="Times New Roman" w:hAnsi="Times New Roman" w:cs="Times New Roman"/>
+                <w:b/>
+                <w:bCs/>
                 <w:sz w:val="26"/>
                 <w:szCs w:val="26"/>
               </w:rPr>
@@ -19368,20 +19547,22 @@
         </w:tc>
         <w:tc>
           <w:tcPr>
-            <w:tcW w:w="0" w:type="auto"/>
-            <w:hideMark/>
-          </w:tcPr>
-          <w:p>
-            <w:pPr>
-              <w:rPr>
-                <w:rFonts w:ascii="Times New Roman" w:eastAsia="Times New Roman" w:hAnsi="Times New Roman" w:cs="Times New Roman"/>
-                <w:sz w:val="26"/>
-                <w:szCs w:val="26"/>
-              </w:rPr>
-            </w:pPr>
-            <w:r>
-              <w:rPr>
-                <w:rFonts w:ascii="Times New Roman" w:eastAsia="Times New Roman" w:hAnsi="Times New Roman" w:cs="Times New Roman"/>
+            <w:tcW w:w="679" w:type="pct"/>
+            <w:hideMark/>
+          </w:tcPr>
+          <w:p>
+            <w:pPr>
+              <w:rPr>
+                <w:rFonts w:ascii="Times New Roman" w:eastAsia="Times New Roman" w:hAnsi="Times New Roman" w:cs="Times New Roman"/>
+                <w:sz w:val="26"/>
+                <w:szCs w:val="26"/>
+              </w:rPr>
+            </w:pPr>
+            <w:r>
+              <w:rPr>
+                <w:rFonts w:ascii="Times New Roman" w:eastAsia="Times New Roman" w:hAnsi="Times New Roman" w:cs="Times New Roman"/>
+                <w:b/>
+                <w:bCs/>
                 <w:sz w:val="26"/>
                 <w:szCs w:val="26"/>
               </w:rPr>
@@ -19393,22 +19574,22 @@
       <w:tr>
         <w:tc>
           <w:tcPr>
-            <w:tcW w:w="0" w:type="auto"/>
-            <w:hideMark/>
-          </w:tcPr>
-          <w:p>
-            <w:pPr>
-              <w:rPr>
-                <w:rFonts w:ascii="Times New Roman" w:eastAsia="Times New Roman" w:hAnsi="Times New Roman" w:cs="Times New Roman"/>
-                <w:sz w:val="26"/>
-                <w:szCs w:val="26"/>
-              </w:rPr>
-            </w:pPr>
-          </w:p>
-        </w:tc>
-        <w:tc>
-          <w:tcPr>
-            <w:tcW w:w="0" w:type="auto"/>
+            <w:tcW w:w="391" w:type="pct"/>
+            <w:hideMark/>
+          </w:tcPr>
+          <w:p>
+            <w:pPr>
+              <w:rPr>
+                <w:rFonts w:ascii="Times New Roman" w:eastAsia="Times New Roman" w:hAnsi="Times New Roman" w:cs="Times New Roman"/>
+                <w:sz w:val="26"/>
+                <w:szCs w:val="26"/>
+              </w:rPr>
+            </w:pPr>
+          </w:p>
+        </w:tc>
+        <w:tc>
+          <w:tcPr>
+            <w:tcW w:w="1672" w:type="pct"/>
             <w:hideMark/>
           </w:tcPr>
           <w:p>
@@ -19431,53 +19612,53 @@
         </w:tc>
         <w:tc>
           <w:tcPr>
-            <w:tcW w:w="0" w:type="auto"/>
-            <w:hideMark/>
-          </w:tcPr>
-          <w:p>
-            <w:pPr>
-              <w:rPr>
-                <w:rFonts w:ascii="Times New Roman" w:eastAsia="Times New Roman" w:hAnsi="Times New Roman" w:cs="Times New Roman"/>
-                <w:sz w:val="26"/>
-                <w:szCs w:val="26"/>
-              </w:rPr>
-            </w:pPr>
-            <w:r>
-              <w:rPr>
-                <w:rFonts w:ascii="Times New Roman" w:eastAsia="Times New Roman" w:hAnsi="Times New Roman" w:cs="Times New Roman"/>
-                <w:sz w:val="26"/>
-                <w:szCs w:val="26"/>
-              </w:rPr>
-              <w:t>12/10/2026</w:t>
-            </w:r>
-          </w:p>
-        </w:tc>
-        <w:tc>
-          <w:tcPr>
-            <w:tcW w:w="0" w:type="auto"/>
-            <w:hideMark/>
-          </w:tcPr>
-          <w:p>
-            <w:pPr>
-              <w:rPr>
-                <w:rFonts w:ascii="Times New Roman" w:eastAsia="Times New Roman" w:hAnsi="Times New Roman" w:cs="Times New Roman"/>
-                <w:sz w:val="26"/>
-                <w:szCs w:val="26"/>
-              </w:rPr>
-            </w:pPr>
-            <w:r>
-              <w:rPr>
-                <w:rFonts w:ascii="Times New Roman" w:eastAsia="Times New Roman" w:hAnsi="Times New Roman" w:cs="Times New Roman"/>
-                <w:sz w:val="26"/>
-                <w:szCs w:val="26"/>
-              </w:rPr>
-              <w:t>12/10/2026</w:t>
-            </w:r>
-          </w:p>
-        </w:tc>
-        <w:tc>
-          <w:tcPr>
-            <w:tcW w:w="0" w:type="auto"/>
+            <w:tcW w:w="824" w:type="pct"/>
+            <w:hideMark/>
+          </w:tcPr>
+          <w:p>
+            <w:pPr>
+              <w:rPr>
+                <w:rFonts w:ascii="Times New Roman" w:eastAsia="Times New Roman" w:hAnsi="Times New Roman" w:cs="Times New Roman"/>
+                <w:sz w:val="26"/>
+                <w:szCs w:val="26"/>
+              </w:rPr>
+            </w:pPr>
+            <w:r>
+              <w:rPr>
+                <w:rFonts w:ascii="Times New Roman" w:eastAsia="Times New Roman" w:hAnsi="Times New Roman" w:cs="Times New Roman"/>
+                <w:sz w:val="26"/>
+                <w:szCs w:val="26"/>
+              </w:rPr>
+              <w:t>28/09/2026</w:t>
+            </w:r>
+          </w:p>
+        </w:tc>
+        <w:tc>
+          <w:tcPr>
+            <w:tcW w:w="833" w:type="pct"/>
+            <w:hideMark/>
+          </w:tcPr>
+          <w:p>
+            <w:pPr>
+              <w:rPr>
+                <w:rFonts w:ascii="Times New Roman" w:eastAsia="Times New Roman" w:hAnsi="Times New Roman" w:cs="Times New Roman"/>
+                <w:sz w:val="26"/>
+                <w:szCs w:val="26"/>
+              </w:rPr>
+            </w:pPr>
+            <w:r>
+              <w:rPr>
+                <w:rFonts w:ascii="Times New Roman" w:eastAsia="Times New Roman" w:hAnsi="Times New Roman" w:cs="Times New Roman"/>
+                <w:sz w:val="26"/>
+                <w:szCs w:val="26"/>
+              </w:rPr>
+              <w:t>28/09/2026</w:t>
+            </w:r>
+          </w:p>
+        </w:tc>
+        <w:tc>
+          <w:tcPr>
+            <w:tcW w:w="602" w:type="pct"/>
             <w:hideMark/>
           </w:tcPr>
           <w:p>
@@ -19501,7 +19682,7 @@
         </w:tc>
         <w:tc>
           <w:tcPr>
-            <w:tcW w:w="0" w:type="auto"/>
+            <w:tcW w:w="679" w:type="pct"/>
             <w:hideMark/>
           </w:tcPr>
           <w:p>
@@ -19526,22 +19707,22 @@
       <w:tr>
         <w:tc>
           <w:tcPr>
-            <w:tcW w:w="0" w:type="auto"/>
-            <w:hideMark/>
-          </w:tcPr>
-          <w:p>
-            <w:pPr>
-              <w:rPr>
-                <w:rFonts w:ascii="Times New Roman" w:eastAsia="Times New Roman" w:hAnsi="Times New Roman" w:cs="Times New Roman"/>
-                <w:sz w:val="26"/>
-                <w:szCs w:val="26"/>
-              </w:rPr>
-            </w:pPr>
-          </w:p>
-        </w:tc>
-        <w:tc>
-          <w:tcPr>
-            <w:tcW w:w="0" w:type="auto"/>
+            <w:tcW w:w="391" w:type="pct"/>
+            <w:hideMark/>
+          </w:tcPr>
+          <w:p>
+            <w:pPr>
+              <w:rPr>
+                <w:rFonts w:ascii="Times New Roman" w:eastAsia="Times New Roman" w:hAnsi="Times New Roman" w:cs="Times New Roman"/>
+                <w:sz w:val="26"/>
+                <w:szCs w:val="26"/>
+              </w:rPr>
+            </w:pPr>
+          </w:p>
+        </w:tc>
+        <w:tc>
+          <w:tcPr>
+            <w:tcW w:w="1672" w:type="pct"/>
             <w:hideMark/>
           </w:tcPr>
           <w:p>
@@ -19564,53 +19745,53 @@
         </w:tc>
         <w:tc>
           <w:tcPr>
-            <w:tcW w:w="0" w:type="auto"/>
-            <w:hideMark/>
-          </w:tcPr>
-          <w:p>
-            <w:pPr>
-              <w:rPr>
-                <w:rFonts w:ascii="Times New Roman" w:eastAsia="Times New Roman" w:hAnsi="Times New Roman" w:cs="Times New Roman"/>
-                <w:sz w:val="26"/>
-                <w:szCs w:val="26"/>
-              </w:rPr>
-            </w:pPr>
-            <w:r>
-              <w:rPr>
-                <w:rFonts w:ascii="Times New Roman" w:eastAsia="Times New Roman" w:hAnsi="Times New Roman" w:cs="Times New Roman"/>
-                <w:sz w:val="26"/>
-                <w:szCs w:val="26"/>
-              </w:rPr>
-              <w:t>12/10/2026</w:t>
-            </w:r>
-          </w:p>
-        </w:tc>
-        <w:tc>
-          <w:tcPr>
-            <w:tcW w:w="0" w:type="auto"/>
-            <w:hideMark/>
-          </w:tcPr>
-          <w:p>
-            <w:pPr>
-              <w:rPr>
-                <w:rFonts w:ascii="Times New Roman" w:eastAsia="Times New Roman" w:hAnsi="Times New Roman" w:cs="Times New Roman"/>
-                <w:sz w:val="26"/>
-                <w:szCs w:val="26"/>
-              </w:rPr>
-            </w:pPr>
-            <w:r>
-              <w:rPr>
-                <w:rFonts w:ascii="Times New Roman" w:eastAsia="Times New Roman" w:hAnsi="Times New Roman" w:cs="Times New Roman"/>
-                <w:sz w:val="26"/>
-                <w:szCs w:val="26"/>
-              </w:rPr>
-              <w:t>12/10/2026</w:t>
-            </w:r>
-          </w:p>
-        </w:tc>
-        <w:tc>
-          <w:tcPr>
-            <w:tcW w:w="0" w:type="auto"/>
+            <w:tcW w:w="824" w:type="pct"/>
+            <w:hideMark/>
+          </w:tcPr>
+          <w:p>
+            <w:pPr>
+              <w:rPr>
+                <w:rFonts w:ascii="Times New Roman" w:eastAsia="Times New Roman" w:hAnsi="Times New Roman" w:cs="Times New Roman"/>
+                <w:sz w:val="26"/>
+                <w:szCs w:val="26"/>
+              </w:rPr>
+            </w:pPr>
+            <w:r>
+              <w:rPr>
+                <w:rFonts w:ascii="Times New Roman" w:eastAsia="Times New Roman" w:hAnsi="Times New Roman" w:cs="Times New Roman"/>
+                <w:sz w:val="26"/>
+                <w:szCs w:val="26"/>
+              </w:rPr>
+              <w:t>28/09/2026</w:t>
+            </w:r>
+          </w:p>
+        </w:tc>
+        <w:tc>
+          <w:tcPr>
+            <w:tcW w:w="833" w:type="pct"/>
+            <w:hideMark/>
+          </w:tcPr>
+          <w:p>
+            <w:pPr>
+              <w:rPr>
+                <w:rFonts w:ascii="Times New Roman" w:eastAsia="Times New Roman" w:hAnsi="Times New Roman" w:cs="Times New Roman"/>
+                <w:sz w:val="26"/>
+                <w:szCs w:val="26"/>
+              </w:rPr>
+            </w:pPr>
+            <w:r>
+              <w:rPr>
+                <w:rFonts w:ascii="Times New Roman" w:eastAsia="Times New Roman" w:hAnsi="Times New Roman" w:cs="Times New Roman"/>
+                <w:sz w:val="26"/>
+                <w:szCs w:val="26"/>
+              </w:rPr>
+              <w:t>28/09/2026</w:t>
+            </w:r>
+          </w:p>
+        </w:tc>
+        <w:tc>
+          <w:tcPr>
+            <w:tcW w:w="602" w:type="pct"/>
             <w:hideMark/>
           </w:tcPr>
           <w:p>
@@ -19634,7 +19815,7 @@
         </w:tc>
         <w:tc>
           <w:tcPr>
-            <w:tcW w:w="0" w:type="auto"/>
+            <w:tcW w:w="679" w:type="pct"/>
             <w:hideMark/>
           </w:tcPr>
           <w:p>
@@ -19659,22 +19840,22 @@
       <w:tr>
         <w:tc>
           <w:tcPr>
-            <w:tcW w:w="0" w:type="auto"/>
-            <w:hideMark/>
-          </w:tcPr>
-          <w:p>
-            <w:pPr>
-              <w:rPr>
-                <w:rFonts w:ascii="Times New Roman" w:eastAsia="Times New Roman" w:hAnsi="Times New Roman" w:cs="Times New Roman"/>
-                <w:sz w:val="26"/>
-                <w:szCs w:val="26"/>
-              </w:rPr>
-            </w:pPr>
-          </w:p>
-        </w:tc>
-        <w:tc>
-          <w:tcPr>
-            <w:tcW w:w="0" w:type="auto"/>
+            <w:tcW w:w="391" w:type="pct"/>
+            <w:hideMark/>
+          </w:tcPr>
+          <w:p>
+            <w:pPr>
+              <w:rPr>
+                <w:rFonts w:ascii="Times New Roman" w:eastAsia="Times New Roman" w:hAnsi="Times New Roman" w:cs="Times New Roman"/>
+                <w:sz w:val="26"/>
+                <w:szCs w:val="26"/>
+              </w:rPr>
+            </w:pPr>
+          </w:p>
+        </w:tc>
+        <w:tc>
+          <w:tcPr>
+            <w:tcW w:w="1672" w:type="pct"/>
             <w:hideMark/>
           </w:tcPr>
           <w:p>
@@ -19697,53 +19878,53 @@
         </w:tc>
         <w:tc>
           <w:tcPr>
-            <w:tcW w:w="0" w:type="auto"/>
-            <w:hideMark/>
-          </w:tcPr>
-          <w:p>
-            <w:pPr>
-              <w:rPr>
-                <w:rFonts w:ascii="Times New Roman" w:eastAsia="Times New Roman" w:hAnsi="Times New Roman" w:cs="Times New Roman"/>
-                <w:sz w:val="26"/>
-                <w:szCs w:val="26"/>
-              </w:rPr>
-            </w:pPr>
-            <w:r>
-              <w:rPr>
-                <w:rFonts w:ascii="Times New Roman" w:eastAsia="Times New Roman" w:hAnsi="Times New Roman" w:cs="Times New Roman"/>
-                <w:sz w:val="26"/>
-                <w:szCs w:val="26"/>
-              </w:rPr>
-              <w:t>12/10/2026</w:t>
-            </w:r>
-          </w:p>
-        </w:tc>
-        <w:tc>
-          <w:tcPr>
-            <w:tcW w:w="0" w:type="auto"/>
-            <w:hideMark/>
-          </w:tcPr>
-          <w:p>
-            <w:pPr>
-              <w:rPr>
-                <w:rFonts w:ascii="Times New Roman" w:eastAsia="Times New Roman" w:hAnsi="Times New Roman" w:cs="Times New Roman"/>
-                <w:sz w:val="26"/>
-                <w:szCs w:val="26"/>
-              </w:rPr>
-            </w:pPr>
-            <w:r>
-              <w:rPr>
-                <w:rFonts w:ascii="Times New Roman" w:eastAsia="Times New Roman" w:hAnsi="Times New Roman" w:cs="Times New Roman"/>
-                <w:sz w:val="26"/>
-                <w:szCs w:val="26"/>
-              </w:rPr>
-              <w:t>12/10/2026</w:t>
-            </w:r>
-          </w:p>
-        </w:tc>
-        <w:tc>
-          <w:tcPr>
-            <w:tcW w:w="0" w:type="auto"/>
+            <w:tcW w:w="824" w:type="pct"/>
+            <w:hideMark/>
+          </w:tcPr>
+          <w:p>
+            <w:pPr>
+              <w:rPr>
+                <w:rFonts w:ascii="Times New Roman" w:eastAsia="Times New Roman" w:hAnsi="Times New Roman" w:cs="Times New Roman"/>
+                <w:sz w:val="26"/>
+                <w:szCs w:val="26"/>
+              </w:rPr>
+            </w:pPr>
+            <w:r>
+              <w:rPr>
+                <w:rFonts w:ascii="Times New Roman" w:eastAsia="Times New Roman" w:hAnsi="Times New Roman" w:cs="Times New Roman"/>
+                <w:sz w:val="26"/>
+                <w:szCs w:val="26"/>
+              </w:rPr>
+              <w:t>28/09/2026</w:t>
+            </w:r>
+          </w:p>
+        </w:tc>
+        <w:tc>
+          <w:tcPr>
+            <w:tcW w:w="833" w:type="pct"/>
+            <w:hideMark/>
+          </w:tcPr>
+          <w:p>
+            <w:pPr>
+              <w:rPr>
+                <w:rFonts w:ascii="Times New Roman" w:eastAsia="Times New Roman" w:hAnsi="Times New Roman" w:cs="Times New Roman"/>
+                <w:sz w:val="26"/>
+                <w:szCs w:val="26"/>
+              </w:rPr>
+            </w:pPr>
+            <w:r>
+              <w:rPr>
+                <w:rFonts w:ascii="Times New Roman" w:eastAsia="Times New Roman" w:hAnsi="Times New Roman" w:cs="Times New Roman"/>
+                <w:sz w:val="26"/>
+                <w:szCs w:val="26"/>
+              </w:rPr>
+              <w:t>28/09/2026</w:t>
+            </w:r>
+          </w:p>
+        </w:tc>
+        <w:tc>
+          <w:tcPr>
+            <w:tcW w:w="602" w:type="pct"/>
             <w:hideMark/>
           </w:tcPr>
           <w:p>
@@ -19767,7 +19948,7 @@
         </w:tc>
         <w:tc>
           <w:tcPr>
-            <w:tcW w:w="0" w:type="auto"/>
+            <w:tcW w:w="679" w:type="pct"/>
             <w:hideMark/>
           </w:tcPr>
           <w:p>
@@ -19792,22 +19973,22 @@
       <w:tr>
         <w:tc>
           <w:tcPr>
-            <w:tcW w:w="0" w:type="auto"/>
-            <w:hideMark/>
-          </w:tcPr>
-          <w:p>
-            <w:pPr>
-              <w:rPr>
-                <w:rFonts w:ascii="Times New Roman" w:eastAsia="Times New Roman" w:hAnsi="Times New Roman" w:cs="Times New Roman"/>
-                <w:sz w:val="26"/>
-                <w:szCs w:val="26"/>
-              </w:rPr>
-            </w:pPr>
-          </w:p>
-        </w:tc>
-        <w:tc>
-          <w:tcPr>
-            <w:tcW w:w="0" w:type="auto"/>
+            <w:tcW w:w="391" w:type="pct"/>
+            <w:hideMark/>
+          </w:tcPr>
+          <w:p>
+            <w:pPr>
+              <w:rPr>
+                <w:rFonts w:ascii="Times New Roman" w:eastAsia="Times New Roman" w:hAnsi="Times New Roman" w:cs="Times New Roman"/>
+                <w:sz w:val="26"/>
+                <w:szCs w:val="26"/>
+              </w:rPr>
+            </w:pPr>
+          </w:p>
+        </w:tc>
+        <w:tc>
+          <w:tcPr>
+            <w:tcW w:w="1672" w:type="pct"/>
             <w:hideMark/>
           </w:tcPr>
           <w:p>
@@ -19830,53 +20011,53 @@
         </w:tc>
         <w:tc>
           <w:tcPr>
-            <w:tcW w:w="0" w:type="auto"/>
-            <w:hideMark/>
-          </w:tcPr>
-          <w:p>
-            <w:pPr>
-              <w:rPr>
-                <w:rFonts w:ascii="Times New Roman" w:eastAsia="Times New Roman" w:hAnsi="Times New Roman" w:cs="Times New Roman"/>
-                <w:sz w:val="26"/>
-                <w:szCs w:val="26"/>
-              </w:rPr>
-            </w:pPr>
-            <w:r>
-              <w:rPr>
-                <w:rFonts w:ascii="Times New Roman" w:eastAsia="Times New Roman" w:hAnsi="Times New Roman" w:cs="Times New Roman"/>
-                <w:sz w:val="26"/>
-                <w:szCs w:val="26"/>
-              </w:rPr>
-              <w:t>13/10/2026</w:t>
-            </w:r>
-          </w:p>
-        </w:tc>
-        <w:tc>
-          <w:tcPr>
-            <w:tcW w:w="0" w:type="auto"/>
-            <w:hideMark/>
-          </w:tcPr>
-          <w:p>
-            <w:pPr>
-              <w:rPr>
-                <w:rFonts w:ascii="Times New Roman" w:eastAsia="Times New Roman" w:hAnsi="Times New Roman" w:cs="Times New Roman"/>
-                <w:sz w:val="26"/>
-                <w:szCs w:val="26"/>
-              </w:rPr>
-            </w:pPr>
-            <w:r>
-              <w:rPr>
-                <w:rFonts w:ascii="Times New Roman" w:eastAsia="Times New Roman" w:hAnsi="Times New Roman" w:cs="Times New Roman"/>
-                <w:sz w:val="26"/>
-                <w:szCs w:val="26"/>
-              </w:rPr>
-              <w:t>13/10/2026</w:t>
-            </w:r>
-          </w:p>
-        </w:tc>
-        <w:tc>
-          <w:tcPr>
-            <w:tcW w:w="0" w:type="auto"/>
+            <w:tcW w:w="824" w:type="pct"/>
+            <w:hideMark/>
+          </w:tcPr>
+          <w:p>
+            <w:pPr>
+              <w:rPr>
+                <w:rFonts w:ascii="Times New Roman" w:eastAsia="Times New Roman" w:hAnsi="Times New Roman" w:cs="Times New Roman"/>
+                <w:sz w:val="26"/>
+                <w:szCs w:val="26"/>
+              </w:rPr>
+            </w:pPr>
+            <w:r>
+              <w:rPr>
+                <w:rFonts w:ascii="Times New Roman" w:eastAsia="Times New Roman" w:hAnsi="Times New Roman" w:cs="Times New Roman"/>
+                <w:sz w:val="26"/>
+                <w:szCs w:val="26"/>
+              </w:rPr>
+              <w:t>29/09/2026</w:t>
+            </w:r>
+          </w:p>
+        </w:tc>
+        <w:tc>
+          <w:tcPr>
+            <w:tcW w:w="833" w:type="pct"/>
+            <w:hideMark/>
+          </w:tcPr>
+          <w:p>
+            <w:pPr>
+              <w:rPr>
+                <w:rFonts w:ascii="Times New Roman" w:eastAsia="Times New Roman" w:hAnsi="Times New Roman" w:cs="Times New Roman"/>
+                <w:sz w:val="26"/>
+                <w:szCs w:val="26"/>
+              </w:rPr>
+            </w:pPr>
+            <w:r>
+              <w:rPr>
+                <w:rFonts w:ascii="Times New Roman" w:eastAsia="Times New Roman" w:hAnsi="Times New Roman" w:cs="Times New Roman"/>
+                <w:sz w:val="26"/>
+                <w:szCs w:val="26"/>
+              </w:rPr>
+              <w:t>29/09/2026</w:t>
+            </w:r>
+          </w:p>
+        </w:tc>
+        <w:tc>
+          <w:tcPr>
+            <w:tcW w:w="602" w:type="pct"/>
             <w:hideMark/>
           </w:tcPr>
           <w:p>
@@ -19900,7 +20081,7 @@
         </w:tc>
         <w:tc>
           <w:tcPr>
-            <w:tcW w:w="0" w:type="auto"/>
+            <w:tcW w:w="679" w:type="pct"/>
             <w:hideMark/>
           </w:tcPr>
           <w:p>
@@ -19925,22 +20106,22 @@
       <w:tr>
         <w:tc>
           <w:tcPr>
-            <w:tcW w:w="0" w:type="auto"/>
-            <w:hideMark/>
-          </w:tcPr>
-          <w:p>
-            <w:pPr>
-              <w:rPr>
-                <w:rFonts w:ascii="Times New Roman" w:eastAsia="Times New Roman" w:hAnsi="Times New Roman" w:cs="Times New Roman"/>
-                <w:sz w:val="26"/>
-                <w:szCs w:val="26"/>
-              </w:rPr>
-            </w:pPr>
-          </w:p>
-        </w:tc>
-        <w:tc>
-          <w:tcPr>
-            <w:tcW w:w="0" w:type="auto"/>
+            <w:tcW w:w="391" w:type="pct"/>
+            <w:hideMark/>
+          </w:tcPr>
+          <w:p>
+            <w:pPr>
+              <w:rPr>
+                <w:rFonts w:ascii="Times New Roman" w:eastAsia="Times New Roman" w:hAnsi="Times New Roman" w:cs="Times New Roman"/>
+                <w:sz w:val="26"/>
+                <w:szCs w:val="26"/>
+              </w:rPr>
+            </w:pPr>
+          </w:p>
+        </w:tc>
+        <w:tc>
+          <w:tcPr>
+            <w:tcW w:w="1672" w:type="pct"/>
             <w:hideMark/>
           </w:tcPr>
           <w:p>
@@ -19963,53 +20144,53 @@
         </w:tc>
         <w:tc>
           <w:tcPr>
-            <w:tcW w:w="0" w:type="auto"/>
-            <w:hideMark/>
-          </w:tcPr>
-          <w:p>
-            <w:pPr>
-              <w:rPr>
-                <w:rFonts w:ascii="Times New Roman" w:eastAsia="Times New Roman" w:hAnsi="Times New Roman" w:cs="Times New Roman"/>
-                <w:sz w:val="26"/>
-                <w:szCs w:val="26"/>
-              </w:rPr>
-            </w:pPr>
-            <w:r>
-              <w:rPr>
-                <w:rFonts w:ascii="Times New Roman" w:eastAsia="Times New Roman" w:hAnsi="Times New Roman" w:cs="Times New Roman"/>
-                <w:sz w:val="26"/>
-                <w:szCs w:val="26"/>
-              </w:rPr>
-              <w:t>13/10/2026</w:t>
-            </w:r>
-          </w:p>
-        </w:tc>
-        <w:tc>
-          <w:tcPr>
-            <w:tcW w:w="0" w:type="auto"/>
-            <w:hideMark/>
-          </w:tcPr>
-          <w:p>
-            <w:pPr>
-              <w:rPr>
-                <w:rFonts w:ascii="Times New Roman" w:eastAsia="Times New Roman" w:hAnsi="Times New Roman" w:cs="Times New Roman"/>
-                <w:sz w:val="26"/>
-                <w:szCs w:val="26"/>
-              </w:rPr>
-            </w:pPr>
-            <w:r>
-              <w:rPr>
-                <w:rFonts w:ascii="Times New Roman" w:eastAsia="Times New Roman" w:hAnsi="Times New Roman" w:cs="Times New Roman"/>
-                <w:sz w:val="26"/>
-                <w:szCs w:val="26"/>
-              </w:rPr>
-              <w:t>13/10/2026</w:t>
-            </w:r>
-          </w:p>
-        </w:tc>
-        <w:tc>
-          <w:tcPr>
-            <w:tcW w:w="0" w:type="auto"/>
+            <w:tcW w:w="824" w:type="pct"/>
+            <w:hideMark/>
+          </w:tcPr>
+          <w:p>
+            <w:pPr>
+              <w:rPr>
+                <w:rFonts w:ascii="Times New Roman" w:eastAsia="Times New Roman" w:hAnsi="Times New Roman" w:cs="Times New Roman"/>
+                <w:sz w:val="26"/>
+                <w:szCs w:val="26"/>
+              </w:rPr>
+            </w:pPr>
+            <w:r>
+              <w:rPr>
+                <w:rFonts w:ascii="Times New Roman" w:eastAsia="Times New Roman" w:hAnsi="Times New Roman" w:cs="Times New Roman"/>
+                <w:sz w:val="26"/>
+                <w:szCs w:val="26"/>
+              </w:rPr>
+              <w:t>29/09/2026</w:t>
+            </w:r>
+          </w:p>
+        </w:tc>
+        <w:tc>
+          <w:tcPr>
+            <w:tcW w:w="833" w:type="pct"/>
+            <w:hideMark/>
+          </w:tcPr>
+          <w:p>
+            <w:pPr>
+              <w:rPr>
+                <w:rFonts w:ascii="Times New Roman" w:eastAsia="Times New Roman" w:hAnsi="Times New Roman" w:cs="Times New Roman"/>
+                <w:sz w:val="26"/>
+                <w:szCs w:val="26"/>
+              </w:rPr>
+            </w:pPr>
+            <w:r>
+              <w:rPr>
+                <w:rFonts w:ascii="Times New Roman" w:eastAsia="Times New Roman" w:hAnsi="Times New Roman" w:cs="Times New Roman"/>
+                <w:sz w:val="26"/>
+                <w:szCs w:val="26"/>
+              </w:rPr>
+              <w:t>29/09/2026</w:t>
+            </w:r>
+          </w:p>
+        </w:tc>
+        <w:tc>
+          <w:tcPr>
+            <w:tcW w:w="602" w:type="pct"/>
             <w:hideMark/>
           </w:tcPr>
           <w:p>
@@ -20033,7 +20214,7 @@
         </w:tc>
         <w:tc>
           <w:tcPr>
-            <w:tcW w:w="0" w:type="auto"/>
+            <w:tcW w:w="679" w:type="pct"/>
             <w:hideMark/>
           </w:tcPr>
           <w:p>
@@ -20058,22 +20239,22 @@
       <w:tr>
         <w:tc>
           <w:tcPr>
-            <w:tcW w:w="0" w:type="auto"/>
-            <w:hideMark/>
-          </w:tcPr>
-          <w:p>
-            <w:pPr>
-              <w:rPr>
-                <w:rFonts w:ascii="Times New Roman" w:eastAsia="Times New Roman" w:hAnsi="Times New Roman" w:cs="Times New Roman"/>
-                <w:sz w:val="26"/>
-                <w:szCs w:val="26"/>
-              </w:rPr>
-            </w:pPr>
-          </w:p>
-        </w:tc>
-        <w:tc>
-          <w:tcPr>
-            <w:tcW w:w="0" w:type="auto"/>
+            <w:tcW w:w="391" w:type="pct"/>
+            <w:hideMark/>
+          </w:tcPr>
+          <w:p>
+            <w:pPr>
+              <w:rPr>
+                <w:rFonts w:ascii="Times New Roman" w:eastAsia="Times New Roman" w:hAnsi="Times New Roman" w:cs="Times New Roman"/>
+                <w:sz w:val="26"/>
+                <w:szCs w:val="26"/>
+              </w:rPr>
+            </w:pPr>
+          </w:p>
+        </w:tc>
+        <w:tc>
+          <w:tcPr>
+            <w:tcW w:w="1672" w:type="pct"/>
             <w:hideMark/>
           </w:tcPr>
           <w:p>
@@ -20096,53 +20277,53 @@
         </w:tc>
         <w:tc>
           <w:tcPr>
-            <w:tcW w:w="0" w:type="auto"/>
-            <w:hideMark/>
-          </w:tcPr>
-          <w:p>
-            <w:pPr>
-              <w:rPr>
-                <w:rFonts w:ascii="Times New Roman" w:eastAsia="Times New Roman" w:hAnsi="Times New Roman" w:cs="Times New Roman"/>
-                <w:sz w:val="26"/>
-                <w:szCs w:val="26"/>
-              </w:rPr>
-            </w:pPr>
-            <w:r>
-              <w:rPr>
-                <w:rFonts w:ascii="Times New Roman" w:eastAsia="Times New Roman" w:hAnsi="Times New Roman" w:cs="Times New Roman"/>
-                <w:sz w:val="26"/>
-                <w:szCs w:val="26"/>
-              </w:rPr>
-              <w:t>13/10/2026</w:t>
-            </w:r>
-          </w:p>
-        </w:tc>
-        <w:tc>
-          <w:tcPr>
-            <w:tcW w:w="0" w:type="auto"/>
-            <w:hideMark/>
-          </w:tcPr>
-          <w:p>
-            <w:pPr>
-              <w:rPr>
-                <w:rFonts w:ascii="Times New Roman" w:eastAsia="Times New Roman" w:hAnsi="Times New Roman" w:cs="Times New Roman"/>
-                <w:sz w:val="26"/>
-                <w:szCs w:val="26"/>
-              </w:rPr>
-            </w:pPr>
-            <w:r>
-              <w:rPr>
-                <w:rFonts w:ascii="Times New Roman" w:eastAsia="Times New Roman" w:hAnsi="Times New Roman" w:cs="Times New Roman"/>
-                <w:sz w:val="26"/>
-                <w:szCs w:val="26"/>
-              </w:rPr>
-              <w:t>13/10/2026</w:t>
-            </w:r>
-          </w:p>
-        </w:tc>
-        <w:tc>
-          <w:tcPr>
-            <w:tcW w:w="0" w:type="auto"/>
+            <w:tcW w:w="824" w:type="pct"/>
+            <w:hideMark/>
+          </w:tcPr>
+          <w:p>
+            <w:pPr>
+              <w:rPr>
+                <w:rFonts w:ascii="Times New Roman" w:eastAsia="Times New Roman" w:hAnsi="Times New Roman" w:cs="Times New Roman"/>
+                <w:sz w:val="26"/>
+                <w:szCs w:val="26"/>
+              </w:rPr>
+            </w:pPr>
+            <w:r>
+              <w:rPr>
+                <w:rFonts w:ascii="Times New Roman" w:eastAsia="Times New Roman" w:hAnsi="Times New Roman" w:cs="Times New Roman"/>
+                <w:sz w:val="26"/>
+                <w:szCs w:val="26"/>
+              </w:rPr>
+              <w:t>29/09/2026</w:t>
+            </w:r>
+          </w:p>
+        </w:tc>
+        <w:tc>
+          <w:tcPr>
+            <w:tcW w:w="833" w:type="pct"/>
+            <w:hideMark/>
+          </w:tcPr>
+          <w:p>
+            <w:pPr>
+              <w:rPr>
+                <w:rFonts w:ascii="Times New Roman" w:eastAsia="Times New Roman" w:hAnsi="Times New Roman" w:cs="Times New Roman"/>
+                <w:sz w:val="26"/>
+                <w:szCs w:val="26"/>
+              </w:rPr>
+            </w:pPr>
+            <w:r>
+              <w:rPr>
+                <w:rFonts w:ascii="Times New Roman" w:eastAsia="Times New Roman" w:hAnsi="Times New Roman" w:cs="Times New Roman"/>
+                <w:sz w:val="26"/>
+                <w:szCs w:val="26"/>
+              </w:rPr>
+              <w:t>29/09/2026</w:t>
+            </w:r>
+          </w:p>
+        </w:tc>
+        <w:tc>
+          <w:tcPr>
+            <w:tcW w:w="602" w:type="pct"/>
             <w:hideMark/>
           </w:tcPr>
           <w:p>
@@ -20166,7 +20347,7 @@
         </w:tc>
         <w:tc>
           <w:tcPr>
-            <w:tcW w:w="0" w:type="auto"/>
+            <w:tcW w:w="679" w:type="pct"/>
             <w:hideMark/>
           </w:tcPr>
           <w:p>
@@ -20191,22 +20372,22 @@
       <w:tr>
         <w:tc>
           <w:tcPr>
-            <w:tcW w:w="0" w:type="auto"/>
-            <w:hideMark/>
-          </w:tcPr>
-          <w:p>
-            <w:pPr>
-              <w:rPr>
-                <w:rFonts w:ascii="Times New Roman" w:eastAsia="Times New Roman" w:hAnsi="Times New Roman" w:cs="Times New Roman"/>
-                <w:sz w:val="26"/>
-                <w:szCs w:val="26"/>
-              </w:rPr>
-            </w:pPr>
-          </w:p>
-        </w:tc>
-        <w:tc>
-          <w:tcPr>
-            <w:tcW w:w="0" w:type="auto"/>
+            <w:tcW w:w="391" w:type="pct"/>
+            <w:hideMark/>
+          </w:tcPr>
+          <w:p>
+            <w:pPr>
+              <w:rPr>
+                <w:rFonts w:ascii="Times New Roman" w:eastAsia="Times New Roman" w:hAnsi="Times New Roman" w:cs="Times New Roman"/>
+                <w:sz w:val="26"/>
+                <w:szCs w:val="26"/>
+              </w:rPr>
+            </w:pPr>
+          </w:p>
+        </w:tc>
+        <w:tc>
+          <w:tcPr>
+            <w:tcW w:w="1672" w:type="pct"/>
             <w:hideMark/>
           </w:tcPr>
           <w:p>
@@ -20229,53 +20410,53 @@
         </w:tc>
         <w:tc>
           <w:tcPr>
-            <w:tcW w:w="0" w:type="auto"/>
-            <w:hideMark/>
-          </w:tcPr>
-          <w:p>
-            <w:pPr>
-              <w:rPr>
-                <w:rFonts w:ascii="Times New Roman" w:eastAsia="Times New Roman" w:hAnsi="Times New Roman" w:cs="Times New Roman"/>
-                <w:sz w:val="26"/>
-                <w:szCs w:val="26"/>
-              </w:rPr>
-            </w:pPr>
-            <w:r>
-              <w:rPr>
-                <w:rFonts w:ascii="Times New Roman" w:eastAsia="Times New Roman" w:hAnsi="Times New Roman" w:cs="Times New Roman"/>
-                <w:sz w:val="26"/>
-                <w:szCs w:val="26"/>
-              </w:rPr>
-              <w:t>13/10/2026</w:t>
-            </w:r>
-          </w:p>
-        </w:tc>
-        <w:tc>
-          <w:tcPr>
-            <w:tcW w:w="0" w:type="auto"/>
-            <w:hideMark/>
-          </w:tcPr>
-          <w:p>
-            <w:pPr>
-              <w:rPr>
-                <w:rFonts w:ascii="Times New Roman" w:eastAsia="Times New Roman" w:hAnsi="Times New Roman" w:cs="Times New Roman"/>
-                <w:sz w:val="26"/>
-                <w:szCs w:val="26"/>
-              </w:rPr>
-            </w:pPr>
-            <w:r>
-              <w:rPr>
-                <w:rFonts w:ascii="Times New Roman" w:eastAsia="Times New Roman" w:hAnsi="Times New Roman" w:cs="Times New Roman"/>
-                <w:sz w:val="26"/>
-                <w:szCs w:val="26"/>
-              </w:rPr>
-              <w:t>13/10/2026</w:t>
-            </w:r>
-          </w:p>
-        </w:tc>
-        <w:tc>
-          <w:tcPr>
-            <w:tcW w:w="0" w:type="auto"/>
+            <w:tcW w:w="824" w:type="pct"/>
+            <w:hideMark/>
+          </w:tcPr>
+          <w:p>
+            <w:pPr>
+              <w:rPr>
+                <w:rFonts w:ascii="Times New Roman" w:eastAsia="Times New Roman" w:hAnsi="Times New Roman" w:cs="Times New Roman"/>
+                <w:sz w:val="26"/>
+                <w:szCs w:val="26"/>
+              </w:rPr>
+            </w:pPr>
+            <w:r>
+              <w:rPr>
+                <w:rFonts w:ascii="Times New Roman" w:eastAsia="Times New Roman" w:hAnsi="Times New Roman" w:cs="Times New Roman"/>
+                <w:sz w:val="26"/>
+                <w:szCs w:val="26"/>
+              </w:rPr>
+              <w:t>29/09/2026</w:t>
+            </w:r>
+          </w:p>
+        </w:tc>
+        <w:tc>
+          <w:tcPr>
+            <w:tcW w:w="833" w:type="pct"/>
+            <w:hideMark/>
+          </w:tcPr>
+          <w:p>
+            <w:pPr>
+              <w:rPr>
+                <w:rFonts w:ascii="Times New Roman" w:eastAsia="Times New Roman" w:hAnsi="Times New Roman" w:cs="Times New Roman"/>
+                <w:sz w:val="26"/>
+                <w:szCs w:val="26"/>
+              </w:rPr>
+            </w:pPr>
+            <w:r>
+              <w:rPr>
+                <w:rFonts w:ascii="Times New Roman" w:eastAsia="Times New Roman" w:hAnsi="Times New Roman" w:cs="Times New Roman"/>
+                <w:sz w:val="26"/>
+                <w:szCs w:val="26"/>
+              </w:rPr>
+              <w:t>29/09/2026</w:t>
+            </w:r>
+          </w:p>
+        </w:tc>
+        <w:tc>
+          <w:tcPr>
+            <w:tcW w:w="602" w:type="pct"/>
             <w:hideMark/>
           </w:tcPr>
           <w:p>
@@ -20299,7 +20480,7 @@
         </w:tc>
         <w:tc>
           <w:tcPr>
-            <w:tcW w:w="0" w:type="auto"/>
+            <w:tcW w:w="679" w:type="pct"/>
             <w:hideMark/>
           </w:tcPr>
           <w:p>
@@ -20324,7 +20505,7 @@
       <w:tr>
         <w:tc>
           <w:tcPr>
-            <w:tcW w:w="0" w:type="auto"/>
+            <w:tcW w:w="391" w:type="pct"/>
             <w:hideMark/>
           </w:tcPr>
           <w:p>
@@ -20349,7 +20530,7 @@
         </w:tc>
         <w:tc>
           <w:tcPr>
-            <w:tcW w:w="0" w:type="auto"/>
+            <w:tcW w:w="1672" w:type="pct"/>
             <w:hideMark/>
           </w:tcPr>
           <w:p>
@@ -20374,53 +20555,57 @@
         </w:tc>
         <w:tc>
           <w:tcPr>
-            <w:tcW w:w="0" w:type="auto"/>
-            <w:hideMark/>
-          </w:tcPr>
-          <w:p>
-            <w:pPr>
-              <w:rPr>
-                <w:rFonts w:ascii="Times New Roman" w:eastAsia="Times New Roman" w:hAnsi="Times New Roman" w:cs="Times New Roman"/>
-                <w:sz w:val="26"/>
-                <w:szCs w:val="26"/>
-              </w:rPr>
-            </w:pPr>
-            <w:r>
-              <w:rPr>
-                <w:rFonts w:ascii="Times New Roman" w:eastAsia="Times New Roman" w:hAnsi="Times New Roman" w:cs="Times New Roman"/>
-                <w:sz w:val="26"/>
-                <w:szCs w:val="26"/>
-              </w:rPr>
-              <w:t>16/10/2026</w:t>
-            </w:r>
-          </w:p>
-        </w:tc>
-        <w:tc>
-          <w:tcPr>
-            <w:tcW w:w="0" w:type="auto"/>
-            <w:hideMark/>
-          </w:tcPr>
-          <w:p>
-            <w:pPr>
-              <w:rPr>
-                <w:rFonts w:ascii="Times New Roman" w:eastAsia="Times New Roman" w:hAnsi="Times New Roman" w:cs="Times New Roman"/>
-                <w:sz w:val="26"/>
-                <w:szCs w:val="26"/>
-              </w:rPr>
-            </w:pPr>
-            <w:r>
-              <w:rPr>
-                <w:rFonts w:ascii="Times New Roman" w:eastAsia="Times New Roman" w:hAnsi="Times New Roman" w:cs="Times New Roman"/>
-                <w:sz w:val="26"/>
-                <w:szCs w:val="26"/>
-              </w:rPr>
-              <w:t>16/10/2026</w:t>
-            </w:r>
-          </w:p>
-        </w:tc>
-        <w:tc>
-          <w:tcPr>
-            <w:tcW w:w="0" w:type="auto"/>
+            <w:tcW w:w="824" w:type="pct"/>
+            <w:hideMark/>
+          </w:tcPr>
+          <w:p>
+            <w:pPr>
+              <w:rPr>
+                <w:rFonts w:ascii="Times New Roman" w:eastAsia="Times New Roman" w:hAnsi="Times New Roman" w:cs="Times New Roman"/>
+                <w:sz w:val="26"/>
+                <w:szCs w:val="26"/>
+              </w:rPr>
+            </w:pPr>
+            <w:r>
+              <w:rPr>
+                <w:rFonts w:ascii="Times New Roman" w:eastAsia="Times New Roman" w:hAnsi="Times New Roman" w:cs="Times New Roman"/>
+                <w:b/>
+                <w:bCs/>
+                <w:sz w:val="26"/>
+                <w:szCs w:val="26"/>
+              </w:rPr>
+              <w:t>30/09/2026</w:t>
+            </w:r>
+          </w:p>
+        </w:tc>
+        <w:tc>
+          <w:tcPr>
+            <w:tcW w:w="833" w:type="pct"/>
+            <w:hideMark/>
+          </w:tcPr>
+          <w:p>
+            <w:pPr>
+              <w:rPr>
+                <w:rFonts w:ascii="Times New Roman" w:eastAsia="Times New Roman" w:hAnsi="Times New Roman" w:cs="Times New Roman"/>
+                <w:sz w:val="26"/>
+                <w:szCs w:val="26"/>
+              </w:rPr>
+            </w:pPr>
+            <w:r>
+              <w:rPr>
+                <w:rFonts w:ascii="Times New Roman" w:eastAsia="Times New Roman" w:hAnsi="Times New Roman" w:cs="Times New Roman"/>
+                <w:b/>
+                <w:bCs/>
+                <w:sz w:val="26"/>
+                <w:szCs w:val="26"/>
+              </w:rPr>
+              <w:t>30/09/2026</w:t>
+            </w:r>
+          </w:p>
+        </w:tc>
+        <w:tc>
+          <w:tcPr>
+            <w:tcW w:w="602" w:type="pct"/>
             <w:hideMark/>
           </w:tcPr>
           <w:p>
@@ -20435,6 +20620,8 @@
             <w:r>
               <w:rPr>
                 <w:rFonts w:ascii="Times New Roman" w:eastAsia="Times New Roman" w:hAnsi="Times New Roman" w:cs="Times New Roman"/>
+                <w:b/>
+                <w:bCs/>
                 <w:sz w:val="26"/>
                 <w:szCs w:val="26"/>
               </w:rPr>
@@ -20444,20 +20631,22 @@
         </w:tc>
         <w:tc>
           <w:tcPr>
-            <w:tcW w:w="0" w:type="auto"/>
-            <w:hideMark/>
-          </w:tcPr>
-          <w:p>
-            <w:pPr>
-              <w:rPr>
-                <w:rFonts w:ascii="Times New Roman" w:eastAsia="Times New Roman" w:hAnsi="Times New Roman" w:cs="Times New Roman"/>
-                <w:sz w:val="26"/>
-                <w:szCs w:val="26"/>
-              </w:rPr>
-            </w:pPr>
-            <w:r>
-              <w:rPr>
-                <w:rFonts w:ascii="Times New Roman" w:eastAsia="Times New Roman" w:hAnsi="Times New Roman" w:cs="Times New Roman"/>
+            <w:tcW w:w="679" w:type="pct"/>
+            <w:hideMark/>
+          </w:tcPr>
+          <w:p>
+            <w:pPr>
+              <w:rPr>
+                <w:rFonts w:ascii="Times New Roman" w:eastAsia="Times New Roman" w:hAnsi="Times New Roman" w:cs="Times New Roman"/>
+                <w:sz w:val="26"/>
+                <w:szCs w:val="26"/>
+              </w:rPr>
+            </w:pPr>
+            <w:r>
+              <w:rPr>
+                <w:rFonts w:ascii="Times New Roman" w:eastAsia="Times New Roman" w:hAnsi="Times New Roman" w:cs="Times New Roman"/>
+                <w:b/>
+                <w:bCs/>
                 <w:sz w:val="26"/>
                 <w:szCs w:val="26"/>
               </w:rPr>
@@ -20469,22 +20658,22 @@
       <w:tr>
         <w:tc>
           <w:tcPr>
-            <w:tcW w:w="0" w:type="auto"/>
-            <w:hideMark/>
-          </w:tcPr>
-          <w:p>
-            <w:pPr>
-              <w:rPr>
-                <w:rFonts w:ascii="Times New Roman" w:eastAsia="Times New Roman" w:hAnsi="Times New Roman" w:cs="Times New Roman"/>
-                <w:sz w:val="26"/>
-                <w:szCs w:val="26"/>
-              </w:rPr>
-            </w:pPr>
-          </w:p>
-        </w:tc>
-        <w:tc>
-          <w:tcPr>
-            <w:tcW w:w="0" w:type="auto"/>
+            <w:tcW w:w="391" w:type="pct"/>
+            <w:hideMark/>
+          </w:tcPr>
+          <w:p>
+            <w:pPr>
+              <w:rPr>
+                <w:rFonts w:ascii="Times New Roman" w:eastAsia="Times New Roman" w:hAnsi="Times New Roman" w:cs="Times New Roman"/>
+                <w:sz w:val="26"/>
+                <w:szCs w:val="26"/>
+              </w:rPr>
+            </w:pPr>
+          </w:p>
+        </w:tc>
+        <w:tc>
+          <w:tcPr>
+            <w:tcW w:w="1672" w:type="pct"/>
             <w:hideMark/>
           </w:tcPr>
           <w:p>
@@ -20507,53 +20696,53 @@
         </w:tc>
         <w:tc>
           <w:tcPr>
-            <w:tcW w:w="0" w:type="auto"/>
-            <w:hideMark/>
-          </w:tcPr>
-          <w:p>
-            <w:pPr>
-              <w:rPr>
-                <w:rFonts w:ascii="Times New Roman" w:eastAsia="Times New Roman" w:hAnsi="Times New Roman" w:cs="Times New Roman"/>
-                <w:sz w:val="26"/>
-                <w:szCs w:val="26"/>
-              </w:rPr>
-            </w:pPr>
-            <w:r>
-              <w:rPr>
-                <w:rFonts w:ascii="Times New Roman" w:eastAsia="Times New Roman" w:hAnsi="Times New Roman" w:cs="Times New Roman"/>
-                <w:sz w:val="26"/>
-                <w:szCs w:val="26"/>
-              </w:rPr>
-              <w:t>16/10/2026</w:t>
-            </w:r>
-          </w:p>
-        </w:tc>
-        <w:tc>
-          <w:tcPr>
-            <w:tcW w:w="0" w:type="auto"/>
-            <w:hideMark/>
-          </w:tcPr>
-          <w:p>
-            <w:pPr>
-              <w:rPr>
-                <w:rFonts w:ascii="Times New Roman" w:eastAsia="Times New Roman" w:hAnsi="Times New Roman" w:cs="Times New Roman"/>
-                <w:sz w:val="26"/>
-                <w:szCs w:val="26"/>
-              </w:rPr>
-            </w:pPr>
-            <w:r>
-              <w:rPr>
-                <w:rFonts w:ascii="Times New Roman" w:eastAsia="Times New Roman" w:hAnsi="Times New Roman" w:cs="Times New Roman"/>
-                <w:sz w:val="26"/>
-                <w:szCs w:val="26"/>
-              </w:rPr>
-              <w:t>16/10/2026</w:t>
-            </w:r>
-          </w:p>
-        </w:tc>
-        <w:tc>
-          <w:tcPr>
-            <w:tcW w:w="0" w:type="auto"/>
+            <w:tcW w:w="824" w:type="pct"/>
+            <w:hideMark/>
+          </w:tcPr>
+          <w:p>
+            <w:pPr>
+              <w:rPr>
+                <w:rFonts w:ascii="Times New Roman" w:eastAsia="Times New Roman" w:hAnsi="Times New Roman" w:cs="Times New Roman"/>
+                <w:sz w:val="26"/>
+                <w:szCs w:val="26"/>
+              </w:rPr>
+            </w:pPr>
+            <w:r>
+              <w:rPr>
+                <w:rFonts w:ascii="Times New Roman" w:eastAsia="Times New Roman" w:hAnsi="Times New Roman" w:cs="Times New Roman"/>
+                <w:sz w:val="26"/>
+                <w:szCs w:val="26"/>
+              </w:rPr>
+              <w:t>30/09/2026</w:t>
+            </w:r>
+          </w:p>
+        </w:tc>
+        <w:tc>
+          <w:tcPr>
+            <w:tcW w:w="833" w:type="pct"/>
+            <w:hideMark/>
+          </w:tcPr>
+          <w:p>
+            <w:pPr>
+              <w:rPr>
+                <w:rFonts w:ascii="Times New Roman" w:eastAsia="Times New Roman" w:hAnsi="Times New Roman" w:cs="Times New Roman"/>
+                <w:sz w:val="26"/>
+                <w:szCs w:val="26"/>
+              </w:rPr>
+            </w:pPr>
+            <w:r>
+              <w:rPr>
+                <w:rFonts w:ascii="Times New Roman" w:eastAsia="Times New Roman" w:hAnsi="Times New Roman" w:cs="Times New Roman"/>
+                <w:sz w:val="26"/>
+                <w:szCs w:val="26"/>
+              </w:rPr>
+              <w:t>30/09/2026</w:t>
+            </w:r>
+          </w:p>
+        </w:tc>
+        <w:tc>
+          <w:tcPr>
+            <w:tcW w:w="602" w:type="pct"/>
             <w:hideMark/>
           </w:tcPr>
           <w:p>
@@ -20577,7 +20766,7 @@
         </w:tc>
         <w:tc>
           <w:tcPr>
-            <w:tcW w:w="0" w:type="auto"/>
+            <w:tcW w:w="679" w:type="pct"/>
             <w:hideMark/>
           </w:tcPr>
           <w:p>
@@ -20602,22 +20791,22 @@
       <w:tr>
         <w:tc>
           <w:tcPr>
-            <w:tcW w:w="0" w:type="auto"/>
-            <w:hideMark/>
-          </w:tcPr>
-          <w:p>
-            <w:pPr>
-              <w:rPr>
-                <w:rFonts w:ascii="Times New Roman" w:eastAsia="Times New Roman" w:hAnsi="Times New Roman" w:cs="Times New Roman"/>
-                <w:sz w:val="26"/>
-                <w:szCs w:val="26"/>
-              </w:rPr>
-            </w:pPr>
-          </w:p>
-        </w:tc>
-        <w:tc>
-          <w:tcPr>
-            <w:tcW w:w="0" w:type="auto"/>
+            <w:tcW w:w="391" w:type="pct"/>
+            <w:hideMark/>
+          </w:tcPr>
+          <w:p>
+            <w:pPr>
+              <w:rPr>
+                <w:rFonts w:ascii="Times New Roman" w:eastAsia="Times New Roman" w:hAnsi="Times New Roman" w:cs="Times New Roman"/>
+                <w:sz w:val="26"/>
+                <w:szCs w:val="26"/>
+              </w:rPr>
+            </w:pPr>
+          </w:p>
+        </w:tc>
+        <w:tc>
+          <w:tcPr>
+            <w:tcW w:w="1672" w:type="pct"/>
             <w:hideMark/>
           </w:tcPr>
           <w:p>
@@ -20640,53 +20829,53 @@
         </w:tc>
         <w:tc>
           <w:tcPr>
-            <w:tcW w:w="0" w:type="auto"/>
-            <w:hideMark/>
-          </w:tcPr>
-          <w:p>
-            <w:pPr>
-              <w:rPr>
-                <w:rFonts w:ascii="Times New Roman" w:eastAsia="Times New Roman" w:hAnsi="Times New Roman" w:cs="Times New Roman"/>
-                <w:sz w:val="26"/>
-                <w:szCs w:val="26"/>
-              </w:rPr>
-            </w:pPr>
-            <w:r>
-              <w:rPr>
-                <w:rFonts w:ascii="Times New Roman" w:eastAsia="Times New Roman" w:hAnsi="Times New Roman" w:cs="Times New Roman"/>
-                <w:sz w:val="26"/>
-                <w:szCs w:val="26"/>
-              </w:rPr>
-              <w:t>16/10/2026</w:t>
-            </w:r>
-          </w:p>
-        </w:tc>
-        <w:tc>
-          <w:tcPr>
-            <w:tcW w:w="0" w:type="auto"/>
-            <w:hideMark/>
-          </w:tcPr>
-          <w:p>
-            <w:pPr>
-              <w:rPr>
-                <w:rFonts w:ascii="Times New Roman" w:eastAsia="Times New Roman" w:hAnsi="Times New Roman" w:cs="Times New Roman"/>
-                <w:sz w:val="26"/>
-                <w:szCs w:val="26"/>
-              </w:rPr>
-            </w:pPr>
-            <w:r>
-              <w:rPr>
-                <w:rFonts w:ascii="Times New Roman" w:eastAsia="Times New Roman" w:hAnsi="Times New Roman" w:cs="Times New Roman"/>
-                <w:sz w:val="26"/>
-                <w:szCs w:val="26"/>
-              </w:rPr>
-              <w:t>16/10/2026</w:t>
-            </w:r>
-          </w:p>
-        </w:tc>
-        <w:tc>
-          <w:tcPr>
-            <w:tcW w:w="0" w:type="auto"/>
+            <w:tcW w:w="824" w:type="pct"/>
+            <w:hideMark/>
+          </w:tcPr>
+          <w:p>
+            <w:pPr>
+              <w:rPr>
+                <w:rFonts w:ascii="Times New Roman" w:eastAsia="Times New Roman" w:hAnsi="Times New Roman" w:cs="Times New Roman"/>
+                <w:sz w:val="26"/>
+                <w:szCs w:val="26"/>
+              </w:rPr>
+            </w:pPr>
+            <w:r>
+              <w:rPr>
+                <w:rFonts w:ascii="Times New Roman" w:eastAsia="Times New Roman" w:hAnsi="Times New Roman" w:cs="Times New Roman"/>
+                <w:sz w:val="26"/>
+                <w:szCs w:val="26"/>
+              </w:rPr>
+              <w:t>30/09/2026</w:t>
+            </w:r>
+          </w:p>
+        </w:tc>
+        <w:tc>
+          <w:tcPr>
+            <w:tcW w:w="833" w:type="pct"/>
+            <w:hideMark/>
+          </w:tcPr>
+          <w:p>
+            <w:pPr>
+              <w:rPr>
+                <w:rFonts w:ascii="Times New Roman" w:eastAsia="Times New Roman" w:hAnsi="Times New Roman" w:cs="Times New Roman"/>
+                <w:sz w:val="26"/>
+                <w:szCs w:val="26"/>
+              </w:rPr>
+            </w:pPr>
+            <w:r>
+              <w:rPr>
+                <w:rFonts w:ascii="Times New Roman" w:eastAsia="Times New Roman" w:hAnsi="Times New Roman" w:cs="Times New Roman"/>
+                <w:sz w:val="26"/>
+                <w:szCs w:val="26"/>
+              </w:rPr>
+              <w:t>30/09/2026</w:t>
+            </w:r>
+          </w:p>
+        </w:tc>
+        <w:tc>
+          <w:tcPr>
+            <w:tcW w:w="602" w:type="pct"/>
             <w:hideMark/>
           </w:tcPr>
           <w:p>
@@ -20710,7 +20899,7 @@
         </w:tc>
         <w:tc>
           <w:tcPr>
-            <w:tcW w:w="0" w:type="auto"/>
+            <w:tcW w:w="679" w:type="pct"/>
             <w:hideMark/>
           </w:tcPr>
           <w:p>
@@ -20735,22 +20924,22 @@
       <w:tr>
         <w:tc>
           <w:tcPr>
-            <w:tcW w:w="0" w:type="auto"/>
-            <w:hideMark/>
-          </w:tcPr>
-          <w:p>
-            <w:pPr>
-              <w:rPr>
-                <w:rFonts w:ascii="Times New Roman" w:eastAsia="Times New Roman" w:hAnsi="Times New Roman" w:cs="Times New Roman"/>
-                <w:sz w:val="26"/>
-                <w:szCs w:val="26"/>
-              </w:rPr>
-            </w:pPr>
-          </w:p>
-        </w:tc>
-        <w:tc>
-          <w:tcPr>
-            <w:tcW w:w="0" w:type="auto"/>
+            <w:tcW w:w="391" w:type="pct"/>
+            <w:hideMark/>
+          </w:tcPr>
+          <w:p>
+            <w:pPr>
+              <w:rPr>
+                <w:rFonts w:ascii="Times New Roman" w:eastAsia="Times New Roman" w:hAnsi="Times New Roman" w:cs="Times New Roman"/>
+                <w:sz w:val="26"/>
+                <w:szCs w:val="26"/>
+              </w:rPr>
+            </w:pPr>
+          </w:p>
+        </w:tc>
+        <w:tc>
+          <w:tcPr>
+            <w:tcW w:w="1672" w:type="pct"/>
             <w:hideMark/>
           </w:tcPr>
           <w:p>
@@ -20773,53 +20962,53 @@
         </w:tc>
         <w:tc>
           <w:tcPr>
-            <w:tcW w:w="0" w:type="auto"/>
-            <w:hideMark/>
-          </w:tcPr>
-          <w:p>
-            <w:pPr>
-              <w:rPr>
-                <w:rFonts w:ascii="Times New Roman" w:eastAsia="Times New Roman" w:hAnsi="Times New Roman" w:cs="Times New Roman"/>
-                <w:sz w:val="26"/>
-                <w:szCs w:val="26"/>
-              </w:rPr>
-            </w:pPr>
-            <w:r>
-              <w:rPr>
-                <w:rFonts w:ascii="Times New Roman" w:eastAsia="Times New Roman" w:hAnsi="Times New Roman" w:cs="Times New Roman"/>
-                <w:sz w:val="26"/>
-                <w:szCs w:val="26"/>
-              </w:rPr>
-              <w:t>16/10/2026</w:t>
-            </w:r>
-          </w:p>
-        </w:tc>
-        <w:tc>
-          <w:tcPr>
-            <w:tcW w:w="0" w:type="auto"/>
-            <w:hideMark/>
-          </w:tcPr>
-          <w:p>
-            <w:pPr>
-              <w:rPr>
-                <w:rFonts w:ascii="Times New Roman" w:eastAsia="Times New Roman" w:hAnsi="Times New Roman" w:cs="Times New Roman"/>
-                <w:sz w:val="26"/>
-                <w:szCs w:val="26"/>
-              </w:rPr>
-            </w:pPr>
-            <w:r>
-              <w:rPr>
-                <w:rFonts w:ascii="Times New Roman" w:eastAsia="Times New Roman" w:hAnsi="Times New Roman" w:cs="Times New Roman"/>
-                <w:sz w:val="26"/>
-                <w:szCs w:val="26"/>
-              </w:rPr>
-              <w:t>16/10/2026</w:t>
-            </w:r>
-          </w:p>
-        </w:tc>
-        <w:tc>
-          <w:tcPr>
-            <w:tcW w:w="0" w:type="auto"/>
+            <w:tcW w:w="824" w:type="pct"/>
+            <w:hideMark/>
+          </w:tcPr>
+          <w:p>
+            <w:pPr>
+              <w:rPr>
+                <w:rFonts w:ascii="Times New Roman" w:eastAsia="Times New Roman" w:hAnsi="Times New Roman" w:cs="Times New Roman"/>
+                <w:sz w:val="26"/>
+                <w:szCs w:val="26"/>
+              </w:rPr>
+            </w:pPr>
+            <w:r>
+              <w:rPr>
+                <w:rFonts w:ascii="Times New Roman" w:eastAsia="Times New Roman" w:hAnsi="Times New Roman" w:cs="Times New Roman"/>
+                <w:sz w:val="26"/>
+                <w:szCs w:val="26"/>
+              </w:rPr>
+              <w:t>30/09/2026</w:t>
+            </w:r>
+          </w:p>
+        </w:tc>
+        <w:tc>
+          <w:tcPr>
+            <w:tcW w:w="833" w:type="pct"/>
+            <w:hideMark/>
+          </w:tcPr>
+          <w:p>
+            <w:pPr>
+              <w:rPr>
+                <w:rFonts w:ascii="Times New Roman" w:eastAsia="Times New Roman" w:hAnsi="Times New Roman" w:cs="Times New Roman"/>
+                <w:sz w:val="26"/>
+                <w:szCs w:val="26"/>
+              </w:rPr>
+            </w:pPr>
+            <w:r>
+              <w:rPr>
+                <w:rFonts w:ascii="Times New Roman" w:eastAsia="Times New Roman" w:hAnsi="Times New Roman" w:cs="Times New Roman"/>
+                <w:sz w:val="26"/>
+                <w:szCs w:val="26"/>
+              </w:rPr>
+              <w:t>30/09/2026</w:t>
+            </w:r>
+          </w:p>
+        </w:tc>
+        <w:tc>
+          <w:tcPr>
+            <w:tcW w:w="602" w:type="pct"/>
             <w:hideMark/>
           </w:tcPr>
           <w:p>
@@ -20843,7 +21032,7 @@
         </w:tc>
         <w:tc>
           <w:tcPr>
-            <w:tcW w:w="0" w:type="auto"/>
+            <w:tcW w:w="679" w:type="pct"/>
             <w:hideMark/>
           </w:tcPr>
           <w:p>
@@ -20868,22 +21057,22 @@
       <w:tr>
         <w:tc>
           <w:tcPr>
-            <w:tcW w:w="0" w:type="auto"/>
-            <w:hideMark/>
-          </w:tcPr>
-          <w:p>
-            <w:pPr>
-              <w:rPr>
-                <w:rFonts w:ascii="Times New Roman" w:eastAsia="Times New Roman" w:hAnsi="Times New Roman" w:cs="Times New Roman"/>
-                <w:sz w:val="26"/>
-                <w:szCs w:val="26"/>
-              </w:rPr>
-            </w:pPr>
-          </w:p>
-        </w:tc>
-        <w:tc>
-          <w:tcPr>
-            <w:tcW w:w="0" w:type="auto"/>
+            <w:tcW w:w="391" w:type="pct"/>
+            <w:hideMark/>
+          </w:tcPr>
+          <w:p>
+            <w:pPr>
+              <w:rPr>
+                <w:rFonts w:ascii="Times New Roman" w:eastAsia="Times New Roman" w:hAnsi="Times New Roman" w:cs="Times New Roman"/>
+                <w:sz w:val="26"/>
+                <w:szCs w:val="26"/>
+              </w:rPr>
+            </w:pPr>
+          </w:p>
+        </w:tc>
+        <w:tc>
+          <w:tcPr>
+            <w:tcW w:w="1672" w:type="pct"/>
             <w:hideMark/>
           </w:tcPr>
           <w:p>
@@ -20906,53 +21095,53 @@
         </w:tc>
         <w:tc>
           <w:tcPr>
-            <w:tcW w:w="0" w:type="auto"/>
-            <w:hideMark/>
-          </w:tcPr>
-          <w:p>
-            <w:pPr>
-              <w:rPr>
-                <w:rFonts w:ascii="Times New Roman" w:eastAsia="Times New Roman" w:hAnsi="Times New Roman" w:cs="Times New Roman"/>
-                <w:sz w:val="26"/>
-                <w:szCs w:val="26"/>
-              </w:rPr>
-            </w:pPr>
-            <w:r>
-              <w:rPr>
-                <w:rFonts w:ascii="Times New Roman" w:eastAsia="Times New Roman" w:hAnsi="Times New Roman" w:cs="Times New Roman"/>
-                <w:sz w:val="26"/>
-                <w:szCs w:val="26"/>
-              </w:rPr>
-              <w:t>16/10/2026</w:t>
-            </w:r>
-          </w:p>
-        </w:tc>
-        <w:tc>
-          <w:tcPr>
-            <w:tcW w:w="0" w:type="auto"/>
-            <w:hideMark/>
-          </w:tcPr>
-          <w:p>
-            <w:pPr>
-              <w:rPr>
-                <w:rFonts w:ascii="Times New Roman" w:eastAsia="Times New Roman" w:hAnsi="Times New Roman" w:cs="Times New Roman"/>
-                <w:sz w:val="26"/>
-                <w:szCs w:val="26"/>
-              </w:rPr>
-            </w:pPr>
-            <w:r>
-              <w:rPr>
-                <w:rFonts w:ascii="Times New Roman" w:eastAsia="Times New Roman" w:hAnsi="Times New Roman" w:cs="Times New Roman"/>
-                <w:sz w:val="26"/>
-                <w:szCs w:val="26"/>
-              </w:rPr>
-              <w:t>16/10/2026</w:t>
-            </w:r>
-          </w:p>
-        </w:tc>
-        <w:tc>
-          <w:tcPr>
-            <w:tcW w:w="0" w:type="auto"/>
+            <w:tcW w:w="824" w:type="pct"/>
+            <w:hideMark/>
+          </w:tcPr>
+          <w:p>
+            <w:pPr>
+              <w:rPr>
+                <w:rFonts w:ascii="Times New Roman" w:eastAsia="Times New Roman" w:hAnsi="Times New Roman" w:cs="Times New Roman"/>
+                <w:sz w:val="26"/>
+                <w:szCs w:val="26"/>
+              </w:rPr>
+            </w:pPr>
+            <w:r>
+              <w:rPr>
+                <w:rFonts w:ascii="Times New Roman" w:eastAsia="Times New Roman" w:hAnsi="Times New Roman" w:cs="Times New Roman"/>
+                <w:sz w:val="26"/>
+                <w:szCs w:val="26"/>
+              </w:rPr>
+              <w:t>30/09/2026</w:t>
+            </w:r>
+          </w:p>
+        </w:tc>
+        <w:tc>
+          <w:tcPr>
+            <w:tcW w:w="833" w:type="pct"/>
+            <w:hideMark/>
+          </w:tcPr>
+          <w:p>
+            <w:pPr>
+              <w:rPr>
+                <w:rFonts w:ascii="Times New Roman" w:eastAsia="Times New Roman" w:hAnsi="Times New Roman" w:cs="Times New Roman"/>
+                <w:sz w:val="26"/>
+                <w:szCs w:val="26"/>
+              </w:rPr>
+            </w:pPr>
+            <w:r>
+              <w:rPr>
+                <w:rFonts w:ascii="Times New Roman" w:eastAsia="Times New Roman" w:hAnsi="Times New Roman" w:cs="Times New Roman"/>
+                <w:sz w:val="26"/>
+                <w:szCs w:val="26"/>
+              </w:rPr>
+              <w:t>30/09/2026</w:t>
+            </w:r>
+          </w:p>
+        </w:tc>
+        <w:tc>
+          <w:tcPr>
+            <w:tcW w:w="602" w:type="pct"/>
             <w:hideMark/>
           </w:tcPr>
           <w:p>
@@ -20976,7 +21165,7 @@
         </w:tc>
         <w:tc>
           <w:tcPr>
-            <w:tcW w:w="0" w:type="auto"/>
+            <w:tcW w:w="679" w:type="pct"/>
             <w:hideMark/>
           </w:tcPr>
           <w:p>
@@ -21001,22 +21190,22 @@
       <w:tr>
         <w:tc>
           <w:tcPr>
-            <w:tcW w:w="0" w:type="auto"/>
-            <w:hideMark/>
-          </w:tcPr>
-          <w:p>
-            <w:pPr>
-              <w:rPr>
-                <w:rFonts w:ascii="Times New Roman" w:eastAsia="Times New Roman" w:hAnsi="Times New Roman" w:cs="Times New Roman"/>
-                <w:sz w:val="26"/>
-                <w:szCs w:val="26"/>
-              </w:rPr>
-            </w:pPr>
-          </w:p>
-        </w:tc>
-        <w:tc>
-          <w:tcPr>
-            <w:tcW w:w="0" w:type="auto"/>
+            <w:tcW w:w="391" w:type="pct"/>
+            <w:hideMark/>
+          </w:tcPr>
+          <w:p>
+            <w:pPr>
+              <w:rPr>
+                <w:rFonts w:ascii="Times New Roman" w:eastAsia="Times New Roman" w:hAnsi="Times New Roman" w:cs="Times New Roman"/>
+                <w:sz w:val="26"/>
+                <w:szCs w:val="26"/>
+              </w:rPr>
+            </w:pPr>
+          </w:p>
+        </w:tc>
+        <w:tc>
+          <w:tcPr>
+            <w:tcW w:w="1672" w:type="pct"/>
             <w:hideMark/>
           </w:tcPr>
           <w:p>
@@ -21039,53 +21228,53 @@
         </w:tc>
         <w:tc>
           <w:tcPr>
-            <w:tcW w:w="0" w:type="auto"/>
-            <w:hideMark/>
-          </w:tcPr>
-          <w:p>
-            <w:pPr>
-              <w:rPr>
-                <w:rFonts w:ascii="Times New Roman" w:eastAsia="Times New Roman" w:hAnsi="Times New Roman" w:cs="Times New Roman"/>
-                <w:sz w:val="26"/>
-                <w:szCs w:val="26"/>
-              </w:rPr>
-            </w:pPr>
-            <w:r>
-              <w:rPr>
-                <w:rFonts w:ascii="Times New Roman" w:eastAsia="Times New Roman" w:hAnsi="Times New Roman" w:cs="Times New Roman"/>
-                <w:sz w:val="26"/>
-                <w:szCs w:val="26"/>
-              </w:rPr>
-              <w:t>16/10/2026</w:t>
-            </w:r>
-          </w:p>
-        </w:tc>
-        <w:tc>
-          <w:tcPr>
-            <w:tcW w:w="0" w:type="auto"/>
-            <w:hideMark/>
-          </w:tcPr>
-          <w:p>
-            <w:pPr>
-              <w:rPr>
-                <w:rFonts w:ascii="Times New Roman" w:eastAsia="Times New Roman" w:hAnsi="Times New Roman" w:cs="Times New Roman"/>
-                <w:sz w:val="26"/>
-                <w:szCs w:val="26"/>
-              </w:rPr>
-            </w:pPr>
-            <w:r>
-              <w:rPr>
-                <w:rFonts w:ascii="Times New Roman" w:eastAsia="Times New Roman" w:hAnsi="Times New Roman" w:cs="Times New Roman"/>
-                <w:sz w:val="26"/>
-                <w:szCs w:val="26"/>
-              </w:rPr>
-              <w:t>16/10/2026</w:t>
-            </w:r>
-          </w:p>
-        </w:tc>
-        <w:tc>
-          <w:tcPr>
-            <w:tcW w:w="0" w:type="auto"/>
+            <w:tcW w:w="824" w:type="pct"/>
+            <w:hideMark/>
+          </w:tcPr>
+          <w:p>
+            <w:pPr>
+              <w:rPr>
+                <w:rFonts w:ascii="Times New Roman" w:eastAsia="Times New Roman" w:hAnsi="Times New Roman" w:cs="Times New Roman"/>
+                <w:sz w:val="26"/>
+                <w:szCs w:val="26"/>
+              </w:rPr>
+            </w:pPr>
+            <w:r>
+              <w:rPr>
+                <w:rFonts w:ascii="Times New Roman" w:eastAsia="Times New Roman" w:hAnsi="Times New Roman" w:cs="Times New Roman"/>
+                <w:sz w:val="26"/>
+                <w:szCs w:val="26"/>
+              </w:rPr>
+              <w:t>30/09/2026</w:t>
+            </w:r>
+          </w:p>
+        </w:tc>
+        <w:tc>
+          <w:tcPr>
+            <w:tcW w:w="833" w:type="pct"/>
+            <w:hideMark/>
+          </w:tcPr>
+          <w:p>
+            <w:pPr>
+              <w:rPr>
+                <w:rFonts w:ascii="Times New Roman" w:eastAsia="Times New Roman" w:hAnsi="Times New Roman" w:cs="Times New Roman"/>
+                <w:sz w:val="26"/>
+                <w:szCs w:val="26"/>
+              </w:rPr>
+            </w:pPr>
+            <w:r>
+              <w:rPr>
+                <w:rFonts w:ascii="Times New Roman" w:eastAsia="Times New Roman" w:hAnsi="Times New Roman" w:cs="Times New Roman"/>
+                <w:sz w:val="26"/>
+                <w:szCs w:val="26"/>
+              </w:rPr>
+              <w:t>30/09/2026</w:t>
+            </w:r>
+          </w:p>
+        </w:tc>
+        <w:tc>
+          <w:tcPr>
+            <w:tcW w:w="602" w:type="pct"/>
             <w:hideMark/>
           </w:tcPr>
           <w:p>
@@ -21109,7 +21298,7 @@
         </w:tc>
         <w:tc>
           <w:tcPr>
-            <w:tcW w:w="0" w:type="auto"/>
+            <w:tcW w:w="679" w:type="pct"/>
             <w:hideMark/>
           </w:tcPr>
           <w:p>
@@ -21134,22 +21323,22 @@
       <w:tr>
         <w:tc>
           <w:tcPr>
-            <w:tcW w:w="0" w:type="auto"/>
-            <w:hideMark/>
-          </w:tcPr>
-          <w:p>
-            <w:pPr>
-              <w:rPr>
-                <w:rFonts w:ascii="Times New Roman" w:eastAsia="Times New Roman" w:hAnsi="Times New Roman" w:cs="Times New Roman"/>
-                <w:sz w:val="26"/>
-                <w:szCs w:val="26"/>
-              </w:rPr>
-            </w:pPr>
-          </w:p>
-        </w:tc>
-        <w:tc>
-          <w:tcPr>
-            <w:tcW w:w="0" w:type="auto"/>
+            <w:tcW w:w="391" w:type="pct"/>
+            <w:hideMark/>
+          </w:tcPr>
+          <w:p>
+            <w:pPr>
+              <w:rPr>
+                <w:rFonts w:ascii="Times New Roman" w:eastAsia="Times New Roman" w:hAnsi="Times New Roman" w:cs="Times New Roman"/>
+                <w:sz w:val="26"/>
+                <w:szCs w:val="26"/>
+              </w:rPr>
+            </w:pPr>
+          </w:p>
+        </w:tc>
+        <w:tc>
+          <w:tcPr>
+            <w:tcW w:w="1672" w:type="pct"/>
             <w:hideMark/>
           </w:tcPr>
           <w:p>
@@ -21172,53 +21361,53 @@
         </w:tc>
         <w:tc>
           <w:tcPr>
-            <w:tcW w:w="0" w:type="auto"/>
-            <w:hideMark/>
-          </w:tcPr>
-          <w:p>
-            <w:pPr>
-              <w:rPr>
-                <w:rFonts w:ascii="Times New Roman" w:eastAsia="Times New Roman" w:hAnsi="Times New Roman" w:cs="Times New Roman"/>
-                <w:sz w:val="26"/>
-                <w:szCs w:val="26"/>
-              </w:rPr>
-            </w:pPr>
-            <w:r>
-              <w:rPr>
-                <w:rFonts w:ascii="Times New Roman" w:eastAsia="Times New Roman" w:hAnsi="Times New Roman" w:cs="Times New Roman"/>
-                <w:sz w:val="26"/>
-                <w:szCs w:val="26"/>
-              </w:rPr>
-              <w:t>16/10/2026</w:t>
-            </w:r>
-          </w:p>
-        </w:tc>
-        <w:tc>
-          <w:tcPr>
-            <w:tcW w:w="0" w:type="auto"/>
-            <w:hideMark/>
-          </w:tcPr>
-          <w:p>
-            <w:pPr>
-              <w:rPr>
-                <w:rFonts w:ascii="Times New Roman" w:eastAsia="Times New Roman" w:hAnsi="Times New Roman" w:cs="Times New Roman"/>
-                <w:sz w:val="26"/>
-                <w:szCs w:val="26"/>
-              </w:rPr>
-            </w:pPr>
-            <w:r>
-              <w:rPr>
-                <w:rFonts w:ascii="Times New Roman" w:eastAsia="Times New Roman" w:hAnsi="Times New Roman" w:cs="Times New Roman"/>
-                <w:sz w:val="26"/>
-                <w:szCs w:val="26"/>
-              </w:rPr>
-              <w:t>16/10/2026</w:t>
-            </w:r>
-          </w:p>
-        </w:tc>
-        <w:tc>
-          <w:tcPr>
-            <w:tcW w:w="0" w:type="auto"/>
+            <w:tcW w:w="824" w:type="pct"/>
+            <w:hideMark/>
+          </w:tcPr>
+          <w:p>
+            <w:pPr>
+              <w:rPr>
+                <w:rFonts w:ascii="Times New Roman" w:eastAsia="Times New Roman" w:hAnsi="Times New Roman" w:cs="Times New Roman"/>
+                <w:sz w:val="26"/>
+                <w:szCs w:val="26"/>
+              </w:rPr>
+            </w:pPr>
+            <w:r>
+              <w:rPr>
+                <w:rFonts w:ascii="Times New Roman" w:eastAsia="Times New Roman" w:hAnsi="Times New Roman" w:cs="Times New Roman"/>
+                <w:sz w:val="26"/>
+                <w:szCs w:val="26"/>
+              </w:rPr>
+              <w:t>30/09/2026</w:t>
+            </w:r>
+          </w:p>
+        </w:tc>
+        <w:tc>
+          <w:tcPr>
+            <w:tcW w:w="833" w:type="pct"/>
+            <w:hideMark/>
+          </w:tcPr>
+          <w:p>
+            <w:pPr>
+              <w:rPr>
+                <w:rFonts w:ascii="Times New Roman" w:eastAsia="Times New Roman" w:hAnsi="Times New Roman" w:cs="Times New Roman"/>
+                <w:sz w:val="26"/>
+                <w:szCs w:val="26"/>
+              </w:rPr>
+            </w:pPr>
+            <w:r>
+              <w:rPr>
+                <w:rFonts w:ascii="Times New Roman" w:eastAsia="Times New Roman" w:hAnsi="Times New Roman" w:cs="Times New Roman"/>
+                <w:sz w:val="26"/>
+                <w:szCs w:val="26"/>
+              </w:rPr>
+              <w:t>30/09/2026</w:t>
+            </w:r>
+          </w:p>
+        </w:tc>
+        <w:tc>
+          <w:tcPr>
+            <w:tcW w:w="602" w:type="pct"/>
             <w:hideMark/>
           </w:tcPr>
           <w:p>
@@ -21242,7 +21431,7 @@
         </w:tc>
         <w:tc>
           <w:tcPr>
-            <w:tcW w:w="0" w:type="auto"/>
+            <w:tcW w:w="679" w:type="pct"/>
             <w:hideMark/>
           </w:tcPr>
           <w:p>
@@ -21294,7 +21483,7 @@
           <w:szCs w:val="26"/>
         </w:rPr>
       </w:pPr>
-      <w:bookmarkStart w:id="17" w:name="_Toc71815150"/>
+      <w:bookmarkStart w:id="16" w:name="_Toc71815150"/>
       <w:r>
         <w:rPr>
           <w:rFonts w:ascii="Times New Roman" w:hAnsi="Times New Roman" w:cs="Times New Roman"/>
@@ -21304,7 +21493,7 @@
         </w:rPr>
         <w:t>CÁC ĐIỀU KIỆN KIỂM THỬ</w:t>
       </w:r>
-      <w:bookmarkEnd w:id="17"/>
+      <w:bookmarkEnd w:id="16"/>
     </w:p>
     <w:p>
       <w:pPr>
@@ -21700,7 +21889,6 @@
           <w:sz w:val="26"/>
           <w:szCs w:val="26"/>
         </w:rPr>
-        <w:lastRenderedPageBreak/>
         <w:t xml:space="preserve">Đã hoàn thành kiểm thử đúng tiến độ đặt ra. </w:t>
       </w:r>
     </w:p>
@@ -21724,26 +21912,6 @@
           <w:szCs w:val="26"/>
         </w:rPr>
         <w:t>Báo cáo kết quả kiểm thử của Sprint đã được hoàn thiện.</w:t>
-      </w:r>
-    </w:p>
-    <w:p>
-      <w:pPr>
-        <w:spacing w:after="0" w:line="360" w:lineRule="auto"/>
-        <w:rPr>
-          <w:rFonts w:ascii="Times New Roman" w:hAnsi="Times New Roman" w:cs="Times New Roman"/>
-          <w:b/>
-          <w:sz w:val="26"/>
-          <w:szCs w:val="26"/>
-        </w:rPr>
-      </w:pPr>
-      <w:r>
-        <w:rPr>
-          <w:rFonts w:ascii="Times New Roman" w:hAnsi="Times New Roman" w:cs="Times New Roman"/>
-          <w:b/>
-          <w:sz w:val="26"/>
-          <w:szCs w:val="26"/>
-        </w:rPr>
-        <w:br w:type="page"/>
       </w:r>
     </w:p>
     <w:p>
@@ -21762,7 +21930,7 @@
           <w:szCs w:val="26"/>
         </w:rPr>
       </w:pPr>
-      <w:bookmarkStart w:id="18" w:name="_Toc71815151"/>
+      <w:bookmarkStart w:id="17" w:name="_Toc71815151"/>
       <w:r>
         <w:rPr>
           <w:rFonts w:ascii="Times New Roman" w:hAnsi="Times New Roman" w:cs="Times New Roman"/>
@@ -21773,7 +21941,7 @@
         <w:lastRenderedPageBreak/>
         <w:t>MÔI TRƯỜNG YÊU CẦU</w:t>
       </w:r>
-      <w:bookmarkEnd w:id="18"/>
+      <w:bookmarkEnd w:id="17"/>
     </w:p>
     <w:p>
       <w:pPr>
@@ -21791,7 +21959,7 @@
           <w:szCs w:val="26"/>
         </w:rPr>
       </w:pPr>
-      <w:bookmarkStart w:id="19" w:name="_Toc71815152"/>
+      <w:bookmarkStart w:id="18" w:name="_Toc71815152"/>
       <w:r>
         <w:rPr>
           <w:rFonts w:ascii="Times New Roman" w:hAnsi="Times New Roman" w:cs="Times New Roman"/>
@@ -21801,46 +21969,42 @@
         </w:rPr>
         <w:t>Phần cứng và phần mềm</w:t>
       </w:r>
-      <w:bookmarkEnd w:id="19"/>
+      <w:bookmarkEnd w:id="18"/>
     </w:p>
     <w:tbl>
       <w:tblPr>
         <w:tblStyle w:val="TableGrid"/>
-        <w:tblW w:w="0" w:type="auto"/>
-        <w:jc w:val="center"/>
+        <w:tblW w:w="5000" w:type="pct"/>
         <w:tblLook w:val="04A0" w:firstRow="1" w:lastRow="0" w:firstColumn="1" w:lastColumn="0" w:noHBand="0" w:noVBand="1"/>
       </w:tblPr>
       <w:tblGrid>
-        <w:gridCol w:w="1512"/>
-        <w:gridCol w:w="3019"/>
-        <w:gridCol w:w="4531"/>
+        <w:gridCol w:w="1026"/>
+        <w:gridCol w:w="3257"/>
+        <w:gridCol w:w="4779"/>
       </w:tblGrid>
       <w:tr>
-        <w:trPr>
-          <w:jc w:val="center"/>
-        </w:trPr>
-        <w:tc>
-          <w:tcPr>
-            <w:tcW w:w="1518" w:type="dxa"/>
+        <w:tc>
+          <w:tcPr>
+            <w:tcW w:w="566" w:type="pct"/>
             <w:shd w:val="clear" w:color="auto" w:fill="B8CCE4" w:themeFill="accent1" w:themeFillTint="66"/>
-          </w:tcPr>
-          <w:p>
-            <w:pPr>
-              <w:pStyle w:val="ListParagraph"/>
-              <w:spacing w:line="360" w:lineRule="auto"/>
-              <w:ind w:left="0"/>
+            <w:hideMark/>
+          </w:tcPr>
+          <w:p>
+            <w:pPr>
               <w:jc w:val="center"/>
               <w:rPr>
-                <w:rFonts w:ascii="Times New Roman" w:hAnsi="Times New Roman" w:cs="Times New Roman"/>
+                <w:rFonts w:ascii="Times New Roman" w:eastAsia="Times New Roman" w:hAnsi="Times New Roman" w:cs="Times New Roman"/>
                 <w:b/>
-                <w:sz w:val="26"/>
-                <w:szCs w:val="26"/>
-              </w:rPr>
-            </w:pPr>
-            <w:r>
-              <w:rPr>
-                <w:rFonts w:ascii="Times New Roman" w:hAnsi="Times New Roman" w:cs="Times New Roman"/>
+                <w:bCs/>
+                <w:sz w:val="26"/>
+                <w:szCs w:val="26"/>
+              </w:rPr>
+            </w:pPr>
+            <w:r>
+              <w:rPr>
+                <w:rFonts w:ascii="Times New Roman" w:eastAsia="Times New Roman" w:hAnsi="Times New Roman" w:cs="Times New Roman"/>
                 <w:b/>
+                <w:bCs/>
                 <w:sz w:val="26"/>
                 <w:szCs w:val="26"/>
               </w:rPr>
@@ -21850,26 +22014,26 @@
         </w:tc>
         <w:tc>
           <w:tcPr>
-            <w:tcW w:w="3037" w:type="dxa"/>
+            <w:tcW w:w="1797" w:type="pct"/>
             <w:shd w:val="clear" w:color="auto" w:fill="B8CCE4" w:themeFill="accent1" w:themeFillTint="66"/>
-          </w:tcPr>
-          <w:p>
-            <w:pPr>
-              <w:pStyle w:val="ListParagraph"/>
-              <w:spacing w:line="360" w:lineRule="auto"/>
-              <w:ind w:left="0"/>
+            <w:hideMark/>
+          </w:tcPr>
+          <w:p>
+            <w:pPr>
               <w:jc w:val="center"/>
               <w:rPr>
-                <w:rFonts w:ascii="Times New Roman" w:hAnsi="Times New Roman" w:cs="Times New Roman"/>
+                <w:rFonts w:ascii="Times New Roman" w:eastAsia="Times New Roman" w:hAnsi="Times New Roman" w:cs="Times New Roman"/>
                 <w:b/>
-                <w:sz w:val="26"/>
-                <w:szCs w:val="26"/>
-              </w:rPr>
-            </w:pPr>
-            <w:r>
-              <w:rPr>
-                <w:rFonts w:ascii="Times New Roman" w:hAnsi="Times New Roman" w:cs="Times New Roman"/>
+                <w:bCs/>
+                <w:sz w:val="26"/>
+                <w:szCs w:val="26"/>
+              </w:rPr>
+            </w:pPr>
+            <w:r>
+              <w:rPr>
+                <w:rFonts w:ascii="Times New Roman" w:eastAsia="Times New Roman" w:hAnsi="Times New Roman" w:cs="Times New Roman"/>
                 <w:b/>
+                <w:bCs/>
                 <w:sz w:val="26"/>
                 <w:szCs w:val="26"/>
               </w:rPr>
@@ -21879,26 +22043,26 @@
         </w:tc>
         <w:tc>
           <w:tcPr>
-            <w:tcW w:w="4557" w:type="dxa"/>
+            <w:tcW w:w="2637" w:type="pct"/>
             <w:shd w:val="clear" w:color="auto" w:fill="B8CCE4" w:themeFill="accent1" w:themeFillTint="66"/>
-          </w:tcPr>
-          <w:p>
-            <w:pPr>
-              <w:pStyle w:val="ListParagraph"/>
-              <w:spacing w:line="360" w:lineRule="auto"/>
-              <w:ind w:left="0"/>
+            <w:hideMark/>
+          </w:tcPr>
+          <w:p>
+            <w:pPr>
               <w:jc w:val="center"/>
               <w:rPr>
-                <w:rFonts w:ascii="Times New Roman" w:hAnsi="Times New Roman" w:cs="Times New Roman"/>
+                <w:rFonts w:ascii="Times New Roman" w:eastAsia="Times New Roman" w:hAnsi="Times New Roman" w:cs="Times New Roman"/>
                 <w:b/>
-                <w:sz w:val="26"/>
-                <w:szCs w:val="26"/>
-              </w:rPr>
-            </w:pPr>
-            <w:r>
-              <w:rPr>
-                <w:rFonts w:ascii="Times New Roman" w:hAnsi="Times New Roman" w:cs="Times New Roman"/>
+                <w:bCs/>
+                <w:sz w:val="26"/>
+                <w:szCs w:val="26"/>
+              </w:rPr>
+            </w:pPr>
+            <w:r>
+              <w:rPr>
+                <w:rFonts w:ascii="Times New Roman" w:eastAsia="Times New Roman" w:hAnsi="Times New Roman" w:cs="Times New Roman"/>
                 <w:b/>
+                <w:bCs/>
                 <w:sz w:val="26"/>
                 <w:szCs w:val="26"/>
               </w:rPr>
@@ -21908,27 +22072,24 @@
         </w:tc>
       </w:tr>
       <w:tr>
-        <w:trPr>
-          <w:jc w:val="center"/>
-        </w:trPr>
-        <w:tc>
-          <w:tcPr>
-            <w:tcW w:w="1518" w:type="dxa"/>
-          </w:tcPr>
-          <w:p>
-            <w:pPr>
-              <w:pStyle w:val="ListParagraph"/>
-              <w:spacing w:line="360" w:lineRule="auto"/>
-              <w:ind w:left="0"/>
-              <w:rPr>
-                <w:rFonts w:ascii="Times New Roman" w:hAnsi="Times New Roman" w:cs="Times New Roman"/>
-                <w:sz w:val="26"/>
-                <w:szCs w:val="26"/>
-              </w:rPr>
-            </w:pPr>
-            <w:r>
-              <w:rPr>
-                <w:rFonts w:ascii="Times New Roman" w:hAnsi="Times New Roman" w:cs="Times New Roman"/>
+        <w:tc>
+          <w:tcPr>
+            <w:tcW w:w="566" w:type="pct"/>
+            <w:hideMark/>
+          </w:tcPr>
+          <w:p>
+            <w:pPr>
+              <w:rPr>
+                <w:rFonts w:ascii="Times New Roman" w:eastAsia="Times New Roman" w:hAnsi="Times New Roman" w:cs="Times New Roman"/>
+                <w:sz w:val="26"/>
+                <w:szCs w:val="26"/>
+              </w:rPr>
+            </w:pPr>
+            <w:r>
+              <w:rPr>
+                <w:rFonts w:ascii="Times New Roman" w:eastAsia="Times New Roman" w:hAnsi="Times New Roman" w:cs="Times New Roman"/>
+                <w:b/>
+                <w:bCs/>
                 <w:sz w:val="26"/>
                 <w:szCs w:val="26"/>
               </w:rPr>
@@ -21938,77 +22099,70 @@
         </w:tc>
         <w:tc>
           <w:tcPr>
-            <w:tcW w:w="3037" w:type="dxa"/>
-          </w:tcPr>
-          <w:p>
-            <w:pPr>
-              <w:pStyle w:val="ListParagraph"/>
-              <w:spacing w:line="360" w:lineRule="auto"/>
-              <w:ind w:left="0"/>
-              <w:rPr>
-                <w:rFonts w:ascii="Times New Roman" w:hAnsi="Times New Roman" w:cs="Times New Roman"/>
-                <w:sz w:val="26"/>
-                <w:szCs w:val="26"/>
-              </w:rPr>
-            </w:pPr>
-            <w:r>
-              <w:rPr>
-                <w:rFonts w:ascii="Times New Roman" w:hAnsi="Times New Roman" w:cs="Times New Roman"/>
-                <w:sz w:val="26"/>
-                <w:szCs w:val="26"/>
-              </w:rPr>
-              <w:t>Intel pentium 4 trở lên, tối thiểu 2GB ram</w:t>
-            </w:r>
-          </w:p>
-        </w:tc>
-        <w:tc>
-          <w:tcPr>
-            <w:tcW w:w="4557" w:type="dxa"/>
-          </w:tcPr>
-          <w:p>
-            <w:pPr>
-              <w:pStyle w:val="ListParagraph"/>
-              <w:spacing w:line="360" w:lineRule="auto"/>
-              <w:ind w:left="0"/>
-              <w:rPr>
-                <w:rFonts w:ascii="Times New Roman" w:hAnsi="Times New Roman" w:cs="Times New Roman"/>
-                <w:sz w:val="26"/>
-                <w:szCs w:val="26"/>
-              </w:rPr>
-            </w:pPr>
-            <w:r>
-              <w:rPr>
-                <w:rFonts w:ascii="Times New Roman" w:hAnsi="Times New Roman" w:cs="Times New Roman"/>
-                <w:sz w:val="26"/>
-                <w:szCs w:val="26"/>
-              </w:rPr>
-              <w:t>Windows 10/11; Visual Studio Code; Node.js; trình duyệt Chrome/Edge; Git</w:t>
+            <w:tcW w:w="1797" w:type="pct"/>
+            <w:hideMark/>
+          </w:tcPr>
+          <w:p>
+            <w:pPr>
+              <w:rPr>
+                <w:rFonts w:ascii="Times New Roman" w:eastAsia="Times New Roman" w:hAnsi="Times New Roman" w:cs="Times New Roman"/>
+                <w:sz w:val="26"/>
+                <w:szCs w:val="26"/>
+              </w:rPr>
+            </w:pPr>
+            <w:r>
+              <w:rPr>
+                <w:rFonts w:ascii="Times New Roman" w:eastAsia="Times New Roman" w:hAnsi="Times New Roman" w:cs="Times New Roman"/>
+                <w:sz w:val="26"/>
+                <w:szCs w:val="26"/>
+              </w:rPr>
+              <w:t>Intel Core i3 trở lên, RAM tối thiểu 8GB, ổ SSD tối thiểu 256GB</w:t>
+            </w:r>
+          </w:p>
+        </w:tc>
+        <w:tc>
+          <w:tcPr>
+            <w:tcW w:w="2637" w:type="pct"/>
+            <w:hideMark/>
+          </w:tcPr>
+          <w:p>
+            <w:pPr>
+              <w:rPr>
+                <w:rFonts w:ascii="Times New Roman" w:eastAsia="Times New Roman" w:hAnsi="Times New Roman" w:cs="Times New Roman"/>
+                <w:sz w:val="26"/>
+                <w:szCs w:val="26"/>
+              </w:rPr>
+            </w:pPr>
+            <w:r>
+              <w:rPr>
+                <w:rFonts w:ascii="Times New Roman" w:eastAsia="Times New Roman" w:hAnsi="Times New Roman" w:cs="Times New Roman"/>
+                <w:sz w:val="26"/>
+                <w:szCs w:val="26"/>
+              </w:rPr>
+              <w:t>Windows 10/11; Visual Studio Code; Node.js; PostgreSQL 17.x; Google Chrome/Edge; Git</w:t>
             </w:r>
           </w:p>
         </w:tc>
       </w:tr>
       <w:tr>
-        <w:trPr>
-          <w:jc w:val="center"/>
-        </w:trPr>
-        <w:tc>
-          <w:tcPr>
-            <w:tcW w:w="1518" w:type="dxa"/>
-          </w:tcPr>
-          <w:p>
-            <w:pPr>
-              <w:pStyle w:val="ListParagraph"/>
-              <w:spacing w:line="360" w:lineRule="auto"/>
-              <w:ind w:left="0"/>
-              <w:rPr>
-                <w:rFonts w:ascii="Times New Roman" w:hAnsi="Times New Roman" w:cs="Times New Roman"/>
-                <w:sz w:val="26"/>
-                <w:szCs w:val="26"/>
-              </w:rPr>
-            </w:pPr>
-            <w:r>
-              <w:rPr>
-                <w:rFonts w:ascii="Times New Roman" w:hAnsi="Times New Roman" w:cs="Times New Roman"/>
+        <w:tc>
+          <w:tcPr>
+            <w:tcW w:w="566" w:type="pct"/>
+            <w:hideMark/>
+          </w:tcPr>
+          <w:p>
+            <w:pPr>
+              <w:rPr>
+                <w:rFonts w:ascii="Times New Roman" w:eastAsia="Times New Roman" w:hAnsi="Times New Roman" w:cs="Times New Roman"/>
+                <w:sz w:val="26"/>
+                <w:szCs w:val="26"/>
+              </w:rPr>
+            </w:pPr>
+            <w:r>
+              <w:rPr>
+                <w:rFonts w:ascii="Times New Roman" w:eastAsia="Times New Roman" w:hAnsi="Times New Roman" w:cs="Times New Roman"/>
+                <w:b/>
+                <w:bCs/>
                 <w:sz w:val="26"/>
                 <w:szCs w:val="26"/>
               </w:rPr>
@@ -22018,49 +22172,47 @@
         </w:tc>
         <w:tc>
           <w:tcPr>
-            <w:tcW w:w="3037" w:type="dxa"/>
-            <w:vAlign w:val="center"/>
-          </w:tcPr>
-          <w:p>
-            <w:pPr>
-              <w:pStyle w:val="NormalWeb"/>
-              <w:spacing w:before="0" w:beforeAutospacing="0" w:after="0" w:afterAutospacing="0" w:line="360" w:lineRule="auto"/>
-              <w:rPr>
-                <w:sz w:val="26"/>
-                <w:szCs w:val="26"/>
-              </w:rPr>
-            </w:pPr>
-            <w:r>
-              <w:rPr>
-                <w:color w:val="000000"/>
-                <w:sz w:val="26"/>
-                <w:szCs w:val="26"/>
-              </w:rPr>
-              <w:t>Intel pentium 4 trở lên, tối thiểu 2GB ram</w:t>
-            </w:r>
-          </w:p>
-        </w:tc>
-        <w:tc>
-          <w:tcPr>
-            <w:tcW w:w="4557" w:type="dxa"/>
-            <w:vAlign w:val="center"/>
-          </w:tcPr>
-          <w:p>
-            <w:pPr>
-              <w:pStyle w:val="NormalWeb"/>
-              <w:spacing w:before="0" w:beforeAutospacing="0" w:after="0" w:afterAutospacing="0" w:line="360" w:lineRule="auto"/>
-              <w:rPr>
-                <w:sz w:val="26"/>
-                <w:szCs w:val="26"/>
-              </w:rPr>
-            </w:pPr>
-            <w:r>
-              <w:rPr>
-                <w:color w:val="000000"/>
-                <w:sz w:val="26"/>
-                <w:szCs w:val="26"/>
-              </w:rPr>
-              <w:t>Windows 10/11; Visual Studio Code; Node.js; trình duyệt Chrome/Edge; Git</w:t>
+            <w:tcW w:w="1797" w:type="pct"/>
+            <w:hideMark/>
+          </w:tcPr>
+          <w:p>
+            <w:pPr>
+              <w:rPr>
+                <w:rFonts w:ascii="Times New Roman" w:eastAsia="Times New Roman" w:hAnsi="Times New Roman" w:cs="Times New Roman"/>
+                <w:sz w:val="26"/>
+                <w:szCs w:val="26"/>
+              </w:rPr>
+            </w:pPr>
+            <w:r>
+              <w:rPr>
+                <w:rFonts w:ascii="Times New Roman" w:eastAsia="Times New Roman" w:hAnsi="Times New Roman" w:cs="Times New Roman"/>
+                <w:sz w:val="26"/>
+                <w:szCs w:val="26"/>
+              </w:rPr>
+              <w:t>Intel Core i3 trở lên, RAM tối thiểu 8GB, ổ SSD tối thiểu 256GB</w:t>
+            </w:r>
+          </w:p>
+        </w:tc>
+        <w:tc>
+          <w:tcPr>
+            <w:tcW w:w="2637" w:type="pct"/>
+            <w:hideMark/>
+          </w:tcPr>
+          <w:p>
+            <w:pPr>
+              <w:rPr>
+                <w:rFonts w:ascii="Times New Roman" w:eastAsia="Times New Roman" w:hAnsi="Times New Roman" w:cs="Times New Roman"/>
+                <w:sz w:val="26"/>
+                <w:szCs w:val="26"/>
+              </w:rPr>
+            </w:pPr>
+            <w:r>
+              <w:rPr>
+                <w:rFonts w:ascii="Times New Roman" w:eastAsia="Times New Roman" w:hAnsi="Times New Roman" w:cs="Times New Roman"/>
+                <w:sz w:val="26"/>
+                <w:szCs w:val="26"/>
+              </w:rPr>
+              <w:t>Windows 10/11; Visual Studio Code; Node.js; PostgreSQL 17.x; Google Chrome/Edge; Git</w:t>
             </w:r>
           </w:p>
         </w:tc>
@@ -22095,7 +22247,7 @@
           <w:szCs w:val="26"/>
         </w:rPr>
       </w:pPr>
-      <w:bookmarkStart w:id="20" w:name="_Toc71815153"/>
+      <w:bookmarkStart w:id="19" w:name="_Toc71815153"/>
       <w:r>
         <w:rPr>
           <w:rFonts w:ascii="Times New Roman" w:hAnsi="Times New Roman" w:cs="Times New Roman"/>
@@ -22105,7 +22257,7 @@
         </w:rPr>
         <w:t>Các công cụ hỗ trợ</w:t>
       </w:r>
-      <w:bookmarkEnd w:id="20"/>
+      <w:bookmarkEnd w:id="19"/>
       <w:r>
         <w:rPr>
           <w:rFonts w:ascii="Times New Roman" w:hAnsi="Times New Roman" w:cs="Times New Roman"/>
@@ -22128,117 +22280,125 @@
     <w:tbl>
       <w:tblPr>
         <w:tblStyle w:val="TableGrid"/>
-        <w:tblW w:w="0" w:type="auto"/>
-        <w:jc w:val="center"/>
+        <w:tblW w:w="5000" w:type="pct"/>
         <w:tblLook w:val="04A0" w:firstRow="1" w:lastRow="0" w:firstColumn="1" w:lastColumn="0" w:noHBand="0" w:noVBand="1"/>
       </w:tblPr>
       <w:tblGrid>
-        <w:gridCol w:w="2264"/>
-        <w:gridCol w:w="2268"/>
-        <w:gridCol w:w="2268"/>
-        <w:gridCol w:w="2262"/>
+        <w:gridCol w:w="1429"/>
+        <w:gridCol w:w="2813"/>
+        <w:gridCol w:w="3308"/>
+        <w:gridCol w:w="1512"/>
       </w:tblGrid>
       <w:tr>
-        <w:trPr>
-          <w:jc w:val="center"/>
-        </w:trPr>
-        <w:tc>
-          <w:tcPr>
-            <w:tcW w:w="2278" w:type="dxa"/>
+        <w:tc>
+          <w:tcPr>
+            <w:tcW w:w="789" w:type="pct"/>
             <w:shd w:val="clear" w:color="auto" w:fill="B8CCE4" w:themeFill="accent1" w:themeFillTint="66"/>
-          </w:tcPr>
-          <w:p>
-            <w:pPr>
-              <w:pStyle w:val="NormalWeb"/>
-              <w:spacing w:before="0" w:beforeAutospacing="0" w:after="0" w:afterAutospacing="0" w:line="360" w:lineRule="auto"/>
-              <w:rPr>
-                <w:sz w:val="26"/>
-                <w:szCs w:val="26"/>
-              </w:rPr>
-            </w:pPr>
-            <w:r>
-              <w:rPr>
+            <w:hideMark/>
+          </w:tcPr>
+          <w:p>
+            <w:pPr>
+              <w:jc w:val="center"/>
+              <w:rPr>
+                <w:rFonts w:ascii="Times New Roman" w:eastAsia="Times New Roman" w:hAnsi="Times New Roman" w:cs="Times New Roman"/>
                 <w:b/>
                 <w:bCs/>
-                <w:color w:val="000000"/>
-                <w:sz w:val="26"/>
-                <w:szCs w:val="26"/>
-              </w:rPr>
-              <w:t>Công cụ</w:t>
-            </w:r>
-          </w:p>
-        </w:tc>
-        <w:tc>
-          <w:tcPr>
-            <w:tcW w:w="2278" w:type="dxa"/>
-            <w:shd w:val="clear" w:color="auto" w:fill="B8CCE4" w:themeFill="accent1" w:themeFillTint="66"/>
-          </w:tcPr>
-          <w:p>
-            <w:pPr>
-              <w:pStyle w:val="NormalWeb"/>
-              <w:spacing w:before="0" w:beforeAutospacing="0" w:after="0" w:afterAutospacing="0" w:line="360" w:lineRule="auto"/>
-              <w:rPr>
-                <w:sz w:val="26"/>
-                <w:szCs w:val="26"/>
-              </w:rPr>
-            </w:pPr>
-            <w:r>
-              <w:rPr>
+                <w:sz w:val="26"/>
+                <w:szCs w:val="26"/>
+              </w:rPr>
+            </w:pPr>
+            <w:r>
+              <w:rPr>
+                <w:rFonts w:ascii="Times New Roman" w:eastAsia="Times New Roman" w:hAnsi="Times New Roman" w:cs="Times New Roman"/>
                 <w:b/>
                 <w:bCs/>
-                <w:color w:val="000000"/>
-                <w:sz w:val="26"/>
-                <w:szCs w:val="26"/>
-              </w:rPr>
-              <w:t>Tên công cụ</w:t>
-            </w:r>
-          </w:p>
-        </w:tc>
-        <w:tc>
-          <w:tcPr>
-            <w:tcW w:w="2278" w:type="dxa"/>
+                <w:sz w:val="26"/>
+                <w:szCs w:val="26"/>
+              </w:rPr>
+              <w:t>Công cụ</w:t>
+            </w:r>
+          </w:p>
+        </w:tc>
+        <w:tc>
+          <w:tcPr>
+            <w:tcW w:w="1552" w:type="pct"/>
             <w:shd w:val="clear" w:color="auto" w:fill="B8CCE4" w:themeFill="accent1" w:themeFillTint="66"/>
-          </w:tcPr>
-          <w:p>
-            <w:pPr>
-              <w:pStyle w:val="NormalWeb"/>
-              <w:spacing w:before="0" w:beforeAutospacing="0" w:after="0" w:afterAutospacing="0" w:line="360" w:lineRule="auto"/>
-              <w:rPr>
-                <w:sz w:val="26"/>
-                <w:szCs w:val="26"/>
-              </w:rPr>
-            </w:pPr>
-            <w:r>
-              <w:rPr>
+            <w:hideMark/>
+          </w:tcPr>
+          <w:p>
+            <w:pPr>
+              <w:jc w:val="center"/>
+              <w:rPr>
+                <w:rFonts w:ascii="Times New Roman" w:eastAsia="Times New Roman" w:hAnsi="Times New Roman" w:cs="Times New Roman"/>
                 <w:b/>
                 <w:bCs/>
-                <w:color w:val="000000"/>
-                <w:sz w:val="26"/>
-                <w:szCs w:val="26"/>
-              </w:rPr>
-              <w:t>Người thành lập</w:t>
-            </w:r>
-          </w:p>
-        </w:tc>
-        <w:tc>
-          <w:tcPr>
-            <w:tcW w:w="2278" w:type="dxa"/>
-            <w:shd w:val="clear" w:color="auto" w:fill="B8CCE4" w:themeFill="accent1" w:themeFillTint="66"/>
-          </w:tcPr>
-          <w:p>
-            <w:pPr>
-              <w:pStyle w:val="NormalWeb"/>
-              <w:spacing w:before="0" w:beforeAutospacing="0" w:after="0" w:afterAutospacing="0" w:line="360" w:lineRule="auto"/>
-              <w:rPr>
-                <w:sz w:val="26"/>
-                <w:szCs w:val="26"/>
-              </w:rPr>
-            </w:pPr>
-            <w:r>
-              <w:rPr>
+                <w:sz w:val="26"/>
+                <w:szCs w:val="26"/>
+              </w:rPr>
+            </w:pPr>
+            <w:r>
+              <w:rPr>
+                <w:rFonts w:ascii="Times New Roman" w:eastAsia="Times New Roman" w:hAnsi="Times New Roman" w:cs="Times New Roman"/>
                 <w:b/>
                 <w:bCs/>
-                <w:color w:val="000000"/>
+                <w:sz w:val="26"/>
+                <w:szCs w:val="26"/>
+              </w:rPr>
+              <w:t>Tên công cụ</w:t>
+            </w:r>
+          </w:p>
+        </w:tc>
+        <w:tc>
+          <w:tcPr>
+            <w:tcW w:w="1825" w:type="pct"/>
+            <w:shd w:val="clear" w:color="auto" w:fill="B8CCE4" w:themeFill="accent1" w:themeFillTint="66"/>
+            <w:hideMark/>
+          </w:tcPr>
+          <w:p>
+            <w:pPr>
+              <w:jc w:val="center"/>
+              <w:rPr>
+                <w:rFonts w:ascii="Times New Roman" w:eastAsia="Times New Roman" w:hAnsi="Times New Roman" w:cs="Times New Roman"/>
+                <w:b/>
+                <w:bCs/>
+                <w:sz w:val="26"/>
+                <w:szCs w:val="26"/>
+              </w:rPr>
+            </w:pPr>
+            <w:r>
+              <w:rPr>
+                <w:rFonts w:ascii="Times New Roman" w:eastAsia="Times New Roman" w:hAnsi="Times New Roman" w:cs="Times New Roman"/>
+                <w:b/>
+                <w:bCs/>
+                <w:sz w:val="26"/>
+                <w:szCs w:val="26"/>
+              </w:rPr>
+              <w:t>Nhà cung cấp</w:t>
+            </w:r>
+          </w:p>
+        </w:tc>
+        <w:tc>
+          <w:tcPr>
+            <w:tcW w:w="835" w:type="pct"/>
+            <w:shd w:val="clear" w:color="auto" w:fill="B8CCE4" w:themeFill="accent1" w:themeFillTint="66"/>
+            <w:hideMark/>
+          </w:tcPr>
+          <w:p>
+            <w:pPr>
+              <w:jc w:val="center"/>
+              <w:rPr>
+                <w:rFonts w:ascii="Times New Roman" w:eastAsia="Times New Roman" w:hAnsi="Times New Roman" w:cs="Times New Roman"/>
+                <w:b/>
+                <w:bCs/>
+                <w:sz w:val="26"/>
+                <w:szCs w:val="26"/>
+              </w:rPr>
+            </w:pPr>
+            <w:r>
+              <w:rPr>
+                <w:rFonts w:ascii="Times New Roman" w:eastAsia="Times New Roman" w:hAnsi="Times New Roman" w:cs="Times New Roman"/>
+                <w:b/>
+                <w:bCs/>
                 <w:sz w:val="26"/>
                 <w:szCs w:val="26"/>
               </w:rPr>
@@ -22248,25 +22408,22 @@
         </w:tc>
       </w:tr>
       <w:tr>
-        <w:trPr>
-          <w:jc w:val="center"/>
-        </w:trPr>
-        <w:tc>
-          <w:tcPr>
-            <w:tcW w:w="2278" w:type="dxa"/>
-          </w:tcPr>
-          <w:p>
-            <w:pPr>
-              <w:pStyle w:val="NormalWeb"/>
-              <w:spacing w:before="0" w:beforeAutospacing="0" w:after="0" w:afterAutospacing="0" w:line="360" w:lineRule="auto"/>
-              <w:rPr>
-                <w:sz w:val="26"/>
-                <w:szCs w:val="26"/>
-              </w:rPr>
-            </w:pPr>
-            <w:r>
-              <w:rPr>
-                <w:color w:val="000000"/>
+        <w:tc>
+          <w:tcPr>
+            <w:tcW w:w="789" w:type="pct"/>
+            <w:hideMark/>
+          </w:tcPr>
+          <w:p>
+            <w:pPr>
+              <w:rPr>
+                <w:rFonts w:ascii="Times New Roman" w:eastAsia="Times New Roman" w:hAnsi="Times New Roman" w:cs="Times New Roman"/>
+                <w:sz w:val="26"/>
+                <w:szCs w:val="26"/>
+              </w:rPr>
+            </w:pPr>
+            <w:r>
+              <w:rPr>
+                <w:rFonts w:ascii="Times New Roman" w:eastAsia="Times New Roman" w:hAnsi="Times New Roman" w:cs="Times New Roman"/>
                 <w:sz w:val="26"/>
                 <w:szCs w:val="26"/>
               </w:rPr>
@@ -22276,20 +22433,20 @@
         </w:tc>
         <w:tc>
           <w:tcPr>
-            <w:tcW w:w="2278" w:type="dxa"/>
-          </w:tcPr>
-          <w:p>
-            <w:pPr>
-              <w:pStyle w:val="NormalWeb"/>
-              <w:spacing w:before="0" w:beforeAutospacing="0" w:after="0" w:afterAutospacing="0" w:line="360" w:lineRule="auto"/>
-              <w:rPr>
-                <w:sz w:val="26"/>
-                <w:szCs w:val="26"/>
-              </w:rPr>
-            </w:pPr>
-            <w:r>
-              <w:rPr>
-                <w:color w:val="000000"/>
+            <w:tcW w:w="1552" w:type="pct"/>
+            <w:hideMark/>
+          </w:tcPr>
+          <w:p>
+            <w:pPr>
+              <w:rPr>
+                <w:rFonts w:ascii="Times New Roman" w:eastAsia="Times New Roman" w:hAnsi="Times New Roman" w:cs="Times New Roman"/>
+                <w:sz w:val="26"/>
+                <w:szCs w:val="26"/>
+              </w:rPr>
+            </w:pPr>
+            <w:r>
+              <w:rPr>
+                <w:rFonts w:ascii="Times New Roman" w:eastAsia="Times New Roman" w:hAnsi="Times New Roman" w:cs="Times New Roman"/>
                 <w:sz w:val="26"/>
                 <w:szCs w:val="26"/>
               </w:rPr>
@@ -22299,20 +22456,20 @@
         </w:tc>
         <w:tc>
           <w:tcPr>
-            <w:tcW w:w="2278" w:type="dxa"/>
-          </w:tcPr>
-          <w:p>
-            <w:pPr>
-              <w:pStyle w:val="NormalWeb"/>
-              <w:spacing w:before="0" w:beforeAutospacing="0" w:after="0" w:afterAutospacing="0" w:line="360" w:lineRule="auto"/>
-              <w:rPr>
-                <w:sz w:val="26"/>
-                <w:szCs w:val="26"/>
-              </w:rPr>
-            </w:pPr>
-            <w:r>
-              <w:rPr>
-                <w:color w:val="000000"/>
+            <w:tcW w:w="1825" w:type="pct"/>
+            <w:hideMark/>
+          </w:tcPr>
+          <w:p>
+            <w:pPr>
+              <w:rPr>
+                <w:rFonts w:ascii="Times New Roman" w:eastAsia="Times New Roman" w:hAnsi="Times New Roman" w:cs="Times New Roman"/>
+                <w:sz w:val="26"/>
+                <w:szCs w:val="26"/>
+              </w:rPr>
+            </w:pPr>
+            <w:r>
+              <w:rPr>
+                <w:rFonts w:ascii="Times New Roman" w:eastAsia="Times New Roman" w:hAnsi="Times New Roman" w:cs="Times New Roman"/>
                 <w:sz w:val="26"/>
                 <w:szCs w:val="26"/>
               </w:rPr>
@@ -22322,20 +22479,20 @@
         </w:tc>
         <w:tc>
           <w:tcPr>
-            <w:tcW w:w="2278" w:type="dxa"/>
-          </w:tcPr>
-          <w:p>
-            <w:pPr>
-              <w:pStyle w:val="NormalWeb"/>
-              <w:spacing w:before="0" w:beforeAutospacing="0" w:after="0" w:afterAutospacing="0" w:line="360" w:lineRule="auto"/>
-              <w:rPr>
-                <w:sz w:val="26"/>
-                <w:szCs w:val="26"/>
-              </w:rPr>
-            </w:pPr>
-            <w:r>
-              <w:rPr>
-                <w:color w:val="000000"/>
+            <w:tcW w:w="835" w:type="pct"/>
+            <w:hideMark/>
+          </w:tcPr>
+          <w:p>
+            <w:pPr>
+              <w:rPr>
+                <w:rFonts w:ascii="Times New Roman" w:eastAsia="Times New Roman" w:hAnsi="Times New Roman" w:cs="Times New Roman"/>
+                <w:sz w:val="26"/>
+                <w:szCs w:val="26"/>
+              </w:rPr>
+            </w:pPr>
+            <w:r>
+              <w:rPr>
+                <w:rFonts w:ascii="Times New Roman" w:eastAsia="Times New Roman" w:hAnsi="Times New Roman" w:cs="Times New Roman"/>
                 <w:sz w:val="26"/>
                 <w:szCs w:val="26"/>
               </w:rPr>
@@ -22345,25 +22502,22 @@
         </w:tc>
       </w:tr>
       <w:tr>
-        <w:trPr>
-          <w:jc w:val="center"/>
-        </w:trPr>
-        <w:tc>
-          <w:tcPr>
-            <w:tcW w:w="2278" w:type="dxa"/>
-          </w:tcPr>
-          <w:p>
-            <w:pPr>
-              <w:pStyle w:val="NormalWeb"/>
-              <w:spacing w:before="0" w:beforeAutospacing="0" w:after="0" w:afterAutospacing="0" w:line="360" w:lineRule="auto"/>
-              <w:rPr>
-                <w:sz w:val="26"/>
-                <w:szCs w:val="26"/>
-              </w:rPr>
-            </w:pPr>
-            <w:r>
-              <w:rPr>
-                <w:color w:val="000000"/>
+        <w:tc>
+          <w:tcPr>
+            <w:tcW w:w="789" w:type="pct"/>
+            <w:hideMark/>
+          </w:tcPr>
+          <w:p>
+            <w:pPr>
+              <w:rPr>
+                <w:rFonts w:ascii="Times New Roman" w:eastAsia="Times New Roman" w:hAnsi="Times New Roman" w:cs="Times New Roman"/>
+                <w:sz w:val="26"/>
+                <w:szCs w:val="26"/>
+              </w:rPr>
+            </w:pPr>
+            <w:r>
+              <w:rPr>
+                <w:rFonts w:ascii="Times New Roman" w:eastAsia="Times New Roman" w:hAnsi="Times New Roman" w:cs="Times New Roman"/>
                 <w:sz w:val="26"/>
                 <w:szCs w:val="26"/>
               </w:rPr>
@@ -22373,20 +22527,20 @@
         </w:tc>
         <w:tc>
           <w:tcPr>
-            <w:tcW w:w="2278" w:type="dxa"/>
-          </w:tcPr>
-          <w:p>
-            <w:pPr>
-              <w:pStyle w:val="NormalWeb"/>
-              <w:spacing w:before="0" w:beforeAutospacing="0" w:after="0" w:afterAutospacing="0" w:line="360" w:lineRule="auto"/>
-              <w:rPr>
-                <w:sz w:val="26"/>
-                <w:szCs w:val="26"/>
-              </w:rPr>
-            </w:pPr>
-            <w:r>
-              <w:rPr>
-                <w:color w:val="000000"/>
+            <w:tcW w:w="1552" w:type="pct"/>
+            <w:hideMark/>
+          </w:tcPr>
+          <w:p>
+            <w:pPr>
+              <w:rPr>
+                <w:rFonts w:ascii="Times New Roman" w:eastAsia="Times New Roman" w:hAnsi="Times New Roman" w:cs="Times New Roman"/>
+                <w:sz w:val="26"/>
+                <w:szCs w:val="26"/>
+              </w:rPr>
+            </w:pPr>
+            <w:r>
+              <w:rPr>
+                <w:rFonts w:ascii="Times New Roman" w:eastAsia="Times New Roman" w:hAnsi="Times New Roman" w:cs="Times New Roman"/>
                 <w:sz w:val="26"/>
                 <w:szCs w:val="26"/>
               </w:rPr>
@@ -22396,20 +22550,20 @@
         </w:tc>
         <w:tc>
           <w:tcPr>
-            <w:tcW w:w="2278" w:type="dxa"/>
-          </w:tcPr>
-          <w:p>
-            <w:pPr>
-              <w:pStyle w:val="NormalWeb"/>
-              <w:spacing w:before="0" w:beforeAutospacing="0" w:after="0" w:afterAutospacing="0" w:line="360" w:lineRule="auto"/>
-              <w:rPr>
-                <w:sz w:val="26"/>
-                <w:szCs w:val="26"/>
-              </w:rPr>
-            </w:pPr>
-            <w:r>
-              <w:rPr>
-                <w:color w:val="000000"/>
+            <w:tcW w:w="1825" w:type="pct"/>
+            <w:hideMark/>
+          </w:tcPr>
+          <w:p>
+            <w:pPr>
+              <w:rPr>
+                <w:rFonts w:ascii="Times New Roman" w:eastAsia="Times New Roman" w:hAnsi="Times New Roman" w:cs="Times New Roman"/>
+                <w:sz w:val="26"/>
+                <w:szCs w:val="26"/>
+              </w:rPr>
+            </w:pPr>
+            <w:r>
+              <w:rPr>
+                <w:rFonts w:ascii="Times New Roman" w:eastAsia="Times New Roman" w:hAnsi="Times New Roman" w:cs="Times New Roman"/>
                 <w:sz w:val="26"/>
                 <w:szCs w:val="26"/>
               </w:rPr>
@@ -22419,20 +22573,20 @@
         </w:tc>
         <w:tc>
           <w:tcPr>
-            <w:tcW w:w="2278" w:type="dxa"/>
-          </w:tcPr>
-          <w:p>
-            <w:pPr>
-              <w:pStyle w:val="NormalWeb"/>
-              <w:spacing w:before="0" w:beforeAutospacing="0" w:after="0" w:afterAutospacing="0" w:line="360" w:lineRule="auto"/>
-              <w:rPr>
-                <w:sz w:val="26"/>
-                <w:szCs w:val="26"/>
-              </w:rPr>
-            </w:pPr>
-            <w:r>
-              <w:rPr>
-                <w:color w:val="000000"/>
+            <w:tcW w:w="835" w:type="pct"/>
+            <w:hideMark/>
+          </w:tcPr>
+          <w:p>
+            <w:pPr>
+              <w:rPr>
+                <w:rFonts w:ascii="Times New Roman" w:eastAsia="Times New Roman" w:hAnsi="Times New Roman" w:cs="Times New Roman"/>
+                <w:sz w:val="26"/>
+                <w:szCs w:val="26"/>
+              </w:rPr>
+            </w:pPr>
+            <w:r>
+              <w:rPr>
+                <w:rFonts w:ascii="Times New Roman" w:eastAsia="Times New Roman" w:hAnsi="Times New Roman" w:cs="Times New Roman"/>
                 <w:sz w:val="26"/>
                 <w:szCs w:val="26"/>
               </w:rPr>
@@ -22442,24 +22596,22 @@
         </w:tc>
       </w:tr>
       <w:tr>
-        <w:trPr>
-          <w:jc w:val="center"/>
-        </w:trPr>
-        <w:tc>
-          <w:tcPr>
-            <w:tcW w:w="2278" w:type="dxa"/>
-          </w:tcPr>
-          <w:p>
-            <w:pPr>
-              <w:pStyle w:val="NormalWeb"/>
-              <w:spacing w:before="0" w:beforeAutospacing="0" w:after="0" w:afterAutospacing="0" w:line="360" w:lineRule="auto"/>
-              <w:rPr>
-                <w:sz w:val="26"/>
-                <w:szCs w:val="26"/>
-              </w:rPr>
-            </w:pPr>
-            <w:r>
-              <w:rPr>
+        <w:tc>
+          <w:tcPr>
+            <w:tcW w:w="789" w:type="pct"/>
+            <w:hideMark/>
+          </w:tcPr>
+          <w:p>
+            <w:pPr>
+              <w:rPr>
+                <w:rFonts w:ascii="Times New Roman" w:eastAsia="Times New Roman" w:hAnsi="Times New Roman" w:cs="Times New Roman"/>
+                <w:sz w:val="26"/>
+                <w:szCs w:val="26"/>
+              </w:rPr>
+            </w:pPr>
+            <w:r>
+              <w:rPr>
+                <w:rFonts w:ascii="Times New Roman" w:eastAsia="Times New Roman" w:hAnsi="Times New Roman" w:cs="Times New Roman"/>
                 <w:sz w:val="26"/>
                 <w:szCs w:val="26"/>
               </w:rPr>
@@ -22469,43 +22621,43 @@
         </w:tc>
         <w:tc>
           <w:tcPr>
-            <w:tcW w:w="2278" w:type="dxa"/>
-          </w:tcPr>
-          <w:p>
-            <w:pPr>
-              <w:pStyle w:val="NormalWeb"/>
-              <w:spacing w:before="0" w:beforeAutospacing="0" w:after="0" w:afterAutospacing="0" w:line="360" w:lineRule="auto"/>
-              <w:rPr>
-                <w:sz w:val="26"/>
-                <w:szCs w:val="26"/>
-              </w:rPr>
-            </w:pPr>
-            <w:r>
-              <w:rPr>
-                <w:color w:val="000000"/>
-                <w:sz w:val="26"/>
-                <w:szCs w:val="26"/>
-              </w:rPr>
-              <w:t xml:space="preserve">PostgreSQL </w:t>
-            </w:r>
-          </w:p>
-        </w:tc>
-        <w:tc>
-          <w:tcPr>
-            <w:tcW w:w="2278" w:type="dxa"/>
-          </w:tcPr>
-          <w:p>
-            <w:pPr>
-              <w:pStyle w:val="NormalWeb"/>
-              <w:spacing w:before="0" w:beforeAutospacing="0" w:after="0" w:afterAutospacing="0" w:line="360" w:lineRule="auto"/>
-              <w:rPr>
-                <w:sz w:val="26"/>
-                <w:szCs w:val="26"/>
-              </w:rPr>
-            </w:pPr>
-            <w:r>
-              <w:rPr>
-                <w:color w:val="000000"/>
+            <w:tcW w:w="1552" w:type="pct"/>
+            <w:hideMark/>
+          </w:tcPr>
+          <w:p>
+            <w:pPr>
+              <w:rPr>
+                <w:rFonts w:ascii="Times New Roman" w:eastAsia="Times New Roman" w:hAnsi="Times New Roman" w:cs="Times New Roman"/>
+                <w:sz w:val="26"/>
+                <w:szCs w:val="26"/>
+              </w:rPr>
+            </w:pPr>
+            <w:r>
+              <w:rPr>
+                <w:rFonts w:ascii="Times New Roman" w:eastAsia="Times New Roman" w:hAnsi="Times New Roman" w:cs="Times New Roman"/>
+                <w:sz w:val="26"/>
+                <w:szCs w:val="26"/>
+              </w:rPr>
+              <w:t>PostgreSQL</w:t>
+            </w:r>
+          </w:p>
+        </w:tc>
+        <w:tc>
+          <w:tcPr>
+            <w:tcW w:w="1825" w:type="pct"/>
+            <w:hideMark/>
+          </w:tcPr>
+          <w:p>
+            <w:pPr>
+              <w:rPr>
+                <w:rFonts w:ascii="Times New Roman" w:eastAsia="Times New Roman" w:hAnsi="Times New Roman" w:cs="Times New Roman"/>
+                <w:sz w:val="26"/>
+                <w:szCs w:val="26"/>
+              </w:rPr>
+            </w:pPr>
+            <w:r>
+              <w:rPr>
+                <w:rFonts w:ascii="Times New Roman" w:eastAsia="Times New Roman" w:hAnsi="Times New Roman" w:cs="Times New Roman"/>
                 <w:sz w:val="26"/>
                 <w:szCs w:val="26"/>
               </w:rPr>
@@ -22515,20 +22667,22 @@
         </w:tc>
         <w:tc>
           <w:tcPr>
-            <w:tcW w:w="2278" w:type="dxa"/>
-          </w:tcPr>
-          <w:p>
-            <w:pPr>
-              <w:pStyle w:val="NormalWeb"/>
-              <w:spacing w:before="0" w:beforeAutospacing="0" w:after="0" w:afterAutospacing="0" w:line="360" w:lineRule="auto"/>
-              <w:rPr>
-                <w:sz w:val="26"/>
-                <w:szCs w:val="26"/>
-              </w:rPr>
-            </w:pPr>
-            <w:r>
-              <w:rPr>
-                <w:color w:val="000000"/>
+            <w:tcW w:w="835" w:type="pct"/>
+            <w:hideMark/>
+          </w:tcPr>
+          <w:p>
+            <w:pPr>
+              <w:rPr>
+                <w:rFonts w:ascii="Times New Roman" w:eastAsia="Times New Roman" w:hAnsi="Times New Roman" w:cs="Times New Roman"/>
+                <w:sz w:val="26"/>
+                <w:szCs w:val="26"/>
+              </w:rPr>
+            </w:pPr>
+            <w:r>
+              <w:rPr>
+                <w:rFonts w:ascii="Times New Roman" w:eastAsia="Times New Roman" w:hAnsi="Times New Roman" w:cs="Times New Roman"/>
+                <w:b/>
+                <w:bCs/>
                 <w:sz w:val="26"/>
                 <w:szCs w:val="26"/>
               </w:rPr>
@@ -22538,24 +22692,116 @@
         </w:tc>
       </w:tr>
       <w:tr>
-        <w:trPr>
-          <w:jc w:val="center"/>
-        </w:trPr>
-        <w:tc>
-          <w:tcPr>
-            <w:tcW w:w="2278" w:type="dxa"/>
-          </w:tcPr>
-          <w:p>
-            <w:pPr>
-              <w:pStyle w:val="NormalWeb"/>
-              <w:spacing w:before="0" w:beforeAutospacing="0" w:after="0" w:afterAutospacing="0" w:line="360" w:lineRule="auto"/>
-              <w:rPr>
-                <w:sz w:val="26"/>
-                <w:szCs w:val="26"/>
-              </w:rPr>
-            </w:pPr>
-            <w:r>
-              <w:rPr>
+        <w:tc>
+          <w:tcPr>
+            <w:tcW w:w="789" w:type="pct"/>
+            <w:hideMark/>
+          </w:tcPr>
+          <w:p>
+            <w:pPr>
+              <w:rPr>
+                <w:rFonts w:ascii="Times New Roman" w:eastAsia="Times New Roman" w:hAnsi="Times New Roman" w:cs="Times New Roman"/>
+                <w:sz w:val="26"/>
+                <w:szCs w:val="26"/>
+              </w:rPr>
+            </w:pPr>
+            <w:r>
+              <w:rPr>
+                <w:rFonts w:ascii="Times New Roman" w:eastAsia="Times New Roman" w:hAnsi="Times New Roman" w:cs="Times New Roman"/>
+                <w:sz w:val="26"/>
+                <w:szCs w:val="26"/>
+              </w:rPr>
+              <w:t>API Testing</w:t>
+            </w:r>
+          </w:p>
+        </w:tc>
+        <w:tc>
+          <w:tcPr>
+            <w:tcW w:w="1552" w:type="pct"/>
+            <w:hideMark/>
+          </w:tcPr>
+          <w:p>
+            <w:pPr>
+              <w:rPr>
+                <w:rFonts w:ascii="Times New Roman" w:eastAsia="Times New Roman" w:hAnsi="Times New Roman" w:cs="Times New Roman"/>
+                <w:sz w:val="26"/>
+                <w:szCs w:val="26"/>
+              </w:rPr>
+            </w:pPr>
+            <w:r>
+              <w:rPr>
+                <w:rFonts w:ascii="Times New Roman" w:eastAsia="Times New Roman" w:hAnsi="Times New Roman" w:cs="Times New Roman"/>
+                <w:sz w:val="26"/>
+                <w:szCs w:val="26"/>
+              </w:rPr>
+              <w:t>Postman</w:t>
+            </w:r>
+          </w:p>
+        </w:tc>
+        <w:tc>
+          <w:tcPr>
+            <w:tcW w:w="1825" w:type="pct"/>
+            <w:hideMark/>
+          </w:tcPr>
+          <w:p>
+            <w:pPr>
+              <w:rPr>
+                <w:rFonts w:ascii="Times New Roman" w:eastAsia="Times New Roman" w:hAnsi="Times New Roman" w:cs="Times New Roman"/>
+                <w:sz w:val="26"/>
+                <w:szCs w:val="26"/>
+              </w:rPr>
+            </w:pPr>
+            <w:r>
+              <w:rPr>
+                <w:rFonts w:ascii="Times New Roman" w:eastAsia="Times New Roman" w:hAnsi="Times New Roman" w:cs="Times New Roman"/>
+                <w:sz w:val="26"/>
+                <w:szCs w:val="26"/>
+              </w:rPr>
+              <w:t>Postman</w:t>
+            </w:r>
+          </w:p>
+        </w:tc>
+        <w:tc>
+          <w:tcPr>
+            <w:tcW w:w="835" w:type="pct"/>
+            <w:hideMark/>
+          </w:tcPr>
+          <w:p>
+            <w:pPr>
+              <w:rPr>
+                <w:rFonts w:ascii="Times New Roman" w:eastAsia="Times New Roman" w:hAnsi="Times New Roman" w:cs="Times New Roman"/>
+                <w:sz w:val="26"/>
+                <w:szCs w:val="26"/>
+              </w:rPr>
+            </w:pPr>
+            <w:r>
+              <w:rPr>
+                <w:rFonts w:ascii="Times New Roman" w:eastAsia="Times New Roman" w:hAnsi="Times New Roman" w:cs="Times New Roman"/>
+                <w:sz w:val="26"/>
+                <w:szCs w:val="26"/>
+              </w:rPr>
+              <w:t>Latest</w:t>
+            </w:r>
+          </w:p>
+        </w:tc>
+      </w:tr>
+      <w:tr>
+        <w:tc>
+          <w:tcPr>
+            <w:tcW w:w="789" w:type="pct"/>
+            <w:hideMark/>
+          </w:tcPr>
+          <w:p>
+            <w:pPr>
+              <w:rPr>
+                <w:rFonts w:ascii="Times New Roman" w:eastAsia="Times New Roman" w:hAnsi="Times New Roman" w:cs="Times New Roman"/>
+                <w:sz w:val="26"/>
+                <w:szCs w:val="26"/>
+              </w:rPr>
+            </w:pPr>
+            <w:r>
+              <w:rPr>
+                <w:rFonts w:ascii="Times New Roman" w:eastAsia="Times New Roman" w:hAnsi="Times New Roman" w:cs="Times New Roman"/>
                 <w:sz w:val="26"/>
                 <w:szCs w:val="26"/>
               </w:rPr>
@@ -22565,70 +22811,160 @@
         </w:tc>
         <w:tc>
           <w:tcPr>
-            <w:tcW w:w="2278" w:type="dxa"/>
-          </w:tcPr>
-          <w:p>
-            <w:pPr>
-              <w:pStyle w:val="NormalWeb"/>
-              <w:spacing w:before="0" w:beforeAutospacing="0" w:after="0" w:afterAutospacing="0" w:line="360" w:lineRule="auto"/>
-              <w:rPr>
-                <w:color w:val="000000"/>
-                <w:sz w:val="26"/>
-                <w:szCs w:val="26"/>
-              </w:rPr>
-            </w:pPr>
-            <w:r>
-              <w:rPr>
-                <w:sz w:val="26"/>
-                <w:szCs w:val="26"/>
-              </w:rPr>
-              <w:t>Google Chrome</w:t>
-            </w:r>
-            <w:r>
-              <w:rPr>
-                <w:sz w:val="26"/>
-                <w:szCs w:val="26"/>
-              </w:rPr>
-              <w:t>/Edge</w:t>
-            </w:r>
-          </w:p>
-        </w:tc>
-        <w:tc>
-          <w:tcPr>
-            <w:tcW w:w="2278" w:type="dxa"/>
-          </w:tcPr>
-          <w:p>
-            <w:pPr>
-              <w:pStyle w:val="NormalWeb"/>
-              <w:spacing w:before="0" w:beforeAutospacing="0" w:after="0" w:afterAutospacing="0" w:line="360" w:lineRule="auto"/>
-              <w:rPr>
-                <w:color w:val="000000"/>
-                <w:sz w:val="26"/>
-                <w:szCs w:val="26"/>
-              </w:rPr>
-            </w:pPr>
-            <w:r>
-              <w:t>Google</w:t>
-            </w:r>
-          </w:p>
-        </w:tc>
-        <w:tc>
-          <w:tcPr>
-            <w:tcW w:w="2278" w:type="dxa"/>
-          </w:tcPr>
-          <w:p>
-            <w:pPr>
-              <w:pStyle w:val="NormalWeb"/>
-              <w:spacing w:before="0" w:beforeAutospacing="0" w:after="0" w:afterAutospacing="0" w:line="360" w:lineRule="auto"/>
-              <w:rPr>
-                <w:color w:val="000000"/>
-                <w:sz w:val="26"/>
-                <w:szCs w:val="26"/>
-              </w:rPr>
-            </w:pPr>
-            <w:r>
-              <w:rPr>
-                <w:color w:val="000000"/>
+            <w:tcW w:w="1552" w:type="pct"/>
+            <w:hideMark/>
+          </w:tcPr>
+          <w:p>
+            <w:pPr>
+              <w:rPr>
+                <w:rFonts w:ascii="Times New Roman" w:eastAsia="Times New Roman" w:hAnsi="Times New Roman" w:cs="Times New Roman"/>
+                <w:sz w:val="26"/>
+                <w:szCs w:val="26"/>
+              </w:rPr>
+            </w:pPr>
+            <w:r>
+              <w:rPr>
+                <w:rFonts w:ascii="Times New Roman" w:eastAsia="Times New Roman" w:hAnsi="Times New Roman" w:cs="Times New Roman"/>
+                <w:sz w:val="26"/>
+                <w:szCs w:val="26"/>
+              </w:rPr>
+              <w:t>Google Chrome / Microsoft Edge</w:t>
+            </w:r>
+          </w:p>
+        </w:tc>
+        <w:tc>
+          <w:tcPr>
+            <w:tcW w:w="1825" w:type="pct"/>
+            <w:hideMark/>
+          </w:tcPr>
+          <w:p>
+            <w:pPr>
+              <w:rPr>
+                <w:rFonts w:ascii="Times New Roman" w:eastAsia="Times New Roman" w:hAnsi="Times New Roman" w:cs="Times New Roman"/>
+                <w:sz w:val="26"/>
+                <w:szCs w:val="26"/>
+              </w:rPr>
+            </w:pPr>
+            <w:r>
+              <w:rPr>
+                <w:rFonts w:ascii="Times New Roman" w:eastAsia="Times New Roman" w:hAnsi="Times New Roman" w:cs="Times New Roman"/>
+                <w:sz w:val="26"/>
+                <w:szCs w:val="26"/>
+              </w:rPr>
+              <w:t>Google / Microsoft</w:t>
+            </w:r>
+          </w:p>
+        </w:tc>
+        <w:tc>
+          <w:tcPr>
+            <w:tcW w:w="835" w:type="pct"/>
+            <w:hideMark/>
+          </w:tcPr>
+          <w:p>
+            <w:pPr>
+              <w:rPr>
+                <w:rFonts w:ascii="Times New Roman" w:eastAsia="Times New Roman" w:hAnsi="Times New Roman" w:cs="Times New Roman"/>
+                <w:sz w:val="26"/>
+                <w:szCs w:val="26"/>
+              </w:rPr>
+            </w:pPr>
+            <w:r>
+              <w:rPr>
+                <w:rFonts w:ascii="Times New Roman" w:eastAsia="Times New Roman" w:hAnsi="Times New Roman" w:cs="Times New Roman"/>
+                <w:sz w:val="26"/>
+                <w:szCs w:val="26"/>
+              </w:rPr>
+              <w:t>Latest</w:t>
+            </w:r>
+          </w:p>
+        </w:tc>
+      </w:tr>
+      <w:tr>
+        <w:tc>
+          <w:tcPr>
+            <w:tcW w:w="789" w:type="pct"/>
+            <w:hideMark/>
+          </w:tcPr>
+          <w:p>
+            <w:pPr>
+              <w:rPr>
+                <w:rFonts w:ascii="Times New Roman" w:eastAsia="Times New Roman" w:hAnsi="Times New Roman" w:cs="Times New Roman"/>
+                <w:sz w:val="26"/>
+                <w:szCs w:val="26"/>
+              </w:rPr>
+            </w:pPr>
+            <w:r>
+              <w:rPr>
+                <w:rFonts w:ascii="Times New Roman" w:eastAsia="Times New Roman" w:hAnsi="Times New Roman" w:cs="Times New Roman"/>
+                <w:sz w:val="26"/>
+                <w:szCs w:val="26"/>
+              </w:rPr>
+              <w:t>Code Editor</w:t>
+            </w:r>
+          </w:p>
+        </w:tc>
+        <w:tc>
+          <w:tcPr>
+            <w:tcW w:w="1552" w:type="pct"/>
+            <w:hideMark/>
+          </w:tcPr>
+          <w:p>
+            <w:pPr>
+              <w:rPr>
+                <w:rFonts w:ascii="Times New Roman" w:eastAsia="Times New Roman" w:hAnsi="Times New Roman" w:cs="Times New Roman"/>
+                <w:sz w:val="26"/>
+                <w:szCs w:val="26"/>
+              </w:rPr>
+            </w:pPr>
+            <w:r>
+              <w:rPr>
+                <w:rFonts w:ascii="Times New Roman" w:eastAsia="Times New Roman" w:hAnsi="Times New Roman" w:cs="Times New Roman"/>
+                <w:sz w:val="26"/>
+                <w:szCs w:val="26"/>
+              </w:rPr>
+              <w:t>Visual Studio Code</w:t>
+            </w:r>
+          </w:p>
+        </w:tc>
+        <w:tc>
+          <w:tcPr>
+            <w:tcW w:w="1825" w:type="pct"/>
+            <w:hideMark/>
+          </w:tcPr>
+          <w:p>
+            <w:pPr>
+              <w:rPr>
+                <w:rFonts w:ascii="Times New Roman" w:eastAsia="Times New Roman" w:hAnsi="Times New Roman" w:cs="Times New Roman"/>
+                <w:sz w:val="26"/>
+                <w:szCs w:val="26"/>
+              </w:rPr>
+            </w:pPr>
+            <w:r>
+              <w:rPr>
+                <w:rFonts w:ascii="Times New Roman" w:eastAsia="Times New Roman" w:hAnsi="Times New Roman" w:cs="Times New Roman"/>
+                <w:sz w:val="26"/>
+                <w:szCs w:val="26"/>
+              </w:rPr>
+              <w:t>Microsoft</w:t>
+            </w:r>
+          </w:p>
+        </w:tc>
+        <w:tc>
+          <w:tcPr>
+            <w:tcW w:w="835" w:type="pct"/>
+            <w:hideMark/>
+          </w:tcPr>
+          <w:p>
+            <w:pPr>
+              <w:rPr>
+                <w:rFonts w:ascii="Times New Roman" w:eastAsia="Times New Roman" w:hAnsi="Times New Roman" w:cs="Times New Roman"/>
+                <w:sz w:val="26"/>
+                <w:szCs w:val="26"/>
+              </w:rPr>
+            </w:pPr>
+            <w:r>
+              <w:rPr>
+                <w:rFonts w:ascii="Times New Roman" w:eastAsia="Times New Roman" w:hAnsi="Times New Roman" w:cs="Times New Roman"/>
                 <w:sz w:val="26"/>
                 <w:szCs w:val="26"/>
               </w:rPr>
@@ -22640,9 +22976,6 @@
     </w:tbl>
     <w:p>
       <w:pPr>
-        <w:pStyle w:val="ListParagraph"/>
-        <w:spacing w:after="0" w:line="360" w:lineRule="auto"/>
-        <w:ind w:left="792"/>
         <w:rPr>
           <w:rFonts w:ascii="Times New Roman" w:hAnsi="Times New Roman" w:cs="Times New Roman"/>
           <w:b/>
@@ -22650,25 +22983,8 @@
           <w:szCs w:val="26"/>
         </w:rPr>
       </w:pPr>
-    </w:p>
-    <w:p>
-      <w:pPr>
-        <w:rPr>
-          <w:rFonts w:ascii="Times New Roman" w:hAnsi="Times New Roman" w:cs="Times New Roman"/>
-          <w:b/>
-          <w:sz w:val="26"/>
-          <w:szCs w:val="26"/>
-        </w:rPr>
-      </w:pPr>
-      <w:r>
-        <w:rPr>
-          <w:rFonts w:ascii="Times New Roman" w:hAnsi="Times New Roman" w:cs="Times New Roman"/>
-          <w:b/>
-          <w:sz w:val="26"/>
-          <w:szCs w:val="26"/>
-        </w:rPr>
-        <w:br w:type="page"/>
-      </w:r>
+      <w:bookmarkStart w:id="20" w:name="_GoBack"/>
+      <w:bookmarkEnd w:id="20"/>
     </w:p>
     <w:p>
       <w:pPr>
@@ -22694,7 +23010,6 @@
           <w:sz w:val="26"/>
           <w:szCs w:val="26"/>
         </w:rPr>
-        <w:lastRenderedPageBreak/>
         <w:t>VAI TRÒ VÀ TRÁCH NHIỆM</w:t>
       </w:r>
       <w:bookmarkEnd w:id="21"/>
@@ -23020,6 +23335,7 @@
                 <w:sz w:val="26"/>
                 <w:szCs w:val="26"/>
               </w:rPr>
+              <w:lastRenderedPageBreak/>
               <w:t xml:space="preserve">Theo dõi các vấn đề, rủi </w:t>
             </w:r>
             <w:r>
@@ -23109,6 +23425,7 @@
                 <w:sz w:val="26"/>
                 <w:szCs w:val="26"/>
               </w:rPr>
+              <w:lastRenderedPageBreak/>
               <w:t>Nhóm phát triển dự án</w:t>
             </w:r>
           </w:p>
@@ -23403,7 +23720,6 @@
                 <w:sz w:val="26"/>
                 <w:szCs w:val="26"/>
               </w:rPr>
-              <w:lastRenderedPageBreak/>
               <w:t>Phân tích nguyên nhân và sửa các lỗi được phát</w:t>
             </w:r>
             <w:r>
@@ -23498,7 +23814,6 @@
                 <w:sz w:val="26"/>
                 <w:szCs w:val="26"/>
               </w:rPr>
-              <w:lastRenderedPageBreak/>
               <w:t>Đội đảm bảo chất lượng</w:t>
             </w:r>
           </w:p>
@@ -23589,6 +23904,7 @@
                 <w:sz w:val="26"/>
                 <w:szCs w:val="26"/>
               </w:rPr>
+              <w:lastRenderedPageBreak/>
               <w:t>Nguyễn Thị Thúy Vương</w:t>
             </w:r>
           </w:p>
@@ -23639,6 +23955,7 @@
                 <w:sz w:val="26"/>
                 <w:szCs w:val="26"/>
               </w:rPr>
+              <w:lastRenderedPageBreak/>
               <w:t>Phân tích yêu cầu và xác định ph</w:t>
             </w:r>
             <w:r>
@@ -23738,6 +24055,7 @@
                 <w:sz w:val="26"/>
                 <w:szCs w:val="26"/>
               </w:rPr>
+              <w:lastRenderedPageBreak/>
               <w:t>Thực hiện Functional Testing đối với</w:t>
             </w:r>
             <w:r>
@@ -24002,9 +24320,7 @@
     </w:tbl>
     <w:p>
       <w:pPr>
-        <w:pStyle w:val="ListParagraph"/>
         <w:spacing w:after="0" w:line="360" w:lineRule="auto"/>
-        <w:ind w:left="360"/>
         <w:rPr>
           <w:rFonts w:ascii="Times New Roman" w:hAnsi="Times New Roman" w:cs="Times New Roman"/>
           <w:b/>
@@ -24014,8 +24330,8 @@
       </w:pPr>
     </w:p>
     <w:sectPr>
-      <w:headerReference w:type="default" r:id="rId11"/>
-      <w:footerReference w:type="default" r:id="rId12"/>
+      <w:headerReference w:type="default" r:id="rId9"/>
+      <w:footerReference w:type="default" r:id="rId10"/>
       <w:pgSz w:w="11907" w:h="16839" w:code="9"/>
       <w:pgMar w:top="1418" w:right="1134" w:bottom="1418" w:left="1701" w:header="720" w:footer="720" w:gutter="0"/>
       <w:pgNumType w:start="1"/>
@@ -24124,7 +24440,7 @@
         <w:sz w:val="26"/>
         <w:szCs w:val="26"/>
       </w:rPr>
-      <w:t>3</w:t>
+      <w:t>14</w:t>
     </w:r>
     <w:r>
       <w:rPr>
@@ -27348,6 +27664,7 @@
   <w:style w:type="character" w:default="1" w:styleId="DefaultParagraphFont">
     <w:name w:val="Default Paragraph Font"/>
     <w:uiPriority w:val="1"/>
+    <w:semiHidden/>
     <w:unhideWhenUsed/>
   </w:style>
   <w:style w:type="table" w:default="1" w:styleId="TableNormal">
@@ -27919,7 +28236,7 @@
 </file>
 
 <file path=customXml/itemProps1.xml><?xml version="1.0" encoding="utf-8"?>
-<ds:datastoreItem xmlns:ds="http://schemas.openxmlformats.org/officeDocument/2006/customXml" ds:itemID="{B1AE9BA1-3BBE-4705-9A69-756EE3F9A26D}">
+<ds:datastoreItem xmlns:ds="http://schemas.openxmlformats.org/officeDocument/2006/customXml" ds:itemID="{3886189B-D27B-4836-9C66-9FD943C7C6D5}">
   <ds:schemaRefs>
     <ds:schemaRef ds:uri="http://schemas.openxmlformats.org/officeDocument/2006/bibliography"/>
   </ds:schemaRefs>
